--- a/labs/lab4/report (2).docx
+++ b/labs/lab4/report (2).docx
@@ -684,8 +684,8 @@
           <w:szCs w:val="24"/>
         </w:rPr>
         <w:sectPr>
-          <w:headerReference w:type="default" r:id="rId5"/>
-          <w:headerReference w:type="first" r:id="rId6"/>
+          <w:headerReference w:type="default" r:id="rId7"/>
+          <w:headerReference w:type="first" r:id="rId8"/>
           <w:pgSz w:w="11906" w:h="16838"/>
           <w:pgMar w:top="1134" w:right="566" w:bottom="1276" w:left="1701" w:header="708" w:footer="708" w:gutter="0"/>
           <w:cols w:space="708"/>
@@ -2673,8 +2673,8 @@
           <w:rFonts w:ascii="Arial" w:hAnsi="Arial" w:cs="Arial"/>
         </w:rPr>
         <w:sectPr>
-          <w:headerReference w:type="default" r:id="rId7"/>
-          <w:headerReference w:type="first" r:id="rId8"/>
+          <w:headerReference w:type="default" r:id="rId9"/>
+          <w:headerReference w:type="first" r:id="rId10"/>
           <w:pgSz w:w="11906" w:h="16838"/>
           <w:pgMar w:top="1134" w:right="566" w:bottom="709" w:left="1701" w:header="708" w:footer="708" w:gutter="0"/>
           <w:cols w:space="708"/>
@@ -3605,7 +3605,7 @@
           <w:bCs/>
         </w:rPr>
         <w:sectPr>
-          <w:headerReference w:type="default" r:id="rId9"/>
+          <w:headerReference w:type="default" r:id="rId11"/>
           <w:pgSz w:w="11906" w:h="16838"/>
           <w:pgMar w:top="1507" w:right="566" w:bottom="1276" w:left="1701" w:header="0" w:footer="708" w:gutter="0"/>
           <w:pgNumType w:start="2"/>
@@ -3720,7 +3720,7 @@
                     </pic:cNvPicPr>
                   </pic:nvPicPr>
                   <pic:blipFill rotWithShape="1">
-                    <a:blip r:embed="rId10" cstate="print">
+                    <a:blip r:embed="rId12" cstate="print">
                       <a:extLst>
                         <a:ext uri="{28A0092B-C50C-407E-A947-70E740481C1C}">
                           <a14:useLocalDpi xmlns:a14="http://schemas.microsoft.com/office/drawing/2010/main" val="0"/>
@@ -4017,7 +4017,7 @@
                     </pic:cNvPicPr>
                   </pic:nvPicPr>
                   <pic:blipFill rotWithShape="1">
-                    <a:blip r:embed="rId11" cstate="print">
+                    <a:blip r:embed="rId13" cstate="print">
                       <a:extLst>
                         <a:ext uri="{28A0092B-C50C-407E-A947-70E740481C1C}">
                           <a14:useLocalDpi xmlns:a14="http://schemas.microsoft.com/office/drawing/2010/main" val="0"/>
@@ -4441,6 +4441,9 @@
         </w:rPr>
       </w:pPr>
       <w:r>
+        <w:rPr>
+          <w:noProof/>
+        </w:rPr>
         <w:drawing>
           <wp:inline distT="0" distB="0" distL="0" distR="0" wp14:anchorId="3207345A" wp14:editId="59702315">
             <wp:extent cx="4572000" cy="2533650"/>
@@ -4459,7 +4462,7 @@
                     </pic:cNvPicPr>
                   </pic:nvPicPr>
                   <pic:blipFill rotWithShape="1">
-                    <a:blip r:embed="rId12" cstate="print">
+                    <a:blip r:embed="rId14" cstate="print">
                       <a:extLst>
                         <a:ext uri="{28A0092B-C50C-407E-A947-70E740481C1C}">
                           <a14:useLocalDpi xmlns:a14="http://schemas.microsoft.com/office/drawing/2010/main" val="0"/>
@@ -4833,6 +4836,9 @@
         </w:rPr>
       </w:pPr>
       <w:r>
+        <w:rPr>
+          <w:noProof/>
+        </w:rPr>
         <w:drawing>
           <wp:inline distT="0" distB="0" distL="0" distR="0" wp14:anchorId="3489D54C" wp14:editId="26C89562">
             <wp:extent cx="2914650" cy="1447800"/>
@@ -4851,7 +4857,7 @@
                     </pic:cNvPicPr>
                   </pic:nvPicPr>
                   <pic:blipFill rotWithShape="1">
-                    <a:blip r:embed="rId13" cstate="print">
+                    <a:blip r:embed="rId15" cstate="print">
                       <a:extLst>
                         <a:ext uri="{28A0092B-C50C-407E-A947-70E740481C1C}">
                           <a14:useLocalDpi xmlns:a14="http://schemas.microsoft.com/office/drawing/2010/main" val="0"/>
@@ -5203,6 +5209,9 @@
         </w:rPr>
       </w:pPr>
       <w:r>
+        <w:rPr>
+          <w:noProof/>
+        </w:rPr>
         <w:lastRenderedPageBreak/>
         <w:drawing>
           <wp:inline distT="0" distB="0" distL="0" distR="0" wp14:anchorId="0A9D17D8" wp14:editId="47A8781C">
@@ -5222,7 +5231,7 @@
                     </pic:cNvPicPr>
                   </pic:nvPicPr>
                   <pic:blipFill rotWithShape="1">
-                    <a:blip r:embed="rId14" cstate="print">
+                    <a:blip r:embed="rId16" cstate="print">
                       <a:extLst>
                         <a:ext uri="{28A0092B-C50C-407E-A947-70E740481C1C}">
                           <a14:useLocalDpi xmlns:a14="http://schemas.microsoft.com/office/drawing/2010/main" val="0"/>
@@ -5875,6 +5884,9 @@
         </w:rPr>
       </w:pPr>
       <w:r>
+        <w:rPr>
+          <w:noProof/>
+        </w:rPr>
         <w:drawing>
           <wp:inline distT="0" distB="0" distL="0" distR="0" wp14:anchorId="2FDA457A" wp14:editId="63A81FC0">
             <wp:extent cx="3381375" cy="1990725"/>
@@ -5893,7 +5905,7 @@
                     </pic:cNvPicPr>
                   </pic:nvPicPr>
                   <pic:blipFill rotWithShape="1">
-                    <a:blip r:embed="rId15" cstate="print">
+                    <a:blip r:embed="rId17" cstate="print">
                       <a:extLst>
                         <a:ext uri="{28A0092B-C50C-407E-A947-70E740481C1C}">
                           <a14:useLocalDpi xmlns:a14="http://schemas.microsoft.com/office/drawing/2010/main" val="0"/>
@@ -5979,10 +5991,7 @@
         <w:t>1.</w:t>
       </w:r>
       <w:r>
-        <w:t xml:space="preserve"> ч</w:t>
-      </w:r>
-      <w:r>
-        <w:t xml:space="preserve">ерез функцию </w:t>
+        <w:t xml:space="preserve"> через функцию </w:t>
       </w:r>
       <w:proofErr w:type="spellStart"/>
       <w:proofErr w:type="gramStart"/>
@@ -6027,10 +6036,7 @@
         <w:t xml:space="preserve"> </w:t>
       </w:r>
       <w:r>
-        <w:t>2. д</w:t>
-      </w:r>
-      <w:r>
-        <w:t>алее выполняется проверка:</w:t>
+        <w:t>2. далее выполняется проверка:</w:t>
       </w:r>
     </w:p>
     <w:p>
@@ -6052,10 +6058,7 @@
         <w:t>делится на 400</w:t>
       </w:r>
       <w:r>
-        <w:t>, и</w:t>
-      </w:r>
-      <w:r>
-        <w:t>наче год не високосный.</w:t>
+        <w:t>, иначе год не високосный.</w:t>
       </w:r>
     </w:p>
     <w:p>
@@ -6154,6 +6157,9 @@
         </w:rPr>
       </w:pPr>
       <w:r>
+        <w:rPr>
+          <w:noProof/>
+        </w:rPr>
         <w:lastRenderedPageBreak/>
         <w:drawing>
           <wp:inline distT="0" distB="0" distL="0" distR="0" wp14:anchorId="22CD2720" wp14:editId="3362B005">
@@ -6173,7 +6179,7 @@
                     </pic:cNvPicPr>
                   </pic:nvPicPr>
                   <pic:blipFill rotWithShape="1">
-                    <a:blip r:embed="rId16" cstate="print">
+                    <a:blip r:embed="rId18" cstate="print">
                       <a:extLst>
                         <a:ext uri="{28A0092B-C50C-407E-A947-70E740481C1C}">
                           <a14:useLocalDpi xmlns:a14="http://schemas.microsoft.com/office/drawing/2010/main" val="0"/>
@@ -6542,6 +6548,9 @@
         </w:rPr>
       </w:pPr>
       <w:r>
+        <w:rPr>
+          <w:noProof/>
+        </w:rPr>
         <w:drawing>
           <wp:inline distT="0" distB="0" distL="0" distR="0" wp14:anchorId="54638E61" wp14:editId="53238498">
             <wp:extent cx="3019425" cy="3257550"/>
@@ -6560,7 +6569,7 @@
                     </pic:cNvPicPr>
                   </pic:nvPicPr>
                   <pic:blipFill rotWithShape="1">
-                    <a:blip r:embed="rId17" cstate="print">
+                    <a:blip r:embed="rId19" cstate="print">
                       <a:extLst>
                         <a:ext uri="{28A0092B-C50C-407E-A947-70E740481C1C}">
                           <a14:useLocalDpi xmlns:a14="http://schemas.microsoft.com/office/drawing/2010/main" val="0"/>
@@ -7114,7 +7123,22 @@
           <w:szCs w:val="24"/>
           <w:lang w:val="en-US"/>
         </w:rPr>
-        <w:t>try-except</w:t>
+        <w:t>try</w:t>
+      </w:r>
+      <w:r>
+        <w:rPr>
+          <w:sz w:val="24"/>
+          <w:szCs w:val="24"/>
+        </w:rPr>
+        <w:t>-</w:t>
+      </w:r>
+      <w:r>
+        <w:rPr>
+          <w:sz w:val="24"/>
+          <w:szCs w:val="24"/>
+          <w:lang w:val="en-US"/>
+        </w:rPr>
+        <w:t>except</w:t>
       </w:r>
       <w:r>
         <w:rPr>
@@ -7179,6 +7203,9 @@
         </w:rPr>
       </w:pPr>
       <w:r>
+        <w:rPr>
+          <w:noProof/>
+        </w:rPr>
         <w:drawing>
           <wp:inline distT="0" distB="0" distL="0" distR="0" wp14:anchorId="27C5387E" wp14:editId="6F866A6F">
             <wp:extent cx="4838700" cy="2714625"/>
@@ -7197,7 +7224,7 @@
                     </pic:cNvPicPr>
                   </pic:nvPicPr>
                   <pic:blipFill rotWithShape="1">
-                    <a:blip r:embed="rId18" cstate="print">
+                    <a:blip r:embed="rId20" cstate="print">
                       <a:extLst>
                         <a:ext uri="{28A0092B-C50C-407E-A947-70E740481C1C}">
                           <a14:useLocalDpi xmlns:a14="http://schemas.microsoft.com/office/drawing/2010/main" val="0"/>
@@ -7758,6 +7785,9 @@
         </w:rPr>
       </w:pPr>
       <w:r>
+        <w:rPr>
+          <w:noProof/>
+        </w:rPr>
         <w:lastRenderedPageBreak/>
         <w:drawing>
           <wp:inline distT="0" distB="0" distL="0" distR="0" wp14:anchorId="40CF0F73" wp14:editId="173D7C1B">
@@ -7777,7 +7807,7 @@
                     </pic:cNvPicPr>
                   </pic:nvPicPr>
                   <pic:blipFill rotWithShape="1">
-                    <a:blip r:embed="rId19" cstate="print">
+                    <a:blip r:embed="rId21" cstate="print">
                       <a:extLst>
                         <a:ext uri="{28A0092B-C50C-407E-A947-70E740481C1C}">
                           <a14:useLocalDpi xmlns:a14="http://schemas.microsoft.com/office/drawing/2010/main" val="0"/>
@@ -7856,19 +7886,18 @@
         <w:tabs>
           <w:tab w:val="left" w:pos="1168"/>
         </w:tabs>
-        <w:spacing w:line="360" w:lineRule="auto"/>
-        <w:ind w:left="850"/>
-        <w:rPr>
-          <w:sz w:val="24"/>
-        </w:rPr>
-      </w:pPr>
-      <w:r>
-        <w:rPr>
-          <w:rFonts w:ascii="Times New Roman" w:hAnsi="Times New Roman" w:cs="Times New Roman"/>
-          <w:sz w:val="24"/>
-          <w:szCs w:val="24"/>
-        </w:rPr>
-        <w:tab/>
+        <w:spacing w:after="0" w:line="360" w:lineRule="auto"/>
+        <w:ind w:firstLine="567"/>
+        <w:rPr>
+          <w:sz w:val="24"/>
+        </w:rPr>
+      </w:pPr>
+      <w:r>
+        <w:rPr>
+          <w:rFonts w:ascii="Times New Roman" w:hAnsi="Times New Roman" w:cs="Times New Roman"/>
+          <w:sz w:val="24"/>
+          <w:szCs w:val="24"/>
+        </w:rPr>
         <w:t>1</w:t>
       </w:r>
       <w:r>
@@ -7881,7 +7910,7 @@
         <w:rPr>
           <w:sz w:val="24"/>
         </w:rPr>
-        <w:t>В</w:t>
+        <w:t>в</w:t>
       </w:r>
       <w:r>
         <w:rPr>
@@ -7975,7 +8004,14 @@
           <w:spacing w:val="-2"/>
           <w:sz w:val="24"/>
         </w:rPr>
-        <w:t>Да!».</w:t>
+        <w:t>Да!»</w:t>
+      </w:r>
+      <w:r>
+        <w:rPr>
+          <w:spacing w:val="-2"/>
+          <w:sz w:val="24"/>
+        </w:rPr>
+        <w:t>;</w:t>
       </w:r>
     </w:p>
     <w:p>
@@ -7984,7 +8020,7 @@
           <w:tab w:val="left" w:pos="1167"/>
         </w:tabs>
         <w:spacing w:after="0" w:line="360" w:lineRule="auto"/>
-        <w:ind w:left="849" w:right="139"/>
+        <w:ind w:right="139" w:firstLine="567"/>
         <w:rPr>
           <w:sz w:val="24"/>
         </w:rPr>
@@ -7999,7 +8035,7 @@
         <w:rPr>
           <w:sz w:val="24"/>
         </w:rPr>
-        <w:t>С</w:t>
+        <w:t>с</w:t>
       </w:r>
       <w:r>
         <w:rPr>
@@ -8137,7 +8173,14 @@
           <w:spacing w:val="-2"/>
           <w:sz w:val="24"/>
         </w:rPr>
-        <w:t>подряд.</w:t>
+        <w:t>подряд</w:t>
+      </w:r>
+      <w:r>
+        <w:rPr>
+          <w:spacing w:val="-2"/>
+          <w:sz w:val="24"/>
+        </w:rPr>
+        <w:t>;</w:t>
       </w:r>
     </w:p>
     <w:p>
@@ -8146,7 +8189,7 @@
           <w:tab w:val="left" w:pos="1168"/>
         </w:tabs>
         <w:spacing w:after="0" w:line="360" w:lineRule="auto"/>
-        <w:ind w:left="850"/>
+        <w:ind w:firstLine="567"/>
         <w:rPr>
           <w:sz w:val="24"/>
         </w:rPr>
@@ -8161,7 +8204,13 @@
         <w:rPr>
           <w:sz w:val="24"/>
         </w:rPr>
-        <w:t>Результат</w:t>
+        <w:t>р</w:t>
+      </w:r>
+      <w:r>
+        <w:rPr>
+          <w:sz w:val="24"/>
+        </w:rPr>
+        <w:t>езультат</w:t>
       </w:r>
       <w:r>
         <w:rPr>
@@ -8275,7 +8324,7 @@
       <w:pPr>
         <w:pStyle w:val="a8"/>
         <w:spacing w:line="360" w:lineRule="auto"/>
-        <w:ind w:left="850"/>
+        <w:ind w:left="0"/>
       </w:pPr>
       <w:r>
         <w:t>После</w:t>
@@ -8370,7 +8419,7 @@
       <w:pPr>
         <w:pStyle w:val="a8"/>
         <w:spacing w:line="360" w:lineRule="auto"/>
-        <w:ind w:left="141"/>
+        <w:ind w:left="0"/>
       </w:pPr>
       <w:proofErr w:type="spellStart"/>
       <w:proofErr w:type="gramStart"/>
@@ -8409,21 +8458,6 @@
           <w:spacing w:val="-2"/>
         </w:rPr>
         <w:t>Да!».</w:t>
-      </w:r>
-    </w:p>
-    <w:p>
-      <w:pPr>
-        <w:spacing w:after="0" w:line="360" w:lineRule="auto"/>
-        <w:jc w:val="both"/>
-        <w:rPr>
-          <w:rFonts w:ascii="Arial" w:hAnsi="Arial" w:cs="Arial"/>
-        </w:rPr>
-      </w:pPr>
-      <w:r>
-        <w:rPr>
-          <w:rFonts w:ascii="Arial" w:hAnsi="Arial" w:cs="Arial"/>
-        </w:rPr>
-        <w:tab/>
       </w:r>
     </w:p>
     <w:p>
@@ -8509,6 +8543,56 @@
     </w:sectPr>
   </w:body>
 </w:document>
+</file>
+
+<file path=word/endnotes.xml><?xml version="1.0" encoding="utf-8"?>
+<w:endnotes xmlns:wpc="http://schemas.microsoft.com/office/word/2010/wordprocessingCanvas" xmlns:cx="http://schemas.microsoft.com/office/drawing/2014/chartex" xmlns:cx1="http://schemas.microsoft.com/office/drawing/2015/9/8/chartex" xmlns:cx2="http://schemas.microsoft.com/office/drawing/2015/10/21/chartex" xmlns:cx3="http://schemas.microsoft.com/office/drawing/2016/5/9/chartex" xmlns:cx4="http://schemas.microsoft.com/office/drawing/2016/5/10/chartex" xmlns:cx5="http://schemas.microsoft.com/office/drawing/2016/5/11/chartex" xmlns:cx6="http://schemas.microsoft.com/office/drawing/2016/5/12/chartex" xmlns:cx7="http://schemas.microsoft.com/office/drawing/2016/5/13/chartex" xmlns:cx8="http://schemas.microsoft.com/office/drawing/2016/5/14/chartex" xmlns:mc="http://schemas.openxmlformats.org/markup-compatibility/2006" xmlns:aink="http://schemas.microsoft.com/office/drawing/2016/ink" xmlns:am3d="http://schemas.microsoft.com/office/drawing/2017/model3d" xmlns:o="urn:schemas-microsoft-com:office:office" xmlns:r="http://schemas.openxmlformats.org/officeDocument/2006/relationships" xmlns:m="http://schemas.openxmlformats.org/officeDocument/2006/math" xmlns:v="urn:schemas-microsoft-com:vml" xmlns:wp14="http://schemas.microsoft.com/office/word/2010/wordprocessingDrawing" xmlns:wp="http://schemas.openxmlformats.org/drawingml/2006/wordprocessingDrawing" xmlns:w10="urn:schemas-microsoft-com:office:word" xmlns:w="http://schemas.openxmlformats.org/wordprocessingml/2006/main" xmlns:w14="http://schemas.microsoft.com/office/word/2010/wordml" xmlns:w15="http://schemas.microsoft.com/office/word/2012/wordml" xmlns:w16cex="http://schemas.microsoft.com/office/word/2018/wordml/cex" xmlns:w16cid="http://schemas.microsoft.com/office/word/2016/wordml/cid" xmlns:w16="http://schemas.microsoft.com/office/word/2018/wordml" xmlns:w16sdtdh="http://schemas.microsoft.com/office/word/2020/wordml/sdtdatahash" xmlns:w16se="http://schemas.microsoft.com/office/word/2015/wordml/symex" xmlns:wpg="http://schemas.microsoft.com/office/word/2010/wordprocessingGroup" xmlns:wpi="http://schemas.microsoft.com/office/word/2010/wordprocessingInk" xmlns:wne="http://schemas.microsoft.com/office/word/2006/wordml" xmlns:wps="http://schemas.microsoft.com/office/word/2010/wordprocessingShape" mc:Ignorable="w14 w15 w16se w16cid w16 w16cex w16sdtdh wp14">
+  <w:endnote w:type="separator" w:id="-1">
+    <w:p>
+      <w:pPr>
+        <w:spacing w:after="0" w:line="240" w:lineRule="auto"/>
+      </w:pPr>
+      <w:r>
+        <w:separator/>
+      </w:r>
+    </w:p>
+  </w:endnote>
+  <w:endnote w:type="continuationSeparator" w:id="0">
+    <w:p>
+      <w:pPr>
+        <w:spacing w:after="0" w:line="240" w:lineRule="auto"/>
+      </w:pPr>
+      <w:r>
+        <w:continuationSeparator/>
+      </w:r>
+    </w:p>
+  </w:endnote>
+</w:endnotes>
+</file>
+
+<file path=word/footnotes.xml><?xml version="1.0" encoding="utf-8"?>
+<w:footnotes xmlns:wpc="http://schemas.microsoft.com/office/word/2010/wordprocessingCanvas" xmlns:cx="http://schemas.microsoft.com/office/drawing/2014/chartex" xmlns:cx1="http://schemas.microsoft.com/office/drawing/2015/9/8/chartex" xmlns:cx2="http://schemas.microsoft.com/office/drawing/2015/10/21/chartex" xmlns:cx3="http://schemas.microsoft.com/office/drawing/2016/5/9/chartex" xmlns:cx4="http://schemas.microsoft.com/office/drawing/2016/5/10/chartex" xmlns:cx5="http://schemas.microsoft.com/office/drawing/2016/5/11/chartex" xmlns:cx6="http://schemas.microsoft.com/office/drawing/2016/5/12/chartex" xmlns:cx7="http://schemas.microsoft.com/office/drawing/2016/5/13/chartex" xmlns:cx8="http://schemas.microsoft.com/office/drawing/2016/5/14/chartex" xmlns:mc="http://schemas.openxmlformats.org/markup-compatibility/2006" xmlns:aink="http://schemas.microsoft.com/office/drawing/2016/ink" xmlns:am3d="http://schemas.microsoft.com/office/drawing/2017/model3d" xmlns:o="urn:schemas-microsoft-com:office:office" xmlns:r="http://schemas.openxmlformats.org/officeDocument/2006/relationships" xmlns:m="http://schemas.openxmlformats.org/officeDocument/2006/math" xmlns:v="urn:schemas-microsoft-com:vml" xmlns:wp14="http://schemas.microsoft.com/office/word/2010/wordprocessingDrawing" xmlns:wp="http://schemas.openxmlformats.org/drawingml/2006/wordprocessingDrawing" xmlns:w10="urn:schemas-microsoft-com:office:word" xmlns:w="http://schemas.openxmlformats.org/wordprocessingml/2006/main" xmlns:w14="http://schemas.microsoft.com/office/word/2010/wordml" xmlns:w15="http://schemas.microsoft.com/office/word/2012/wordml" xmlns:w16cex="http://schemas.microsoft.com/office/word/2018/wordml/cex" xmlns:w16cid="http://schemas.microsoft.com/office/word/2016/wordml/cid" xmlns:w16="http://schemas.microsoft.com/office/word/2018/wordml" xmlns:w16sdtdh="http://schemas.microsoft.com/office/word/2020/wordml/sdtdatahash" xmlns:w16se="http://schemas.microsoft.com/office/word/2015/wordml/symex" xmlns:wpg="http://schemas.microsoft.com/office/word/2010/wordprocessingGroup" xmlns:wpi="http://schemas.microsoft.com/office/word/2010/wordprocessingInk" xmlns:wne="http://schemas.microsoft.com/office/word/2006/wordml" xmlns:wps="http://schemas.microsoft.com/office/word/2010/wordprocessingShape" mc:Ignorable="w14 w15 w16se w16cid w16 w16cex w16sdtdh wp14">
+  <w:footnote w:type="separator" w:id="-1">
+    <w:p>
+      <w:pPr>
+        <w:spacing w:after="0" w:line="240" w:lineRule="auto"/>
+      </w:pPr>
+      <w:r>
+        <w:separator/>
+      </w:r>
+    </w:p>
+  </w:footnote>
+  <w:footnote w:type="continuationSeparator" w:id="0">
+    <w:p>
+      <w:pPr>
+        <w:spacing w:after="0" w:line="240" w:lineRule="auto"/>
+      </w:pPr>
+      <w:r>
+        <w:continuationSeparator/>
+      </w:r>
+    </w:p>
+  </w:footnote>
+</w:footnotes>
 </file>
 
 <file path=word/header1.xml><?xml version="1.0" encoding="utf-8"?>

--- a/labs/lab4/report (2).docx
+++ b/labs/lab4/report (2).docx
@@ -3789,8 +3789,16 @@
           <w:rFonts w:ascii="Times New Roman" w:hAnsi="Times New Roman" w:cs="Times New Roman"/>
           <w:sz w:val="24"/>
           <w:szCs w:val="24"/>
-        </w:rPr>
-        <w:tab/>
+          <w:lang w:val="en-US"/>
+        </w:rPr>
+        <w:t xml:space="preserve">         </w:t>
+      </w:r>
+      <w:r>
+        <w:rPr>
+          <w:rFonts w:ascii="Times New Roman" w:hAnsi="Times New Roman" w:cs="Times New Roman"/>
+          <w:sz w:val="24"/>
+          <w:szCs w:val="24"/>
+        </w:rPr>
         <w:t>Пояснение работы программы:</w:t>
       </w:r>
     </w:p>
@@ -4087,8 +4095,16 @@
           <w:rFonts w:ascii="Times New Roman" w:hAnsi="Times New Roman" w:cs="Times New Roman"/>
           <w:sz w:val="24"/>
           <w:szCs w:val="24"/>
-        </w:rPr>
-        <w:tab/>
+          <w:lang w:val="en-US"/>
+        </w:rPr>
+        <w:t xml:space="preserve">         </w:t>
+      </w:r>
+      <w:r>
+        <w:rPr>
+          <w:rFonts w:ascii="Times New Roman" w:hAnsi="Times New Roman" w:cs="Times New Roman"/>
+          <w:sz w:val="24"/>
+          <w:szCs w:val="24"/>
+        </w:rPr>
         <w:t>Пояснение работы программы:</w:t>
       </w:r>
     </w:p>
@@ -4531,8 +4547,16 @@
           <w:rFonts w:ascii="Times New Roman" w:hAnsi="Times New Roman" w:cs="Times New Roman"/>
           <w:sz w:val="24"/>
           <w:szCs w:val="24"/>
-        </w:rPr>
-        <w:tab/>
+          <w:lang w:val="en-US"/>
+        </w:rPr>
+        <w:t xml:space="preserve">         </w:t>
+      </w:r>
+      <w:r>
+        <w:rPr>
+          <w:rFonts w:ascii="Times New Roman" w:hAnsi="Times New Roman" w:cs="Times New Roman"/>
+          <w:sz w:val="24"/>
+          <w:szCs w:val="24"/>
+        </w:rPr>
         <w:t>Пояснение работы программы:</w:t>
       </w:r>
     </w:p>
@@ -4922,8 +4946,15 @@
         <w:rPr>
           <w:rFonts w:ascii="Times New Roman" w:hAnsi="Times New Roman" w:cs="Times New Roman"/>
           <w:sz w:val="24"/>
-        </w:rPr>
-        <w:tab/>
+          <w:lang w:val="en-US"/>
+        </w:rPr>
+        <w:t xml:space="preserve">         </w:t>
+      </w:r>
+      <w:r>
+        <w:rPr>
+          <w:rFonts w:ascii="Times New Roman" w:hAnsi="Times New Roman" w:cs="Times New Roman"/>
+          <w:sz w:val="24"/>
+        </w:rPr>
         <w:t>Пояснение работы программы:</w:t>
       </w:r>
     </w:p>
@@ -5287,13 +5318,20 @@
     <w:p>
       <w:pPr>
         <w:spacing w:after="0" w:line="360" w:lineRule="auto"/>
-        <w:ind w:firstLine="708"/>
         <w:jc w:val="both"/>
         <w:rPr>
           <w:rFonts w:ascii="Times New Roman" w:hAnsi="Times New Roman" w:cs="Times New Roman"/>
           <w:sz w:val="24"/>
         </w:rPr>
       </w:pPr>
+      <w:r>
+        <w:rPr>
+          <w:rFonts w:ascii="Times New Roman" w:hAnsi="Times New Roman" w:cs="Times New Roman"/>
+          <w:sz w:val="24"/>
+          <w:lang w:val="en-US"/>
+        </w:rPr>
+        <w:t xml:space="preserve">         </w:t>
+      </w:r>
       <w:r>
         <w:rPr>
           <w:rFonts w:ascii="Times New Roman" w:hAnsi="Times New Roman" w:cs="Times New Roman"/>
@@ -5963,7 +6001,6 @@
     <w:p>
       <w:pPr>
         <w:spacing w:after="0" w:line="360" w:lineRule="auto"/>
-        <w:ind w:firstLine="567"/>
         <w:jc w:val="both"/>
         <w:rPr>
           <w:rFonts w:ascii="Times New Roman" w:hAnsi="Times New Roman" w:cs="Times New Roman"/>
@@ -5971,6 +6008,15 @@
           <w:szCs w:val="24"/>
         </w:rPr>
       </w:pPr>
+      <w:r>
+        <w:rPr>
+          <w:rFonts w:ascii="Times New Roman" w:hAnsi="Times New Roman" w:cs="Times New Roman"/>
+          <w:sz w:val="24"/>
+          <w:szCs w:val="24"/>
+          <w:lang w:val="en-US"/>
+        </w:rPr>
+        <w:t xml:space="preserve">         </w:t>
+      </w:r>
       <w:r>
         <w:rPr>
           <w:rFonts w:ascii="Times New Roman" w:hAnsi="Times New Roman" w:cs="Times New Roman"/>
@@ -6237,7 +6283,6 @@
     <w:p>
       <w:pPr>
         <w:spacing w:after="0" w:line="360" w:lineRule="auto"/>
-        <w:ind w:firstLine="708"/>
         <w:jc w:val="both"/>
         <w:rPr>
           <w:rFonts w:ascii="Times New Roman" w:hAnsi="Times New Roman" w:cs="Times New Roman"/>
@@ -6245,6 +6290,15 @@
           <w:szCs w:val="24"/>
         </w:rPr>
       </w:pPr>
+      <w:r>
+        <w:rPr>
+          <w:rFonts w:ascii="Times New Roman" w:hAnsi="Times New Roman" w:cs="Times New Roman"/>
+          <w:sz w:val="24"/>
+          <w:szCs w:val="24"/>
+          <w:lang w:val="en-US"/>
+        </w:rPr>
+        <w:t xml:space="preserve">         </w:t>
+      </w:r>
       <w:r>
         <w:rPr>
           <w:rFonts w:ascii="Times New Roman" w:hAnsi="Times New Roman" w:cs="Times New Roman"/>
@@ -6627,7 +6681,6 @@
     <w:p>
       <w:pPr>
         <w:spacing w:after="0" w:line="360" w:lineRule="auto"/>
-        <w:ind w:firstLine="708"/>
         <w:jc w:val="both"/>
         <w:rPr>
           <w:rFonts w:ascii="Times New Roman" w:hAnsi="Times New Roman" w:cs="Times New Roman"/>
@@ -6635,6 +6688,15 @@
           <w:szCs w:val="24"/>
         </w:rPr>
       </w:pPr>
+      <w:r>
+        <w:rPr>
+          <w:rFonts w:ascii="Times New Roman" w:hAnsi="Times New Roman" w:cs="Times New Roman"/>
+          <w:sz w:val="24"/>
+          <w:szCs w:val="24"/>
+          <w:lang w:val="en-US"/>
+        </w:rPr>
+        <w:t xml:space="preserve">         </w:t>
+      </w:r>
       <w:r>
         <w:rPr>
           <w:rFonts w:ascii="Times New Roman" w:hAnsi="Times New Roman" w:cs="Times New Roman"/>
@@ -7282,7 +7344,6 @@
     <w:p>
       <w:pPr>
         <w:spacing w:after="0" w:line="360" w:lineRule="auto"/>
-        <w:ind w:firstLine="708"/>
         <w:jc w:val="both"/>
         <w:rPr>
           <w:rFonts w:ascii="Times New Roman" w:hAnsi="Times New Roman" w:cs="Times New Roman"/>
@@ -7290,6 +7351,15 @@
           <w:szCs w:val="24"/>
         </w:rPr>
       </w:pPr>
+      <w:r>
+        <w:rPr>
+          <w:rFonts w:ascii="Times New Roman" w:hAnsi="Times New Roman" w:cs="Times New Roman"/>
+          <w:sz w:val="24"/>
+          <w:szCs w:val="24"/>
+          <w:lang w:val="en-US"/>
+        </w:rPr>
+        <w:t xml:space="preserve">         </w:t>
+      </w:r>
       <w:r>
         <w:rPr>
           <w:rFonts w:ascii="Times New Roman" w:hAnsi="Times New Roman" w:cs="Times New Roman"/>
@@ -7876,8 +7946,16 @@
           <w:rFonts w:ascii="Times New Roman" w:hAnsi="Times New Roman" w:cs="Times New Roman"/>
           <w:sz w:val="24"/>
           <w:szCs w:val="24"/>
-        </w:rPr>
-        <w:tab/>
+          <w:lang w:val="en-US"/>
+        </w:rPr>
+        <w:t xml:space="preserve">         </w:t>
+      </w:r>
+      <w:r>
+        <w:rPr>
+          <w:rFonts w:ascii="Times New Roman" w:hAnsi="Times New Roman" w:cs="Times New Roman"/>
+          <w:sz w:val="24"/>
+          <w:szCs w:val="24"/>
+        </w:rPr>
         <w:t>Пояснение работы программы:</w:t>
       </w:r>
     </w:p>

--- a/labs/lab4/report (2).docx
+++ b/labs/lab4/report (2).docx
@@ -3700,7 +3700,10 @@
       </w:pPr>
       <w:r>
         <w:rPr>
+          <w:rFonts w:ascii="Times New Roman" w:hAnsi="Times New Roman" w:cs="Times New Roman"/>
           <w:noProof/>
+          <w:sz w:val="24"/>
+          <w:szCs w:val="24"/>
         </w:rPr>
         <w:drawing>
           <wp:inline distT="0" distB="0" distL="0" distR="0" wp14:anchorId="7C0BF5F4" wp14:editId="71E79549">
@@ -3789,7 +3792,6 @@
           <w:rFonts w:ascii="Times New Roman" w:hAnsi="Times New Roman" w:cs="Times New Roman"/>
           <w:sz w:val="24"/>
           <w:szCs w:val="24"/>
-          <w:lang w:val="en-US"/>
         </w:rPr>
         <w:t xml:space="preserve">         </w:t>
       </w:r>
@@ -3817,13 +3819,28 @@
         <w:rPr>
           <w:rStyle w:val="translatable-message"/>
         </w:rPr>
-        <w:t xml:space="preserve">1. при помощи функции </w:t>
+        <w:t>1</w:t>
+      </w:r>
+      <w:r>
+        <w:rPr>
+          <w:rStyle w:val="translatable-message"/>
+        </w:rPr>
+        <w:t xml:space="preserve">) </w:t>
+      </w:r>
+      <w:r>
+        <w:rPr>
+          <w:rStyle w:val="translatable-message"/>
+        </w:rPr>
+        <w:t xml:space="preserve">при помощи функции </w:t>
       </w:r>
       <w:proofErr w:type="spellStart"/>
       <w:proofErr w:type="gramStart"/>
       <w:r>
         <w:rPr>
           <w:rStyle w:val="HTML"/>
+          <w:rFonts w:ascii="Times New Roman" w:hAnsi="Times New Roman" w:cs="Times New Roman"/>
+          <w:sz w:val="24"/>
+          <w:szCs w:val="24"/>
         </w:rPr>
         <w:t>input</w:t>
       </w:r>
@@ -3831,6 +3848,9 @@
       <w:r>
         <w:rPr>
           <w:rStyle w:val="HTML"/>
+          <w:rFonts w:ascii="Times New Roman" w:hAnsi="Times New Roman" w:cs="Times New Roman"/>
+          <w:sz w:val="24"/>
+          <w:szCs w:val="24"/>
         </w:rPr>
         <w:t>(</w:t>
       </w:r>
@@ -3838,6 +3858,9 @@
       <w:r>
         <w:rPr>
           <w:rStyle w:val="HTML"/>
+          <w:rFonts w:ascii="Times New Roman" w:hAnsi="Times New Roman" w:cs="Times New Roman"/>
+          <w:sz w:val="24"/>
+          <w:szCs w:val="24"/>
         </w:rPr>
         <w:t>)</w:t>
       </w:r>
@@ -3851,6 +3874,9 @@
       <w:r>
         <w:rPr>
           <w:rStyle w:val="HTML"/>
+          <w:rFonts w:ascii="Times New Roman" w:hAnsi="Times New Roman" w:cs="Times New Roman"/>
+          <w:sz w:val="24"/>
+          <w:szCs w:val="24"/>
         </w:rPr>
         <w:t>int</w:t>
       </w:r>
@@ -3859,13 +3885,7 @@
         <w:rPr>
           <w:rStyle w:val="translatable-message"/>
         </w:rPr>
-        <w:t>)</w:t>
-      </w:r>
-      <w:r>
-        <w:rPr>
-          <w:rStyle w:val="translatable-message"/>
-        </w:rPr>
-        <w:t>;</w:t>
+        <w:t>);</w:t>
       </w:r>
     </w:p>
     <w:p>
@@ -3882,12 +3902,27 @@
         <w:rPr>
           <w:rStyle w:val="translatable-message"/>
         </w:rPr>
-        <w:t xml:space="preserve">2. затем через конструкцию </w:t>
+        <w:t>2</w:t>
+      </w:r>
+      <w:r>
+        <w:rPr>
+          <w:rStyle w:val="translatable-message"/>
+        </w:rPr>
+        <w:t>)</w:t>
+      </w:r>
+      <w:r>
+        <w:rPr>
+          <w:rStyle w:val="translatable-message"/>
+        </w:rPr>
+        <w:t xml:space="preserve"> затем через конструкцию </w:t>
       </w:r>
       <w:proofErr w:type="spellStart"/>
       <w:r>
         <w:rPr>
           <w:rStyle w:val="HTML"/>
+          <w:rFonts w:ascii="Times New Roman" w:hAnsi="Times New Roman" w:cs="Times New Roman"/>
+          <w:sz w:val="24"/>
+          <w:szCs w:val="24"/>
         </w:rPr>
         <w:t>if</w:t>
       </w:r>
@@ -3896,13 +3931,7 @@
         <w:rPr>
           <w:rStyle w:val="translatable-message"/>
         </w:rPr>
-        <w:t xml:space="preserve"> проверяется условие – если температура строго больше 19, выводится сообщение «Кондиционер выключен». В противном случае (то есть при температуре 19 и ниже) выводится «Кондиционер включен»</w:t>
-      </w:r>
-      <w:r>
-        <w:rPr>
-          <w:rStyle w:val="translatable-message"/>
-        </w:rPr>
-        <w:t>;</w:t>
+        <w:t xml:space="preserve"> проверяется условие – если температура строго больше 19, выводится сообщение «Кондиционер выключен». В противном случае (то есть при температуре 19 и ниже) выводится «Кондиционер включен»;</w:t>
       </w:r>
     </w:p>
     <w:p>
@@ -3919,12 +3948,27 @@
         <w:rPr>
           <w:rStyle w:val="translatable-message"/>
         </w:rPr>
-        <w:t xml:space="preserve">3. в данной версии кода отсутствует обработка ошибок, поэтому при вводе некорректных значений (например, текста) программа вызовет ошибку </w:t>
+        <w:t>3</w:t>
+      </w:r>
+      <w:r>
+        <w:rPr>
+          <w:rStyle w:val="translatable-message"/>
+        </w:rPr>
+        <w:t>)</w:t>
+      </w:r>
+      <w:r>
+        <w:rPr>
+          <w:rStyle w:val="translatable-message"/>
+        </w:rPr>
+        <w:t xml:space="preserve"> в данной версии кода отсутствует обработка ошибок, поэтому при вводе некорректных значений (например, текста) программа вызовет ошибку </w:t>
       </w:r>
       <w:proofErr w:type="spellStart"/>
       <w:r>
         <w:rPr>
           <w:rStyle w:val="HTML"/>
+          <w:rFonts w:ascii="Times New Roman" w:hAnsi="Times New Roman" w:cs="Times New Roman"/>
+          <w:sz w:val="24"/>
+          <w:szCs w:val="24"/>
         </w:rPr>
         <w:t>ValueError</w:t>
       </w:r>
@@ -3939,6 +3983,9 @@
       <w:r>
         <w:rPr>
           <w:rStyle w:val="HTML"/>
+          <w:rFonts w:ascii="Times New Roman" w:hAnsi="Times New Roman" w:cs="Times New Roman"/>
+          <w:sz w:val="24"/>
+          <w:szCs w:val="24"/>
         </w:rPr>
         <w:t>try-except</w:t>
       </w:r>
@@ -3946,6 +3993,9 @@
       <w:r>
         <w:rPr>
           <w:rStyle w:val="HTML"/>
+          <w:rFonts w:ascii="Times New Roman" w:hAnsi="Times New Roman" w:cs="Times New Roman"/>
+          <w:sz w:val="24"/>
+          <w:szCs w:val="24"/>
         </w:rPr>
         <w:t>.</w:t>
       </w:r>
@@ -3954,15 +4004,14 @@
       <w:pPr>
         <w:pStyle w:val="2"/>
         <w:ind w:firstLine="708"/>
-      </w:pPr>
-      <w:r>
-        <w:rPr>
+        <w:rPr>
+          <w:rFonts w:ascii="Arial" w:hAnsi="Arial" w:cs="Arial"/>
+        </w:rPr>
+      </w:pPr>
+      <w:r>
+        <w:rPr>
+          <w:rFonts w:ascii="Arial" w:hAnsi="Arial" w:cs="Arial"/>
           <w:color w:val="000000" w:themeColor="text1"/>
-          <w14:shadow w14:blurRad="38100" w14:dist="19050" w14:dir="2700000" w14:sx="100000" w14:sy="100000" w14:kx="0" w14:ky="0" w14:algn="tl">
-            <w14:schemeClr w14:val="dk1">
-              <w14:alpha w14:val="60000"/>
-            </w14:schemeClr>
-          </w14:shadow>
           <w14:textOutline w14:w="0" w14:cap="flat" w14:cmpd="sng" w14:algn="ctr">
             <w14:noFill/>
             <w14:prstDash w14:val="solid"/>
@@ -4005,7 +4054,10 @@
       </w:pPr>
       <w:r>
         <w:rPr>
+          <w:rFonts w:ascii="Times New Roman" w:hAnsi="Times New Roman" w:cs="Times New Roman"/>
           <w:noProof/>
+          <w:sz w:val="24"/>
+          <w:szCs w:val="24"/>
         </w:rPr>
         <w:drawing>
           <wp:inline distT="0" distB="0" distL="0" distR="0" wp14:anchorId="4F62DD2C" wp14:editId="1ECBC970">
@@ -4076,27 +4128,26 @@
           <w:sz w:val="24"/>
           <w:szCs w:val="24"/>
         </w:rPr>
+        <w:t>Рисунок 2 – Листинг программы для задания 2</w:t>
+      </w:r>
+    </w:p>
+    <w:p>
+      <w:pPr>
+        <w:spacing w:after="0" w:line="360" w:lineRule="auto"/>
+        <w:jc w:val="both"/>
+        <w:rPr>
+          <w:rFonts w:ascii="Times New Roman" w:hAnsi="Times New Roman" w:cs="Times New Roman"/>
+          <w:sz w:val="24"/>
+          <w:szCs w:val="24"/>
+        </w:rPr>
+      </w:pPr>
+      <w:r>
+        <w:rPr>
+          <w:rFonts w:ascii="Times New Roman" w:hAnsi="Times New Roman" w:cs="Times New Roman"/>
+          <w:sz w:val="24"/>
+          <w:szCs w:val="24"/>
+        </w:rPr>
         <w:lastRenderedPageBreak/>
-        <w:t>Рисунок 2 – Листинг программы для задания 2</w:t>
-      </w:r>
-    </w:p>
-    <w:p>
-      <w:pPr>
-        <w:spacing w:after="0" w:line="360" w:lineRule="auto"/>
-        <w:jc w:val="both"/>
-        <w:rPr>
-          <w:rFonts w:ascii="Times New Roman" w:hAnsi="Times New Roman" w:cs="Times New Roman"/>
-          <w:sz w:val="24"/>
-          <w:szCs w:val="24"/>
-        </w:rPr>
-      </w:pPr>
-      <w:r>
-        <w:rPr>
-          <w:rFonts w:ascii="Times New Roman" w:hAnsi="Times New Roman" w:cs="Times New Roman"/>
-          <w:sz w:val="24"/>
-          <w:szCs w:val="24"/>
-          <w:lang w:val="en-US"/>
-        </w:rPr>
         <w:t xml:space="preserve">         </w:t>
       </w:r>
       <w:r>
@@ -4116,25 +4167,41 @@
         <w:spacing w:after="0" w:line="360" w:lineRule="auto"/>
         <w:ind w:firstLine="567"/>
         <w:rPr>
-          <w:sz w:val="24"/>
+          <w:rFonts w:ascii="Times New Roman" w:hAnsi="Times New Roman" w:cs="Times New Roman"/>
+          <w:sz w:val="24"/>
+          <w:szCs w:val="24"/>
         </w:rPr>
       </w:pPr>
       <w:bookmarkStart w:id="4" w:name="_Toc213520763"/>
       <w:r>
         <w:rPr>
-          <w:sz w:val="24"/>
-        </w:rPr>
-        <w:t>1.</w:t>
-      </w:r>
-      <w:r>
-        <w:rPr>
-          <w:sz w:val="24"/>
+          <w:rFonts w:ascii="Times New Roman" w:hAnsi="Times New Roman" w:cs="Times New Roman"/>
+          <w:sz w:val="24"/>
+          <w:szCs w:val="24"/>
+        </w:rPr>
+        <w:t>1</w:t>
+      </w:r>
+      <w:r>
+        <w:rPr>
+          <w:rFonts w:ascii="Times New Roman" w:hAnsi="Times New Roman" w:cs="Times New Roman"/>
+          <w:sz w:val="24"/>
+          <w:szCs w:val="24"/>
+        </w:rPr>
+        <w:t>)</w:t>
+      </w:r>
+      <w:r>
+        <w:rPr>
+          <w:rFonts w:ascii="Times New Roman" w:hAnsi="Times New Roman" w:cs="Times New Roman"/>
+          <w:sz w:val="24"/>
+          <w:szCs w:val="24"/>
         </w:rPr>
         <w:t xml:space="preserve"> </w:t>
       </w:r>
       <w:r>
         <w:rPr>
-          <w:sz w:val="24"/>
+          <w:rFonts w:ascii="Times New Roman" w:hAnsi="Times New Roman" w:cs="Times New Roman"/>
+          <w:sz w:val="24"/>
+          <w:szCs w:val="24"/>
         </w:rPr>
         <w:t xml:space="preserve">при помощи функции </w:t>
       </w:r>
@@ -4142,35 +4209,45 @@
       <w:proofErr w:type="gramStart"/>
       <w:r>
         <w:rPr>
-          <w:sz w:val="24"/>
+          <w:rFonts w:ascii="Times New Roman" w:hAnsi="Times New Roman" w:cs="Times New Roman"/>
+          <w:sz w:val="24"/>
+          <w:szCs w:val="24"/>
         </w:rPr>
         <w:t>input</w:t>
       </w:r>
       <w:proofErr w:type="spellEnd"/>
       <w:r>
         <w:rPr>
-          <w:sz w:val="24"/>
+          <w:rFonts w:ascii="Times New Roman" w:hAnsi="Times New Roman" w:cs="Times New Roman"/>
+          <w:sz w:val="24"/>
+          <w:szCs w:val="24"/>
         </w:rPr>
         <w:t>(</w:t>
       </w:r>
       <w:proofErr w:type="gramEnd"/>
       <w:r>
         <w:rPr>
-          <w:sz w:val="24"/>
+          <w:rFonts w:ascii="Times New Roman" w:hAnsi="Times New Roman" w:cs="Times New Roman"/>
+          <w:sz w:val="24"/>
+          <w:szCs w:val="24"/>
         </w:rPr>
         <w:t xml:space="preserve">) запрашивается ввод номера месяца, который преобразуется в целое число с помощью </w:t>
       </w:r>
       <w:proofErr w:type="spellStart"/>
       <w:r>
         <w:rPr>
-          <w:sz w:val="24"/>
+          <w:rFonts w:ascii="Times New Roman" w:hAnsi="Times New Roman" w:cs="Times New Roman"/>
+          <w:sz w:val="24"/>
+          <w:szCs w:val="24"/>
         </w:rPr>
         <w:t>int</w:t>
       </w:r>
       <w:proofErr w:type="spellEnd"/>
       <w:r>
         <w:rPr>
-          <w:sz w:val="24"/>
+          <w:rFonts w:ascii="Times New Roman" w:hAnsi="Times New Roman" w:cs="Times New Roman"/>
+          <w:sz w:val="24"/>
+          <w:szCs w:val="24"/>
         </w:rPr>
         <w:t xml:space="preserve">(); </w:t>
       </w:r>
@@ -4183,32 +4260,58 @@
         <w:spacing w:after="0" w:line="360" w:lineRule="auto"/>
         <w:ind w:firstLine="567"/>
         <w:rPr>
-          <w:sz w:val="24"/>
-        </w:rPr>
-      </w:pPr>
-      <w:r>
-        <w:rPr>
-          <w:sz w:val="24"/>
-        </w:rPr>
-        <w:t xml:space="preserve">2. </w:t>
-      </w:r>
-      <w:r>
-        <w:rPr>
-          <w:sz w:val="24"/>
+          <w:rFonts w:ascii="Times New Roman" w:hAnsi="Times New Roman" w:cs="Times New Roman"/>
+          <w:sz w:val="24"/>
+          <w:szCs w:val="24"/>
+        </w:rPr>
+      </w:pPr>
+      <w:r>
+        <w:rPr>
+          <w:rFonts w:ascii="Times New Roman" w:hAnsi="Times New Roman" w:cs="Times New Roman"/>
+          <w:sz w:val="24"/>
+          <w:szCs w:val="24"/>
+        </w:rPr>
+        <w:t>2</w:t>
+      </w:r>
+      <w:r>
+        <w:rPr>
+          <w:rFonts w:ascii="Times New Roman" w:hAnsi="Times New Roman" w:cs="Times New Roman"/>
+          <w:sz w:val="24"/>
+          <w:szCs w:val="24"/>
+        </w:rPr>
+        <w:t>)</w:t>
+      </w:r>
+      <w:r>
+        <w:rPr>
+          <w:rFonts w:ascii="Times New Roman" w:hAnsi="Times New Roman" w:cs="Times New Roman"/>
+          <w:sz w:val="24"/>
+          <w:szCs w:val="24"/>
+        </w:rPr>
+        <w:t xml:space="preserve"> </w:t>
+      </w:r>
+      <w:r>
+        <w:rPr>
+          <w:rFonts w:ascii="Times New Roman" w:hAnsi="Times New Roman" w:cs="Times New Roman"/>
+          <w:sz w:val="24"/>
+          <w:szCs w:val="24"/>
         </w:rPr>
         <w:t xml:space="preserve">далее с использованием конструкции </w:t>
       </w:r>
       <w:proofErr w:type="spellStart"/>
       <w:r>
         <w:rPr>
-          <w:sz w:val="24"/>
+          <w:rFonts w:ascii="Times New Roman" w:hAnsi="Times New Roman" w:cs="Times New Roman"/>
+          <w:sz w:val="24"/>
+          <w:szCs w:val="24"/>
         </w:rPr>
         <w:t>if-elif-else</w:t>
       </w:r>
       <w:proofErr w:type="spellEnd"/>
       <w:r>
         <w:rPr>
-          <w:sz w:val="24"/>
+          <w:rFonts w:ascii="Times New Roman" w:hAnsi="Times New Roman" w:cs="Times New Roman"/>
+          <w:sz w:val="24"/>
+          <w:szCs w:val="24"/>
         </w:rPr>
         <w:t xml:space="preserve"> проверяется, к какому времени года относится введённый месяц:</w:t>
       </w:r>
@@ -4221,12 +4324,16 @@
         <w:spacing w:after="0" w:line="360" w:lineRule="auto"/>
         <w:ind w:firstLine="567"/>
         <w:rPr>
-          <w:sz w:val="24"/>
-        </w:rPr>
-      </w:pPr>
-      <w:r>
-        <w:rPr>
-          <w:sz w:val="24"/>
+          <w:rFonts w:ascii="Times New Roman" w:hAnsi="Times New Roman" w:cs="Times New Roman"/>
+          <w:sz w:val="24"/>
+          <w:szCs w:val="24"/>
+        </w:rPr>
+      </w:pPr>
+      <w:r>
+        <w:rPr>
+          <w:rFonts w:ascii="Times New Roman" w:hAnsi="Times New Roman" w:cs="Times New Roman"/>
+          <w:sz w:val="24"/>
+          <w:szCs w:val="24"/>
         </w:rPr>
         <w:t>- 12, 1, 2 - зима,</w:t>
       </w:r>
@@ -4239,12 +4346,16 @@
         <w:spacing w:after="0" w:line="360" w:lineRule="auto"/>
         <w:ind w:firstLine="567"/>
         <w:rPr>
-          <w:sz w:val="24"/>
-        </w:rPr>
-      </w:pPr>
-      <w:r>
-        <w:rPr>
-          <w:sz w:val="24"/>
+          <w:rFonts w:ascii="Times New Roman" w:hAnsi="Times New Roman" w:cs="Times New Roman"/>
+          <w:sz w:val="24"/>
+          <w:szCs w:val="24"/>
+        </w:rPr>
+      </w:pPr>
+      <w:r>
+        <w:rPr>
+          <w:rFonts w:ascii="Times New Roman" w:hAnsi="Times New Roman" w:cs="Times New Roman"/>
+          <w:sz w:val="24"/>
+          <w:szCs w:val="24"/>
         </w:rPr>
         <w:t>- 3, 4, 5 - весна,</w:t>
       </w:r>
@@ -4257,12 +4368,16 @@
         <w:spacing w:after="0" w:line="360" w:lineRule="auto"/>
         <w:ind w:firstLine="567"/>
         <w:rPr>
-          <w:sz w:val="24"/>
-        </w:rPr>
-      </w:pPr>
-      <w:r>
-        <w:rPr>
-          <w:sz w:val="24"/>
+          <w:rFonts w:ascii="Times New Roman" w:hAnsi="Times New Roman" w:cs="Times New Roman"/>
+          <w:sz w:val="24"/>
+          <w:szCs w:val="24"/>
+        </w:rPr>
+      </w:pPr>
+      <w:r>
+        <w:rPr>
+          <w:rFonts w:ascii="Times New Roman" w:hAnsi="Times New Roman" w:cs="Times New Roman"/>
+          <w:sz w:val="24"/>
+          <w:szCs w:val="24"/>
         </w:rPr>
         <w:t>- 6, 7, 8 - лето,</w:t>
       </w:r>
@@ -4275,19 +4390,25 @@
         <w:spacing w:after="0" w:line="360" w:lineRule="auto"/>
         <w:ind w:firstLine="567"/>
         <w:rPr>
-          <w:sz w:val="24"/>
-        </w:rPr>
-      </w:pPr>
-      <w:r>
-        <w:rPr>
-          <w:sz w:val="24"/>
+          <w:rFonts w:ascii="Times New Roman" w:hAnsi="Times New Roman" w:cs="Times New Roman"/>
+          <w:sz w:val="24"/>
+          <w:szCs w:val="24"/>
+        </w:rPr>
+      </w:pPr>
+      <w:r>
+        <w:rPr>
+          <w:rFonts w:ascii="Times New Roman" w:hAnsi="Times New Roman" w:cs="Times New Roman"/>
+          <w:sz w:val="24"/>
+          <w:szCs w:val="24"/>
         </w:rPr>
         <w:t>- 9, 10, 11 - осень</w:t>
       </w:r>
       <w:r>
         <w:rPr>
+          <w:rFonts w:ascii="Times New Roman" w:hAnsi="Times New Roman" w:cs="Times New Roman"/>
           <w:spacing w:val="-2"/>
           <w:sz w:val="24"/>
+          <w:szCs w:val="24"/>
         </w:rPr>
         <w:t>.</w:t>
       </w:r>
@@ -4300,18 +4421,40 @@
         <w:spacing w:after="0" w:line="360" w:lineRule="auto"/>
         <w:ind w:firstLine="567"/>
         <w:rPr>
-          <w:sz w:val="24"/>
-        </w:rPr>
-      </w:pPr>
-      <w:r>
-        <w:rPr>
-          <w:sz w:val="24"/>
-        </w:rPr>
-        <w:t xml:space="preserve">3. </w:t>
-      </w:r>
-      <w:r>
-        <w:rPr>
-          <w:sz w:val="24"/>
+          <w:rFonts w:ascii="Times New Roman" w:hAnsi="Times New Roman" w:cs="Times New Roman"/>
+          <w:sz w:val="24"/>
+          <w:szCs w:val="24"/>
+        </w:rPr>
+      </w:pPr>
+      <w:r>
+        <w:rPr>
+          <w:rFonts w:ascii="Times New Roman" w:hAnsi="Times New Roman" w:cs="Times New Roman"/>
+          <w:sz w:val="24"/>
+          <w:szCs w:val="24"/>
+        </w:rPr>
+        <w:t>3</w:t>
+      </w:r>
+      <w:r>
+        <w:rPr>
+          <w:rFonts w:ascii="Times New Roman" w:hAnsi="Times New Roman" w:cs="Times New Roman"/>
+          <w:sz w:val="24"/>
+          <w:szCs w:val="24"/>
+        </w:rPr>
+        <w:t>)</w:t>
+      </w:r>
+      <w:r>
+        <w:rPr>
+          <w:rFonts w:ascii="Times New Roman" w:hAnsi="Times New Roman" w:cs="Times New Roman"/>
+          <w:sz w:val="24"/>
+          <w:szCs w:val="24"/>
+        </w:rPr>
+        <w:t xml:space="preserve"> </w:t>
+      </w:r>
+      <w:r>
+        <w:rPr>
+          <w:rFonts w:ascii="Times New Roman" w:hAnsi="Times New Roman" w:cs="Times New Roman"/>
+          <w:sz w:val="24"/>
+          <w:szCs w:val="24"/>
         </w:rPr>
         <w:t>если введено число вне диапазона от 1 до 12, выводится предупреждение «Месяцев всего 12!»;</w:t>
       </w:r>
@@ -4324,84 +4467,113 @@
         <w:spacing w:after="0" w:line="360" w:lineRule="auto"/>
         <w:ind w:firstLine="567"/>
         <w:rPr>
-          <w:sz w:val="24"/>
-        </w:rPr>
-      </w:pPr>
-      <w:r>
-        <w:rPr>
-          <w:sz w:val="24"/>
-        </w:rPr>
-        <w:t xml:space="preserve">4. </w:t>
-      </w:r>
-      <w:r>
-        <w:rPr>
-          <w:sz w:val="24"/>
+          <w:rFonts w:ascii="Times New Roman" w:hAnsi="Times New Roman" w:cs="Times New Roman"/>
+          <w:sz w:val="24"/>
+          <w:szCs w:val="24"/>
+        </w:rPr>
+      </w:pPr>
+      <w:r>
+        <w:rPr>
+          <w:rFonts w:ascii="Times New Roman" w:hAnsi="Times New Roman" w:cs="Times New Roman"/>
+          <w:sz w:val="24"/>
+          <w:szCs w:val="24"/>
+        </w:rPr>
+        <w:t>4</w:t>
+      </w:r>
+      <w:r>
+        <w:rPr>
+          <w:rFonts w:ascii="Times New Roman" w:hAnsi="Times New Roman" w:cs="Times New Roman"/>
+          <w:sz w:val="24"/>
+          <w:szCs w:val="24"/>
+        </w:rPr>
+        <w:t>)</w:t>
+      </w:r>
+      <w:r>
+        <w:rPr>
+          <w:rFonts w:ascii="Times New Roman" w:hAnsi="Times New Roman" w:cs="Times New Roman"/>
+          <w:sz w:val="24"/>
+          <w:szCs w:val="24"/>
+        </w:rPr>
+        <w:t xml:space="preserve"> </w:t>
+      </w:r>
+      <w:r>
+        <w:rPr>
+          <w:rFonts w:ascii="Times New Roman" w:hAnsi="Times New Roman" w:cs="Times New Roman"/>
+          <w:sz w:val="24"/>
+          <w:szCs w:val="24"/>
         </w:rPr>
         <w:t xml:space="preserve">для обработки некорректного ввода (например, если введено не число) используется блок </w:t>
       </w:r>
       <w:proofErr w:type="spellStart"/>
       <w:r>
         <w:rPr>
-          <w:sz w:val="24"/>
+          <w:rFonts w:ascii="Times New Roman" w:hAnsi="Times New Roman" w:cs="Times New Roman"/>
+          <w:sz w:val="24"/>
+          <w:szCs w:val="24"/>
         </w:rPr>
         <w:t>try-except</w:t>
       </w:r>
       <w:proofErr w:type="spellEnd"/>
       <w:r>
         <w:rPr>
-          <w:sz w:val="24"/>
+          <w:rFonts w:ascii="Times New Roman" w:hAnsi="Times New Roman" w:cs="Times New Roman"/>
+          <w:sz w:val="24"/>
+          <w:szCs w:val="24"/>
         </w:rPr>
         <w:t xml:space="preserve">, который выводит сообщение </w:t>
       </w:r>
       <w:r>
         <w:rPr>
+          <w:rFonts w:ascii="Times New Roman" w:hAnsi="Times New Roman" w:cs="Times New Roman"/>
+          <w:sz w:val="24"/>
+          <w:szCs w:val="24"/>
           <w:lang w:eastAsia="ru-RU"/>
         </w:rPr>
-        <w:t>«</w:t>
-      </w:r>
-      <w:r>
-        <w:rPr>
+        <w:t xml:space="preserve">«Нужно ввести число, </w:t>
+      </w:r>
+      <w:proofErr w:type="spellStart"/>
+      <w:r>
+        <w:rPr>
+          <w:rFonts w:ascii="Times New Roman" w:hAnsi="Times New Roman" w:cs="Times New Roman"/>
+          <w:sz w:val="24"/>
+          <w:szCs w:val="24"/>
           <w:lang w:eastAsia="ru-RU"/>
         </w:rPr>
-        <w:t xml:space="preserve">Нужно ввести число, </w:t>
+        <w:t>роблан</w:t>
+      </w:r>
+      <w:proofErr w:type="spellEnd"/>
+      <w:r>
+        <w:rPr>
+          <w:rFonts w:ascii="Times New Roman" w:hAnsi="Times New Roman" w:cs="Times New Roman"/>
+          <w:sz w:val="24"/>
+          <w:szCs w:val="24"/>
+          <w:lang w:eastAsia="ru-RU"/>
+        </w:rPr>
+        <w:t>!»</w:t>
+      </w:r>
+      <w:r>
+        <w:rPr>
+          <w:rFonts w:ascii="Times New Roman" w:hAnsi="Times New Roman" w:cs="Times New Roman"/>
+          <w:sz w:val="24"/>
+          <w:szCs w:val="24"/>
+        </w:rPr>
+        <w:t xml:space="preserve"> в случае ошибки </w:t>
       </w:r>
       <w:proofErr w:type="spellStart"/>
       <w:r>
         <w:rPr>
-          <w:lang w:eastAsia="ru-RU"/>
-        </w:rPr>
-        <w:t>роблан</w:t>
+          <w:rFonts w:ascii="Times New Roman" w:hAnsi="Times New Roman" w:cs="Times New Roman"/>
+          <w:sz w:val="24"/>
+          <w:szCs w:val="24"/>
+        </w:rPr>
+        <w:t>ValueError</w:t>
       </w:r>
       <w:proofErr w:type="spellEnd"/>
       <w:r>
         <w:rPr>
-          <w:lang w:eastAsia="ru-RU"/>
-        </w:rPr>
-        <w:t>!</w:t>
-      </w:r>
-      <w:r>
-        <w:rPr>
-          <w:lang w:eastAsia="ru-RU"/>
-        </w:rPr>
-        <w:t>»</w:t>
-      </w:r>
-      <w:r>
-        <w:rPr>
-          <w:sz w:val="24"/>
-        </w:rPr>
-        <w:t xml:space="preserve"> в случае ошибки </w:t>
-      </w:r>
-      <w:proofErr w:type="spellStart"/>
-      <w:r>
-        <w:rPr>
-          <w:sz w:val="24"/>
-        </w:rPr>
-        <w:t>ValueError</w:t>
-      </w:r>
-      <w:proofErr w:type="spellEnd"/>
-      <w:r>
-        <w:rPr>
-          <w:sz w:val="24"/>
+          <w:rFonts w:ascii="Times New Roman" w:hAnsi="Times New Roman" w:cs="Times New Roman"/>
+          <w:sz w:val="24"/>
+          <w:szCs w:val="24"/>
         </w:rPr>
         <w:t>.</w:t>
       </w:r>
@@ -4458,7 +4630,10 @@
       </w:pPr>
       <w:r>
         <w:rPr>
+          <w:rFonts w:ascii="Times New Roman" w:hAnsi="Times New Roman" w:cs="Times New Roman"/>
           <w:noProof/>
+          <w:sz w:val="24"/>
+          <w:szCs w:val="24"/>
         </w:rPr>
         <w:drawing>
           <wp:inline distT="0" distB="0" distL="0" distR="0" wp14:anchorId="3207345A" wp14:editId="59702315">
@@ -4547,7 +4722,6 @@
           <w:rFonts w:ascii="Times New Roman" w:hAnsi="Times New Roman" w:cs="Times New Roman"/>
           <w:sz w:val="24"/>
           <w:szCs w:val="24"/>
-          <w:lang w:val="en-US"/>
         </w:rPr>
         <w:t xml:space="preserve">         </w:t>
       </w:r>
@@ -4574,7 +4748,19 @@
         <w:rPr>
           <w:rStyle w:val="translatable-message"/>
         </w:rPr>
-        <w:t xml:space="preserve">1. при помощи функции </w:t>
+        <w:t>1</w:t>
+      </w:r>
+      <w:r>
+        <w:rPr>
+          <w:rStyle w:val="translatable-message"/>
+        </w:rPr>
+        <w:t>)</w:t>
+      </w:r>
+      <w:r>
+        <w:rPr>
+          <w:rStyle w:val="translatable-message"/>
+        </w:rPr>
+        <w:t xml:space="preserve"> при помощи функции </w:t>
       </w:r>
       <w:proofErr w:type="spellStart"/>
       <w:proofErr w:type="gramStart"/>
@@ -4610,13 +4796,7 @@
         <w:rPr>
           <w:rStyle w:val="translatable-message"/>
         </w:rPr>
-        <w:t>()</w:t>
-      </w:r>
-      <w:r>
-        <w:rPr>
-          <w:rStyle w:val="translatable-message"/>
-        </w:rPr>
-        <w:t>;</w:t>
+        <w:t>();</w:t>
       </w:r>
     </w:p>
     <w:p>
@@ -4632,20 +4812,19 @@
         <w:rPr>
           <w:rStyle w:val="translatable-message"/>
         </w:rPr>
-        <w:lastRenderedPageBreak/>
-        <w:t>2. проверяется, что возраст больше 0 и меньше 23 (предполагаемый предел корректного возраста). Если условие не выполняется, выводится сообщение об ошибке</w:t>
-      </w:r>
-      <w:r>
-        <w:rPr>
-          <w:rStyle w:val="translatable-message"/>
-        </w:rPr>
-        <w:t>;</w:t>
-      </w:r>
-      <w:r>
-        <w:rPr>
-          <w:rStyle w:val="translatable-message"/>
-        </w:rPr>
-        <w:t xml:space="preserve"> </w:t>
+        <w:t>2</w:t>
+      </w:r>
+      <w:r>
+        <w:rPr>
+          <w:rStyle w:val="translatable-message"/>
+        </w:rPr>
+        <w:t>)</w:t>
+      </w:r>
+      <w:r>
+        <w:rPr>
+          <w:rStyle w:val="translatable-message"/>
+        </w:rPr>
+        <w:t xml:space="preserve"> проверяется, что возраст больше 0 и меньше 23 (предполагаемый предел корректного возраста). Если условие не выполняется, выводится сообщение об ошибке; </w:t>
       </w:r>
     </w:p>
     <w:p>
@@ -4661,13 +4840,20 @@
         <w:rPr>
           <w:rStyle w:val="translatable-message"/>
         </w:rPr>
-        <w:t>3. если возраст равен 1 или 2 годам, он умножается на 10.5 - так считается «человеческий возраст» для первых двух лет жизни собаки</w:t>
-      </w:r>
-      <w:r>
-        <w:rPr>
-          <w:rStyle w:val="translatable-message"/>
-        </w:rPr>
-        <w:t>;</w:t>
+        <w:lastRenderedPageBreak/>
+        <w:t>3</w:t>
+      </w:r>
+      <w:r>
+        <w:rPr>
+          <w:rStyle w:val="translatable-message"/>
+        </w:rPr>
+        <w:t>)</w:t>
+      </w:r>
+      <w:r>
+        <w:rPr>
+          <w:rStyle w:val="translatable-message"/>
+        </w:rPr>
+        <w:t xml:space="preserve"> если возраст равен 1 или 2 годам, он умножается на 10.5 - так считается «человеческий возраст» для первых двух лет жизни собаки;</w:t>
       </w:r>
     </w:p>
     <w:p>
@@ -4683,19 +4869,19 @@
         <w:rPr>
           <w:rStyle w:val="translatable-message"/>
         </w:rPr>
-        <w:t>4. для возраста старше 2 лет вычисление идёт по формуле: (возраст * 4) + 13, учитывая особенности старения собак</w:t>
-      </w:r>
-      <w:r>
-        <w:rPr>
-          <w:rStyle w:val="translatable-message"/>
-        </w:rPr>
-        <w:t>;</w:t>
-      </w:r>
-      <w:r>
-        <w:rPr>
-          <w:rStyle w:val="translatable-message"/>
-        </w:rPr>
-        <w:t xml:space="preserve"> </w:t>
+        <w:t>4</w:t>
+      </w:r>
+      <w:r>
+        <w:rPr>
+          <w:rStyle w:val="translatable-message"/>
+        </w:rPr>
+        <w:t>)</w:t>
+      </w:r>
+      <w:r>
+        <w:rPr>
+          <w:rStyle w:val="translatable-message"/>
+        </w:rPr>
+        <w:t xml:space="preserve"> для возраста старше 2 лет вычисление идёт по формуле: (возраст * 4) + 13, учитывая особенности старения собак; </w:t>
       </w:r>
     </w:p>
     <w:p>
@@ -4711,7 +4897,19 @@
         <w:rPr>
           <w:rStyle w:val="translatable-message"/>
         </w:rPr>
-        <w:t xml:space="preserve">5. результат - возраст в человеческих годах - выводится на экран функцией </w:t>
+        <w:t>5</w:t>
+      </w:r>
+      <w:r>
+        <w:rPr>
+          <w:rStyle w:val="translatable-message"/>
+        </w:rPr>
+        <w:t>)</w:t>
+      </w:r>
+      <w:r>
+        <w:rPr>
+          <w:rStyle w:val="translatable-message"/>
+        </w:rPr>
+        <w:t xml:space="preserve"> результат - возраст в человеческих годах - выводится на экран функцией </w:t>
       </w:r>
       <w:proofErr w:type="spellStart"/>
       <w:proofErr w:type="gramStart"/>
@@ -4733,19 +4931,7 @@
         <w:rPr>
           <w:rStyle w:val="translatable-message"/>
         </w:rPr>
-        <w:t>)</w:t>
-      </w:r>
-      <w:r>
-        <w:rPr>
-          <w:rStyle w:val="translatable-message"/>
-        </w:rPr>
-        <w:t>;</w:t>
-      </w:r>
-      <w:r>
-        <w:rPr>
-          <w:rStyle w:val="translatable-message"/>
-        </w:rPr>
-        <w:t xml:space="preserve"> </w:t>
+        <w:t xml:space="preserve">); </w:t>
       </w:r>
     </w:p>
     <w:p>
@@ -4758,7 +4944,19 @@
         <w:rPr>
           <w:rStyle w:val="translatable-message"/>
         </w:rPr>
-        <w:t xml:space="preserve">6. чтобы избежать ошибок при вводе нечисловых данных, ввод помещён в блок </w:t>
+        <w:t>6</w:t>
+      </w:r>
+      <w:r>
+        <w:rPr>
+          <w:rStyle w:val="translatable-message"/>
+        </w:rPr>
+        <w:t>)</w:t>
+      </w:r>
+      <w:r>
+        <w:rPr>
+          <w:rStyle w:val="translatable-message"/>
+        </w:rPr>
+        <w:t xml:space="preserve"> чтобы избежать ошибок при вводе нечисловых данных, ввод помещён в блок </w:t>
       </w:r>
       <w:proofErr w:type="spellStart"/>
       <w:r>
@@ -4786,13 +4984,7 @@
         <w:rPr>
           <w:rStyle w:val="translatable-message"/>
         </w:rPr>
-        <w:t xml:space="preserve"> и выводит предупреждение</w:t>
-      </w:r>
-      <w:r>
-        <w:rPr>
-          <w:rStyle w:val="translatable-message"/>
-        </w:rPr>
-        <w:t>;</w:t>
+        <w:t xml:space="preserve"> и выводит предупреждение;</w:t>
       </w:r>
     </w:p>
     <w:p>
@@ -4800,12 +4992,8 @@
         <w:pStyle w:val="2"/>
         <w:ind w:firstLine="708"/>
         <w:rPr>
+          <w:rFonts w:ascii="Arial" w:hAnsi="Arial" w:cs="Arial"/>
           <w:color w:val="000000" w:themeColor="text1"/>
-          <w14:shadow w14:blurRad="38100" w14:dist="19050" w14:dir="2700000" w14:sx="100000" w14:sy="100000" w14:kx="0" w14:ky="0" w14:algn="tl">
-            <w14:schemeClr w14:val="dk1">
-              <w14:alpha w14:val="60000"/>
-            </w14:schemeClr>
-          </w14:shadow>
           <w14:textOutline w14:w="0" w14:cap="flat" w14:cmpd="sng" w14:algn="ctr">
             <w14:noFill/>
             <w14:prstDash w14:val="solid"/>
@@ -4815,12 +5003,8 @@
       </w:pPr>
       <w:r>
         <w:rPr>
+          <w:rFonts w:ascii="Arial" w:hAnsi="Arial" w:cs="Arial"/>
           <w:color w:val="000000" w:themeColor="text1"/>
-          <w14:shadow w14:blurRad="38100" w14:dist="19050" w14:dir="2700000" w14:sx="100000" w14:sy="100000" w14:kx="0" w14:ky="0" w14:algn="tl">
-            <w14:schemeClr w14:val="dk1">
-              <w14:alpha w14:val="60000"/>
-            </w14:schemeClr>
-          </w14:shadow>
           <w14:textOutline w14:w="0" w14:cap="flat" w14:cmpd="sng" w14:algn="ctr">
             <w14:noFill/>
             <w14:prstDash w14:val="solid"/>
@@ -4839,12 +5023,14 @@
         <w:rPr>
           <w:rFonts w:ascii="Times New Roman" w:hAnsi="Times New Roman" w:cs="Times New Roman"/>
           <w:sz w:val="24"/>
-        </w:rPr>
-      </w:pPr>
-      <w:r>
-        <w:rPr>
-          <w:rFonts w:ascii="Times New Roman" w:hAnsi="Times New Roman" w:cs="Times New Roman"/>
-          <w:sz w:val="24"/>
+          <w:szCs w:val="24"/>
+        </w:rPr>
+      </w:pPr>
+      <w:r>
+        <w:rPr>
+          <w:rFonts w:ascii="Times New Roman" w:hAnsi="Times New Roman" w:cs="Times New Roman"/>
+          <w:sz w:val="24"/>
+          <w:szCs w:val="24"/>
         </w:rPr>
         <w:t>Данная программа определяет делится ли введенное пользователем с консоли число на 6. На рисунке 4 представлен код решения.</w:t>
       </w:r>
@@ -4857,11 +5043,15 @@
         <w:rPr>
           <w:rFonts w:ascii="Times New Roman" w:hAnsi="Times New Roman" w:cs="Times New Roman"/>
           <w:sz w:val="24"/>
-        </w:rPr>
-      </w:pPr>
-      <w:r>
-        <w:rPr>
+          <w:szCs w:val="24"/>
+        </w:rPr>
+      </w:pPr>
+      <w:r>
+        <w:rPr>
+          <w:rFonts w:ascii="Times New Roman" w:hAnsi="Times New Roman" w:cs="Times New Roman"/>
           <w:noProof/>
+          <w:sz w:val="24"/>
+          <w:szCs w:val="24"/>
         </w:rPr>
         <w:drawing>
           <wp:inline distT="0" distB="0" distL="0" distR="0" wp14:anchorId="3489D54C" wp14:editId="26C89562">
@@ -4923,12 +5113,14 @@
         <w:rPr>
           <w:rFonts w:ascii="Times New Roman" w:hAnsi="Times New Roman" w:cs="Times New Roman"/>
           <w:sz w:val="24"/>
-        </w:rPr>
-      </w:pPr>
-      <w:r>
-        <w:rPr>
-          <w:rFonts w:ascii="Times New Roman" w:hAnsi="Times New Roman" w:cs="Times New Roman"/>
-          <w:sz w:val="24"/>
+          <w:szCs w:val="24"/>
+        </w:rPr>
+      </w:pPr>
+      <w:r>
+        <w:rPr>
+          <w:rFonts w:ascii="Times New Roman" w:hAnsi="Times New Roman" w:cs="Times New Roman"/>
+          <w:sz w:val="24"/>
+          <w:szCs w:val="24"/>
         </w:rPr>
         <w:t>Рисунок 4 – Листинг программы для задания 4</w:t>
       </w:r>
@@ -4940,13 +5132,14 @@
         <w:rPr>
           <w:rFonts w:ascii="Times New Roman" w:hAnsi="Times New Roman" w:cs="Times New Roman"/>
           <w:sz w:val="24"/>
-        </w:rPr>
-      </w:pPr>
-      <w:r>
-        <w:rPr>
-          <w:rFonts w:ascii="Times New Roman" w:hAnsi="Times New Roman" w:cs="Times New Roman"/>
-          <w:sz w:val="24"/>
-          <w:lang w:val="en-US"/>
+          <w:szCs w:val="24"/>
+        </w:rPr>
+      </w:pPr>
+      <w:r>
+        <w:rPr>
+          <w:rFonts w:ascii="Times New Roman" w:hAnsi="Times New Roman" w:cs="Times New Roman"/>
+          <w:sz w:val="24"/>
+          <w:szCs w:val="24"/>
         </w:rPr>
         <w:t xml:space="preserve">         </w:t>
       </w:r>
@@ -4954,6 +5147,7 @@
         <w:rPr>
           <w:rFonts w:ascii="Times New Roman" w:hAnsi="Times New Roman" w:cs="Times New Roman"/>
           <w:sz w:val="24"/>
+          <w:szCs w:val="24"/>
         </w:rPr>
         <w:t>Пояснение работы программы:</w:t>
       </w:r>
@@ -4972,7 +5166,19 @@
         <w:rPr>
           <w:rStyle w:val="translatable-message"/>
         </w:rPr>
-        <w:t xml:space="preserve">1. </w:t>
+        <w:t>1</w:t>
+      </w:r>
+      <w:r>
+        <w:rPr>
+          <w:rStyle w:val="translatable-message"/>
+        </w:rPr>
+        <w:t>)</w:t>
+      </w:r>
+      <w:r>
+        <w:rPr>
+          <w:rStyle w:val="translatable-message"/>
+        </w:rPr>
+        <w:t xml:space="preserve"> </w:t>
       </w:r>
       <w:r>
         <w:rPr>
@@ -5020,19 +5226,7 @@
         <w:rPr>
           <w:rStyle w:val="translatable-message"/>
         </w:rPr>
-        <w:t>()</w:t>
-      </w:r>
-      <w:r>
-        <w:rPr>
-          <w:rStyle w:val="translatable-message"/>
-        </w:rPr>
-        <w:t>;</w:t>
-      </w:r>
-      <w:r>
-        <w:rPr>
-          <w:rStyle w:val="translatable-message"/>
-        </w:rPr>
-        <w:t xml:space="preserve"> </w:t>
+        <w:t xml:space="preserve">(); </w:t>
       </w:r>
     </w:p>
     <w:p>
@@ -5048,7 +5242,19 @@
         <w:rPr>
           <w:rStyle w:val="translatable-message"/>
         </w:rPr>
-        <w:t xml:space="preserve">2. </w:t>
+        <w:t>2</w:t>
+      </w:r>
+      <w:r>
+        <w:rPr>
+          <w:rStyle w:val="translatable-message"/>
+        </w:rPr>
+        <w:t>)</w:t>
+      </w:r>
+      <w:r>
+        <w:rPr>
+          <w:rStyle w:val="translatable-message"/>
+        </w:rPr>
+        <w:t xml:space="preserve"> </w:t>
       </w:r>
       <w:r>
         <w:rPr>
@@ -5101,7 +5307,19 @@
         <w:rPr>
           <w:rStyle w:val="translatable-message"/>
         </w:rPr>
-        <w:t xml:space="preserve">3. </w:t>
+        <w:t>3</w:t>
+      </w:r>
+      <w:r>
+        <w:rPr>
+          <w:rStyle w:val="translatable-message"/>
+        </w:rPr>
+        <w:t>)</w:t>
+      </w:r>
+      <w:r>
+        <w:rPr>
+          <w:rStyle w:val="translatable-message"/>
+        </w:rPr>
+        <w:t xml:space="preserve"> </w:t>
       </w:r>
       <w:r>
         <w:rPr>
@@ -5149,12 +5367,8 @@
         <w:pStyle w:val="2"/>
         <w:ind w:left="708"/>
         <w:rPr>
+          <w:rFonts w:ascii="Arial" w:hAnsi="Arial" w:cs="Arial"/>
           <w:color w:val="000000" w:themeColor="text1"/>
-          <w14:shadow w14:blurRad="38100" w14:dist="19050" w14:dir="2700000" w14:sx="100000" w14:sy="100000" w14:kx="0" w14:ky="0" w14:algn="tl">
-            <w14:schemeClr w14:val="dk1">
-              <w14:alpha w14:val="60000"/>
-            </w14:schemeClr>
-          </w14:shadow>
           <w14:textOutline w14:w="0" w14:cap="flat" w14:cmpd="sng" w14:algn="ctr">
             <w14:noFill/>
             <w14:prstDash w14:val="solid"/>
@@ -5164,12 +5378,8 @@
       </w:pPr>
       <w:r>
         <w:rPr>
+          <w:rFonts w:ascii="Arial" w:hAnsi="Arial" w:cs="Arial"/>
           <w:color w:val="000000" w:themeColor="text1"/>
-          <w14:shadow w14:blurRad="38100" w14:dist="19050" w14:dir="2700000" w14:sx="100000" w14:sy="100000" w14:kx="0" w14:ky="0" w14:algn="tl">
-            <w14:schemeClr w14:val="dk1">
-              <w14:alpha w14:val="60000"/>
-            </w14:schemeClr>
-          </w14:shadow>
           <w14:textOutline w14:w="0" w14:cap="flat" w14:cmpd="sng" w14:algn="ctr">
             <w14:noFill/>
             <w14:prstDash w14:val="solid"/>
@@ -5188,12 +5398,14 @@
         <w:rPr>
           <w:rFonts w:ascii="Times New Roman" w:hAnsi="Times New Roman" w:cs="Times New Roman"/>
           <w:sz w:val="24"/>
-        </w:rPr>
-      </w:pPr>
-      <w:r>
-        <w:rPr>
-          <w:rFonts w:ascii="Times New Roman" w:hAnsi="Times New Roman" w:cs="Times New Roman"/>
-          <w:sz w:val="24"/>
+          <w:szCs w:val="24"/>
+        </w:rPr>
+      </w:pPr>
+      <w:r>
+        <w:rPr>
+          <w:rFonts w:ascii="Times New Roman" w:hAnsi="Times New Roman" w:cs="Times New Roman"/>
+          <w:sz w:val="24"/>
+          <w:szCs w:val="24"/>
         </w:rPr>
         <w:t>В данном задании требуется написать программу, которая будет проверять пароль на надежность по заданным условиям. Пользователь вводит пароль. Введенный пароль</w:t>
       </w:r>
@@ -5203,6 +5415,7 @@
           <w:b/>
           <w:bCs/>
           <w:sz w:val="24"/>
+          <w:szCs w:val="24"/>
         </w:rPr>
         <w:t xml:space="preserve"> </w:t>
       </w:r>
@@ -5210,6 +5423,7 @@
         <w:rPr>
           <w:rFonts w:ascii="Times New Roman" w:hAnsi="Times New Roman" w:cs="Times New Roman"/>
           <w:sz w:val="24"/>
+          <w:szCs w:val="24"/>
         </w:rPr>
         <w:t>проверяется на надежность и выводится соответствующее сообщение. На рисунке 5</w:t>
       </w:r>
@@ -5219,6 +5433,7 @@
           <w:b/>
           <w:bCs/>
           <w:sz w:val="24"/>
+          <w:szCs w:val="24"/>
         </w:rPr>
         <w:t xml:space="preserve"> </w:t>
       </w:r>
@@ -5226,6 +5441,7 @@
         <w:rPr>
           <w:rFonts w:ascii="Times New Roman" w:hAnsi="Times New Roman" w:cs="Times New Roman"/>
           <w:sz w:val="24"/>
+          <w:szCs w:val="24"/>
         </w:rPr>
         <w:t>представлен код программы.</w:t>
       </w:r>
@@ -5237,11 +5453,15 @@
         <w:rPr>
           <w:rFonts w:ascii="Times New Roman" w:hAnsi="Times New Roman" w:cs="Times New Roman"/>
           <w:sz w:val="24"/>
-        </w:rPr>
-      </w:pPr>
-      <w:r>
-        <w:rPr>
+          <w:szCs w:val="24"/>
+        </w:rPr>
+      </w:pPr>
+      <w:r>
+        <w:rPr>
+          <w:rFonts w:ascii="Times New Roman" w:hAnsi="Times New Roman" w:cs="Times New Roman"/>
           <w:noProof/>
+          <w:sz w:val="24"/>
+          <w:szCs w:val="24"/>
         </w:rPr>
         <w:lastRenderedPageBreak/>
         <w:drawing>
@@ -5305,12 +5525,14 @@
         <w:rPr>
           <w:rFonts w:ascii="Times New Roman" w:hAnsi="Times New Roman" w:cs="Times New Roman"/>
           <w:sz w:val="24"/>
-        </w:rPr>
-      </w:pPr>
-      <w:r>
-        <w:rPr>
-          <w:rFonts w:ascii="Times New Roman" w:hAnsi="Times New Roman" w:cs="Times New Roman"/>
-          <w:sz w:val="24"/>
+          <w:szCs w:val="24"/>
+        </w:rPr>
+      </w:pPr>
+      <w:r>
+        <w:rPr>
+          <w:rFonts w:ascii="Times New Roman" w:hAnsi="Times New Roman" w:cs="Times New Roman"/>
+          <w:sz w:val="24"/>
+          <w:szCs w:val="24"/>
         </w:rPr>
         <w:t>Рисунок 5 – Листинг программы для задания 5</w:t>
       </w:r>
@@ -5322,13 +5544,14 @@
         <w:rPr>
           <w:rFonts w:ascii="Times New Roman" w:hAnsi="Times New Roman" w:cs="Times New Roman"/>
           <w:sz w:val="24"/>
-        </w:rPr>
-      </w:pPr>
-      <w:r>
-        <w:rPr>
-          <w:rFonts w:ascii="Times New Roman" w:hAnsi="Times New Roman" w:cs="Times New Roman"/>
-          <w:sz w:val="24"/>
-          <w:lang w:val="en-US"/>
+          <w:szCs w:val="24"/>
+        </w:rPr>
+      </w:pPr>
+      <w:r>
+        <w:rPr>
+          <w:rFonts w:ascii="Times New Roman" w:hAnsi="Times New Roman" w:cs="Times New Roman"/>
+          <w:sz w:val="24"/>
+          <w:szCs w:val="24"/>
         </w:rPr>
         <w:t xml:space="preserve">         </w:t>
       </w:r>
@@ -5336,6 +5559,7 @@
         <w:rPr>
           <w:rFonts w:ascii="Times New Roman" w:hAnsi="Times New Roman" w:cs="Times New Roman"/>
           <w:sz w:val="24"/>
+          <w:szCs w:val="24"/>
         </w:rPr>
         <w:t>Пояснение работы программы:</w:t>
       </w:r>
@@ -5360,7 +5584,13 @@
         <w:rPr>
           <w:rStyle w:val="translatable-message"/>
         </w:rPr>
-        <w:t xml:space="preserve">. при помощи функции </w:t>
+        <w:t>)</w:t>
+      </w:r>
+      <w:r>
+        <w:rPr>
+          <w:rStyle w:val="translatable-message"/>
+        </w:rPr>
+        <w:t xml:space="preserve"> при помощи функции </w:t>
       </w:r>
       <w:proofErr w:type="spellStart"/>
       <w:proofErr w:type="gramStart"/>
@@ -5446,7 +5676,19 @@
         <w:rPr>
           <w:rStyle w:val="translatable-message"/>
         </w:rPr>
-        <w:t xml:space="preserve">2. создаётся пустой список </w:t>
+        <w:t>2</w:t>
+      </w:r>
+      <w:r>
+        <w:rPr>
+          <w:rStyle w:val="translatable-message"/>
+        </w:rPr>
+        <w:t>)</w:t>
+      </w:r>
+      <w:r>
+        <w:rPr>
+          <w:rStyle w:val="translatable-message"/>
+        </w:rPr>
+        <w:t xml:space="preserve"> создаётся пустой список </w:t>
       </w:r>
       <w:proofErr w:type="spellStart"/>
       <w:r>
@@ -5495,7 +5737,20 @@
         <w:rPr>
           <w:rStyle w:val="translatable-message"/>
         </w:rPr>
-        <w:t xml:space="preserve">3. проверяется длина пароля. Если символов менее 8, в список </w:t>
+        <w:t>3</w:t>
+      </w:r>
+      <w:r>
+        <w:rPr>
+          <w:rStyle w:val="translatable-message"/>
+          <w:lang w:val="en-US"/>
+        </w:rPr>
+        <w:t>)</w:t>
+      </w:r>
+      <w:r>
+        <w:rPr>
+          <w:rStyle w:val="translatable-message"/>
+        </w:rPr>
+        <w:t xml:space="preserve"> проверяется длина пароля. Если символов менее 8, в список </w:t>
       </w:r>
       <w:proofErr w:type="spellStart"/>
       <w:r>
@@ -5559,7 +5814,19 @@
         <w:rPr>
           <w:rStyle w:val="translatable-message"/>
         </w:rPr>
-        <w:t xml:space="preserve">4. проверяется наличие хотя бы одной заглавной буквы методом </w:t>
+        <w:t>4</w:t>
+      </w:r>
+      <w:r>
+        <w:rPr>
+          <w:rStyle w:val="translatable-message"/>
+        </w:rPr>
+        <w:t>)</w:t>
+      </w:r>
+      <w:r>
+        <w:rPr>
+          <w:rStyle w:val="translatable-message"/>
+        </w:rPr>
+        <w:t xml:space="preserve"> проверяется наличие хотя бы одной заглавной буквы методом </w:t>
       </w:r>
     </w:p>
     <w:p>
@@ -5647,7 +5914,19 @@
         <w:rPr>
           <w:rStyle w:val="translatable-message"/>
         </w:rPr>
-        <w:t xml:space="preserve">5. аналогично проверяется наличие строчных букв. При отсутствии - добавляется </w:t>
+        <w:t>5</w:t>
+      </w:r>
+      <w:r>
+        <w:rPr>
+          <w:rStyle w:val="translatable-message"/>
+        </w:rPr>
+        <w:t>)</w:t>
+      </w:r>
+      <w:r>
+        <w:rPr>
+          <w:rStyle w:val="translatable-message"/>
+        </w:rPr>
+        <w:t xml:space="preserve"> аналогично проверяется наличие строчных букв. При отсутствии - добавляется </w:t>
       </w:r>
     </w:p>
     <w:p>
@@ -5694,7 +5973,19 @@
         <w:rPr>
           <w:rStyle w:val="translatable-message"/>
         </w:rPr>
-        <w:t xml:space="preserve">6. проверяется наличие хотя бы одной цифры. Если цифр нет - добавляется ошибка </w:t>
+        <w:t>6</w:t>
+      </w:r>
+      <w:r>
+        <w:rPr>
+          <w:rStyle w:val="translatable-message"/>
+        </w:rPr>
+        <w:t>)</w:t>
+      </w:r>
+      <w:r>
+        <w:rPr>
+          <w:rStyle w:val="translatable-message"/>
+        </w:rPr>
+        <w:t xml:space="preserve"> проверяется наличие хотя бы одной цифры. Если цифр нет - добавляется ошибка </w:t>
       </w:r>
     </w:p>
     <w:p>
@@ -5735,7 +6026,19 @@
         <w:rPr>
           <w:rStyle w:val="translatable-message"/>
         </w:rPr>
-        <w:t>7. проверяется наличие специальных символов: если строка состоит только из букв и цифр (</w:t>
+        <w:t>7</w:t>
+      </w:r>
+      <w:r>
+        <w:rPr>
+          <w:rStyle w:val="translatable-message"/>
+        </w:rPr>
+        <w:t>)</w:t>
+      </w:r>
+      <w:r>
+        <w:rPr>
+          <w:rStyle w:val="translatable-message"/>
+        </w:rPr>
+        <w:t xml:space="preserve"> проверяется наличие специальных символов: если строка состоит только из букв и цифр (</w:t>
       </w:r>
       <w:proofErr w:type="spellStart"/>
       <w:proofErr w:type="gramStart"/>
@@ -5808,7 +6111,19 @@
         <w:rPr>
           <w:rStyle w:val="translatable-message"/>
         </w:rPr>
-        <w:t xml:space="preserve">8. если в списке </w:t>
+        <w:t>8</w:t>
+      </w:r>
+      <w:r>
+        <w:rPr>
+          <w:rStyle w:val="translatable-message"/>
+        </w:rPr>
+        <w:t>)</w:t>
+      </w:r>
+      <w:r>
+        <w:rPr>
+          <w:rStyle w:val="translatable-message"/>
+        </w:rPr>
+        <w:t xml:space="preserve"> если в списке </w:t>
       </w:r>
       <w:proofErr w:type="spellStart"/>
       <w:r>
@@ -5854,7 +6169,19 @@
           <w:rStyle w:val="translatable-message"/>
         </w:rPr>
         <w:lastRenderedPageBreak/>
-        <w:t xml:space="preserve">9. если список ошибок пуст, выводится сообщение </w:t>
+        <w:t>9</w:t>
+      </w:r>
+      <w:r>
+        <w:rPr>
+          <w:rStyle w:val="translatable-message"/>
+        </w:rPr>
+        <w:t>)</w:t>
+      </w:r>
+      <w:r>
+        <w:rPr>
+          <w:rStyle w:val="translatable-message"/>
+        </w:rPr>
+        <w:t xml:space="preserve"> если список ошибок пуст, выводится сообщение </w:t>
       </w:r>
       <w:r>
         <w:rPr>
@@ -5923,7 +6250,10 @@
       </w:pPr>
       <w:r>
         <w:rPr>
+          <w:rFonts w:ascii="Times New Roman" w:hAnsi="Times New Roman" w:cs="Times New Roman"/>
           <w:noProof/>
+          <w:sz w:val="24"/>
+          <w:szCs w:val="24"/>
         </w:rPr>
         <w:drawing>
           <wp:inline distT="0" distB="0" distL="0" distR="0" wp14:anchorId="2FDA457A" wp14:editId="63A81FC0">
@@ -6013,7 +6343,6 @@
           <w:rFonts w:ascii="Times New Roman" w:hAnsi="Times New Roman" w:cs="Times New Roman"/>
           <w:sz w:val="24"/>
           <w:szCs w:val="24"/>
-          <w:lang w:val="en-US"/>
         </w:rPr>
         <w:t xml:space="preserve">         </w:t>
       </w:r>
@@ -6034,7 +6363,10 @@
       </w:pPr>
       <w:bookmarkStart w:id="8" w:name="_Toc213520767"/>
       <w:r>
-        <w:t>1.</w:t>
+        <w:t>1</w:t>
+      </w:r>
+      <w:r>
+        <w:t>)</w:t>
       </w:r>
       <w:r>
         <w:t xml:space="preserve"> через функцию </w:t>
@@ -6063,10 +6395,7 @@
       </w:r>
       <w:proofErr w:type="gramEnd"/>
       <w:r>
-        <w:t>)</w:t>
-      </w:r>
-      <w:r>
-        <w:t>;</w:t>
+        <w:t>);</w:t>
       </w:r>
     </w:p>
     <w:p>
@@ -6076,13 +6405,16 @@
         <w:ind w:left="0"/>
       </w:pPr>
       <w:r>
-        <w:t xml:space="preserve">        </w:t>
-      </w:r>
-      <w:r>
-        <w:t xml:space="preserve"> </w:t>
-      </w:r>
-      <w:r>
-        <w:t>2. далее выполняется проверка:</w:t>
+        <w:t xml:space="preserve">         2</w:t>
+      </w:r>
+      <w:r>
+        <w:rPr>
+          <w:lang w:val="en-US"/>
+        </w:rPr>
+        <w:t>)</w:t>
+      </w:r>
+      <w:r>
+        <w:t xml:space="preserve"> далее выполняется проверка:</w:t>
       </w:r>
     </w:p>
     <w:p>
@@ -6092,19 +6424,7 @@
         <w:ind w:left="0"/>
       </w:pPr>
       <w:r>
-        <w:t>г</w:t>
-      </w:r>
-      <w:r>
-        <w:t xml:space="preserve">од считается високосным, если он делится на 4, но не делится на 100, либо если он </w:t>
-      </w:r>
-      <w:r>
-        <w:t xml:space="preserve">         </w:t>
-      </w:r>
-      <w:r>
-        <w:t>делится на 400</w:t>
-      </w:r>
-      <w:r>
-        <w:t>, иначе год не високосный.</w:t>
+        <w:t>год считается високосным, если он делится на 4, но не делится на 100, либо если он          делится на 400, иначе год не високосный.</w:t>
       </w:r>
     </w:p>
     <w:p>
@@ -6204,7 +6524,10 @@
       </w:pPr>
       <w:r>
         <w:rPr>
+          <w:rFonts w:ascii="Times New Roman" w:hAnsi="Times New Roman" w:cs="Times New Roman"/>
           <w:noProof/>
+          <w:sz w:val="24"/>
+          <w:szCs w:val="24"/>
         </w:rPr>
         <w:lastRenderedPageBreak/>
         <w:drawing>
@@ -6295,7 +6618,6 @@
           <w:rFonts w:ascii="Times New Roman" w:hAnsi="Times New Roman" w:cs="Times New Roman"/>
           <w:sz w:val="24"/>
           <w:szCs w:val="24"/>
-          <w:lang w:val="en-US"/>
         </w:rPr>
         <w:t xml:space="preserve">         </w:t>
       </w:r>
@@ -6313,84 +6635,39 @@
         <w:pStyle w:val="a8"/>
         <w:spacing w:line="376" w:lineRule="auto"/>
         <w:ind w:left="0" w:firstLine="567"/>
-        <w:rPr>
-          <w:szCs w:val="22"/>
-        </w:rPr>
       </w:pPr>
       <w:bookmarkStart w:id="9" w:name="_Toc213520768"/>
       <w:r>
-        <w:rPr>
-          <w:szCs w:val="22"/>
-        </w:rPr>
-        <w:t>1.</w:t>
-      </w:r>
-      <w:r>
-        <w:rPr>
-          <w:szCs w:val="22"/>
-        </w:rPr>
-        <w:t xml:space="preserve"> с</w:t>
-      </w:r>
-      <w:r>
-        <w:rPr>
-          <w:szCs w:val="22"/>
-        </w:rPr>
-        <w:t xml:space="preserve"> помощью </w:t>
+        <w:t>1</w:t>
+      </w:r>
+      <w:r>
+        <w:t>)</w:t>
+      </w:r>
+      <w:r>
+        <w:t xml:space="preserve"> с помощью </w:t>
       </w:r>
       <w:proofErr w:type="spellStart"/>
       <w:proofErr w:type="gramStart"/>
       <w:r>
-        <w:rPr>
-          <w:szCs w:val="22"/>
-        </w:rPr>
         <w:t>input</w:t>
       </w:r>
       <w:proofErr w:type="spellEnd"/>
       <w:r>
-        <w:rPr>
-          <w:szCs w:val="22"/>
-        </w:rPr>
         <w:t>(</w:t>
       </w:r>
       <w:proofErr w:type="gramEnd"/>
       <w:r>
-        <w:rPr>
-          <w:szCs w:val="22"/>
-        </w:rPr>
         <w:t xml:space="preserve">) программа запрашивает у пользователя строку (ожидается три числа, разделённые пробелом). Затем </w:t>
       </w:r>
       <w:proofErr w:type="spellStart"/>
       <w:proofErr w:type="gramStart"/>
       <w:r>
-        <w:rPr>
-          <w:szCs w:val="22"/>
-        </w:rPr>
         <w:t>num.split</w:t>
       </w:r>
       <w:proofErr w:type="spellEnd"/>
       <w:proofErr w:type="gramEnd"/>
       <w:r>
-        <w:rPr>
-          <w:szCs w:val="22"/>
-        </w:rPr>
-        <w:t xml:space="preserve">() разбивает строку по пробелам и </w:t>
-      </w:r>
-      <w:r>
-        <w:rPr>
-          <w:szCs w:val="22"/>
-        </w:rPr>
-        <w:t>записывает</w:t>
-      </w:r>
-      <w:r>
-        <w:rPr>
-          <w:szCs w:val="22"/>
-        </w:rPr>
-        <w:t xml:space="preserve"> три значения в переменные a, b, c</w:t>
-      </w:r>
-      <w:r>
-        <w:rPr>
-          <w:szCs w:val="22"/>
-        </w:rPr>
-        <w:t>;</w:t>
+        <w:t>() разбивает строку по пробелам и записывает три значения в переменные a, b, c;</w:t>
       </w:r>
     </w:p>
     <w:p>
@@ -6400,113 +6677,57 @@
         <w:ind w:left="0" w:firstLine="567"/>
       </w:pPr>
       <w:r>
-        <w:rPr>
-          <w:szCs w:val="22"/>
-        </w:rPr>
-        <w:t>2. в</w:t>
-      </w:r>
-      <w:r>
-        <w:rPr>
-          <w:szCs w:val="22"/>
-        </w:rPr>
-        <w:t xml:space="preserve"> блоке условий </w:t>
+        <w:t>2</w:t>
+      </w:r>
+      <w:r>
+        <w:t>)</w:t>
+      </w:r>
+      <w:r>
+        <w:t xml:space="preserve"> в блоке условий </w:t>
       </w:r>
       <w:proofErr w:type="spellStart"/>
       <w:r>
-        <w:rPr>
-          <w:szCs w:val="22"/>
-        </w:rPr>
-        <w:t>if</w:t>
-      </w:r>
-      <w:r>
-        <w:rPr>
-          <w:szCs w:val="22"/>
-        </w:rPr>
+        <w:t>if-elif</w:t>
+      </w:r>
+      <w:proofErr w:type="spellEnd"/>
+      <w:r>
         <w:t>-</w:t>
       </w:r>
       <w:r>
         <w:rPr>
-          <w:szCs w:val="22"/>
-        </w:rPr>
-        <w:t>elif</w:t>
+          <w:lang w:val="en-US"/>
+        </w:rPr>
+        <w:t>else</w:t>
+      </w:r>
+      <w:r>
+        <w:t xml:space="preserve"> сравниваются a, b и c — и в зависимости от результата сравнения в переменную </w:t>
+      </w:r>
+      <w:proofErr w:type="spellStart"/>
+      <w:r>
+        <w:t>min</w:t>
+      </w:r>
+      <w:r>
+        <w:rPr>
+          <w:lang w:val="en-US"/>
+        </w:rPr>
+        <w:t>imum</w:t>
       </w:r>
       <w:proofErr w:type="spellEnd"/>
       <w:r>
-        <w:rPr>
-          <w:szCs w:val="22"/>
-        </w:rPr>
-        <w:t>-</w:t>
-      </w:r>
-      <w:r>
-        <w:rPr>
-          <w:szCs w:val="22"/>
-          <w:lang w:val="en-US"/>
-        </w:rPr>
-        <w:t>else</w:t>
-      </w:r>
-      <w:r>
-        <w:rPr>
-          <w:szCs w:val="22"/>
-        </w:rPr>
-        <w:t xml:space="preserve"> сравниваются a, b и c — и в зависимости от результата сравнения в переменную </w:t>
-      </w:r>
-      <w:proofErr w:type="spellStart"/>
-      <w:r>
-        <w:rPr>
-          <w:szCs w:val="22"/>
-        </w:rPr>
-        <w:t>min</w:t>
-      </w:r>
-      <w:r>
-        <w:rPr>
-          <w:szCs w:val="22"/>
-          <w:lang w:val="en-US"/>
-        </w:rPr>
-        <w:t>imum</w:t>
-      </w:r>
-      <w:proofErr w:type="spellEnd"/>
-      <w:r>
-        <w:rPr>
-          <w:szCs w:val="22"/>
-        </w:rPr>
         <w:t xml:space="preserve"> записывается предполагаемый минимальный элемент, затем он выводится через </w:t>
       </w:r>
       <w:proofErr w:type="spellStart"/>
       <w:proofErr w:type="gramStart"/>
       <w:r>
-        <w:rPr>
-          <w:szCs w:val="22"/>
-        </w:rPr>
         <w:t>print</w:t>
       </w:r>
       <w:proofErr w:type="spellEnd"/>
       <w:r>
-        <w:rPr>
-          <w:szCs w:val="22"/>
-        </w:rPr>
         <w:t>(</w:t>
       </w:r>
       <w:proofErr w:type="gramEnd"/>
       <w:r>
-        <w:rPr>
-          <w:szCs w:val="22"/>
-        </w:rPr>
-        <w:t>)</w:t>
-      </w:r>
-      <w:r>
-        <w:rPr>
-          <w:szCs w:val="22"/>
-        </w:rPr>
-        <w:t>;</w:t>
-      </w:r>
-      <w:r>
-        <w:rPr>
-          <w:szCs w:val="22"/>
-        </w:rPr>
-        <w:t xml:space="preserve"> </w:t>
-      </w:r>
-      <w:r>
-        <w:t xml:space="preserve"> </w:t>
+        <w:t xml:space="preserve">);  </w:t>
       </w:r>
     </w:p>
     <w:p>
@@ -6521,10 +6742,16 @@
         </w:sectPr>
       </w:pPr>
       <w:r>
-        <w:t>3. используем блок</w:t>
-      </w:r>
-      <w:r>
-        <w:t xml:space="preserve"> </w:t>
+        <w:t>3</w:t>
+      </w:r>
+      <w:r>
+        <w:rPr>
+          <w:lang w:val="en-US"/>
+        </w:rPr>
+        <w:t>)</w:t>
+      </w:r>
+      <w:r>
+        <w:t xml:space="preserve"> используем блок </w:t>
       </w:r>
       <w:r>
         <w:rPr>
@@ -6589,6 +6816,11 @@
       <w:pPr>
         <w:spacing w:after="0" w:line="360" w:lineRule="auto"/>
         <w:jc w:val="center"/>
+        <w:rPr>
+          <w:rFonts w:ascii="Times New Roman" w:hAnsi="Times New Roman" w:cs="Times New Roman"/>
+          <w:sz w:val="24"/>
+          <w:szCs w:val="24"/>
+        </w:rPr>
       </w:pPr>
     </w:p>
     <w:p>
@@ -6603,7 +6835,10 @@
       </w:pPr>
       <w:r>
         <w:rPr>
+          <w:rFonts w:ascii="Times New Roman" w:hAnsi="Times New Roman" w:cs="Times New Roman"/>
           <w:noProof/>
+          <w:sz w:val="24"/>
+          <w:szCs w:val="24"/>
         </w:rPr>
         <w:drawing>
           <wp:inline distT="0" distB="0" distL="0" distR="0" wp14:anchorId="54638E61" wp14:editId="53238498">
@@ -6693,7 +6928,6 @@
           <w:rFonts w:ascii="Times New Roman" w:hAnsi="Times New Roman" w:cs="Times New Roman"/>
           <w:sz w:val="24"/>
           <w:szCs w:val="24"/>
-          <w:lang w:val="en-US"/>
         </w:rPr>
         <w:t xml:space="preserve">         </w:t>
       </w:r>
@@ -6714,6 +6948,7 @@
         <w:spacing w:after="0" w:line="360" w:lineRule="auto"/>
         <w:ind w:firstLine="567"/>
         <w:rPr>
+          <w:rFonts w:ascii="Times New Roman" w:hAnsi="Times New Roman" w:cs="Times New Roman"/>
           <w:sz w:val="24"/>
           <w:szCs w:val="24"/>
         </w:rPr>
@@ -6721,28 +6956,32 @@
       <w:bookmarkStart w:id="10" w:name="_Toc213520769"/>
       <w:r>
         <w:rPr>
-          <w:sz w:val="24"/>
-          <w:szCs w:val="24"/>
-        </w:rPr>
-        <w:t>1.</w:t>
-      </w:r>
-      <w:r>
-        <w:rPr>
-          <w:sz w:val="24"/>
-          <w:szCs w:val="24"/>
-        </w:rPr>
-        <w:t xml:space="preserve"> с</w:t>
-      </w:r>
-      <w:r>
-        <w:rPr>
-          <w:sz w:val="24"/>
-          <w:szCs w:val="24"/>
-        </w:rPr>
-        <w:t xml:space="preserve"> помощью </w:t>
+          <w:rFonts w:ascii="Times New Roman" w:hAnsi="Times New Roman" w:cs="Times New Roman"/>
+          <w:sz w:val="24"/>
+          <w:szCs w:val="24"/>
+        </w:rPr>
+        <w:t>1</w:t>
+      </w:r>
+      <w:r>
+        <w:rPr>
+          <w:rFonts w:ascii="Times New Roman" w:hAnsi="Times New Roman" w:cs="Times New Roman"/>
+          <w:sz w:val="24"/>
+          <w:szCs w:val="24"/>
+        </w:rPr>
+        <w:t>)</w:t>
+      </w:r>
+      <w:r>
+        <w:rPr>
+          <w:rFonts w:ascii="Times New Roman" w:hAnsi="Times New Roman" w:cs="Times New Roman"/>
+          <w:sz w:val="24"/>
+          <w:szCs w:val="24"/>
+        </w:rPr>
+        <w:t xml:space="preserve"> с помощью </w:t>
       </w:r>
       <w:proofErr w:type="gramStart"/>
       <w:r>
         <w:rPr>
+          <w:rFonts w:ascii="Times New Roman" w:hAnsi="Times New Roman" w:cs="Times New Roman"/>
           <w:sz w:val="24"/>
           <w:szCs w:val="24"/>
           <w:lang w:val="en-US"/>
@@ -6751,6 +6990,7 @@
       </w:r>
       <w:r>
         <w:rPr>
+          <w:rFonts w:ascii="Times New Roman" w:hAnsi="Times New Roman" w:cs="Times New Roman"/>
           <w:sz w:val="24"/>
           <w:szCs w:val="24"/>
         </w:rPr>
@@ -6759,6 +6999,7 @@
       <w:proofErr w:type="gramEnd"/>
       <w:r>
         <w:rPr>
+          <w:rFonts w:ascii="Times New Roman" w:hAnsi="Times New Roman" w:cs="Times New Roman"/>
           <w:sz w:val="24"/>
           <w:szCs w:val="24"/>
         </w:rPr>
@@ -6766,6 +7007,7 @@
       </w:r>
       <w:r>
         <w:rPr>
+          <w:rFonts w:ascii="Times New Roman" w:hAnsi="Times New Roman" w:cs="Times New Roman"/>
           <w:sz w:val="24"/>
           <w:szCs w:val="24"/>
           <w:lang w:val="en-US"/>
@@ -6774,6 +7016,7 @@
       </w:r>
       <w:r>
         <w:rPr>
+          <w:rFonts w:ascii="Times New Roman" w:hAnsi="Times New Roman" w:cs="Times New Roman"/>
           <w:sz w:val="24"/>
           <w:szCs w:val="24"/>
         </w:rPr>
@@ -6781,6 +7024,7 @@
       </w:r>
       <w:r>
         <w:rPr>
+          <w:rFonts w:ascii="Times New Roman" w:hAnsi="Times New Roman" w:cs="Times New Roman"/>
           <w:spacing w:val="-2"/>
           <w:sz w:val="24"/>
           <w:szCs w:val="24"/>
@@ -6796,26 +7040,38 @@
         <w:spacing w:after="0" w:line="360" w:lineRule="auto"/>
         <w:ind w:firstLine="567"/>
         <w:rPr>
-          <w:sz w:val="24"/>
-          <w:szCs w:val="24"/>
-        </w:rPr>
-      </w:pPr>
-      <w:r>
-        <w:rPr>
-          <w:sz w:val="24"/>
-          <w:szCs w:val="24"/>
-        </w:rPr>
-        <w:t>2. п</w:t>
-      </w:r>
-      <w:r>
-        <w:rPr>
-          <w:sz w:val="24"/>
-          <w:szCs w:val="24"/>
-        </w:rPr>
-        <w:t xml:space="preserve">осле ввода начинается выбор скидки с помощью конструкции </w:t>
-      </w:r>
-      <w:r>
-        <w:rPr>
+          <w:rFonts w:ascii="Times New Roman" w:hAnsi="Times New Roman" w:cs="Times New Roman"/>
+          <w:sz w:val="24"/>
+          <w:szCs w:val="24"/>
+        </w:rPr>
+      </w:pPr>
+      <w:r>
+        <w:rPr>
+          <w:rFonts w:ascii="Times New Roman" w:hAnsi="Times New Roman" w:cs="Times New Roman"/>
+          <w:sz w:val="24"/>
+          <w:szCs w:val="24"/>
+        </w:rPr>
+        <w:t>2</w:t>
+      </w:r>
+      <w:r>
+        <w:rPr>
+          <w:rFonts w:ascii="Times New Roman" w:hAnsi="Times New Roman" w:cs="Times New Roman"/>
+          <w:sz w:val="24"/>
+          <w:szCs w:val="24"/>
+        </w:rPr>
+        <w:t>)</w:t>
+      </w:r>
+      <w:r>
+        <w:rPr>
+          <w:rFonts w:ascii="Times New Roman" w:hAnsi="Times New Roman" w:cs="Times New Roman"/>
+          <w:sz w:val="24"/>
+          <w:szCs w:val="24"/>
+        </w:rPr>
+        <w:t xml:space="preserve"> после ввода начинается выбор скидки с помощью конструкции </w:t>
+      </w:r>
+      <w:r>
+        <w:rPr>
+          <w:rFonts w:ascii="Times New Roman" w:hAnsi="Times New Roman" w:cs="Times New Roman"/>
           <w:sz w:val="24"/>
           <w:szCs w:val="24"/>
           <w:lang w:val="en-US"/>
@@ -6824,6 +7080,7 @@
       </w:r>
       <w:r>
         <w:rPr>
+          <w:rFonts w:ascii="Times New Roman" w:hAnsi="Times New Roman" w:cs="Times New Roman"/>
           <w:sz w:val="24"/>
           <w:szCs w:val="24"/>
         </w:rPr>
@@ -6832,6 +7089,7 @@
       <w:proofErr w:type="spellStart"/>
       <w:r>
         <w:rPr>
+          <w:rFonts w:ascii="Times New Roman" w:hAnsi="Times New Roman" w:cs="Times New Roman"/>
           <w:sz w:val="24"/>
           <w:szCs w:val="24"/>
           <w:lang w:val="en-US"/>
@@ -6841,6 +7099,7 @@
       <w:proofErr w:type="spellEnd"/>
       <w:r>
         <w:rPr>
+          <w:rFonts w:ascii="Times New Roman" w:hAnsi="Times New Roman" w:cs="Times New Roman"/>
           <w:sz w:val="24"/>
           <w:szCs w:val="24"/>
         </w:rPr>
@@ -6854,27 +7113,23 @@
         </w:tabs>
         <w:spacing w:after="0" w:line="360" w:lineRule="auto"/>
         <w:rPr>
-          <w:sz w:val="24"/>
-          <w:szCs w:val="24"/>
-        </w:rPr>
-      </w:pPr>
-      <w:r>
-        <w:rPr>
-          <w:sz w:val="24"/>
-          <w:szCs w:val="24"/>
-        </w:rPr>
-        <w:t>е</w:t>
-      </w:r>
-      <w:r>
-        <w:rPr>
-          <w:sz w:val="24"/>
-          <w:szCs w:val="24"/>
-        </w:rPr>
-        <w:t xml:space="preserve">сли цена меньше 1000, скидка отсутствует, поэтому сумма покупки (переменная </w:t>
+          <w:rFonts w:ascii="Times New Roman" w:hAnsi="Times New Roman" w:cs="Times New Roman"/>
+          <w:sz w:val="24"/>
+          <w:szCs w:val="24"/>
+        </w:rPr>
+      </w:pPr>
+      <w:r>
+        <w:rPr>
+          <w:rFonts w:ascii="Times New Roman" w:hAnsi="Times New Roman" w:cs="Times New Roman"/>
+          <w:sz w:val="24"/>
+          <w:szCs w:val="24"/>
+        </w:rPr>
+        <w:t xml:space="preserve">если цена меньше 1000, скидка отсутствует, поэтому сумма покупки (переменная </w:t>
       </w:r>
       <w:proofErr w:type="gramStart"/>
       <w:r>
         <w:rPr>
+          <w:rFonts w:ascii="Times New Roman" w:hAnsi="Times New Roman" w:cs="Times New Roman"/>
           <w:sz w:val="24"/>
           <w:szCs w:val="24"/>
           <w:lang w:val="en-US"/>
@@ -6883,35 +7138,24 @@
       </w:r>
       <w:r>
         <w:rPr>
-          <w:sz w:val="24"/>
-          <w:szCs w:val="24"/>
-        </w:rPr>
-        <w:t xml:space="preserve">) </w:t>
-      </w:r>
-      <w:r>
-        <w:rPr>
-          <w:sz w:val="24"/>
-          <w:szCs w:val="24"/>
-        </w:rPr>
-        <w:t xml:space="preserve">  </w:t>
+          <w:rFonts w:ascii="Times New Roman" w:hAnsi="Times New Roman" w:cs="Times New Roman"/>
+          <w:sz w:val="24"/>
+          <w:szCs w:val="24"/>
+        </w:rPr>
+        <w:t xml:space="preserve">)   </w:t>
       </w:r>
       <w:proofErr w:type="gramEnd"/>
       <w:r>
         <w:rPr>
-          <w:sz w:val="24"/>
-          <w:szCs w:val="24"/>
-        </w:rPr>
-        <w:t xml:space="preserve">       </w:t>
-      </w:r>
-      <w:r>
-        <w:rPr>
-          <w:sz w:val="24"/>
-          <w:szCs w:val="24"/>
-        </w:rPr>
-        <w:t>приравнивается к конечной цене (</w:t>
-      </w:r>
-      <w:r>
-        <w:rPr>
+          <w:rFonts w:ascii="Times New Roman" w:hAnsi="Times New Roman" w:cs="Times New Roman"/>
+          <w:sz w:val="24"/>
+          <w:szCs w:val="24"/>
+        </w:rPr>
+        <w:t xml:space="preserve">       приравнивается к конечной цене (</w:t>
+      </w:r>
+      <w:r>
+        <w:rPr>
+          <w:rFonts w:ascii="Times New Roman" w:hAnsi="Times New Roman" w:cs="Times New Roman"/>
           <w:sz w:val="24"/>
           <w:szCs w:val="24"/>
           <w:lang w:val="en-US"/>
@@ -6920,6 +7164,7 @@
       </w:r>
       <w:r>
         <w:rPr>
+          <w:rFonts w:ascii="Times New Roman" w:hAnsi="Times New Roman" w:cs="Times New Roman"/>
           <w:sz w:val="24"/>
           <w:szCs w:val="24"/>
         </w:rPr>
@@ -6928,6 +7173,7 @@
       <w:proofErr w:type="spellStart"/>
       <w:r>
         <w:rPr>
+          <w:rFonts w:ascii="Times New Roman" w:hAnsi="Times New Roman" w:cs="Times New Roman"/>
           <w:sz w:val="24"/>
           <w:szCs w:val="24"/>
         </w:rPr>
@@ -6936,6 +7182,7 @@
       <w:proofErr w:type="spellEnd"/>
       <w:r>
         <w:rPr>
+          <w:rFonts w:ascii="Times New Roman" w:hAnsi="Times New Roman" w:cs="Times New Roman"/>
           <w:sz w:val="24"/>
           <w:szCs w:val="24"/>
         </w:rPr>
@@ -6949,26 +7196,22 @@
         </w:tabs>
         <w:spacing w:after="0" w:line="360" w:lineRule="auto"/>
         <w:rPr>
-          <w:sz w:val="24"/>
-          <w:szCs w:val="24"/>
-        </w:rPr>
-      </w:pPr>
-      <w:r>
-        <w:rPr>
-          <w:sz w:val="24"/>
-          <w:szCs w:val="24"/>
-        </w:rPr>
-        <w:t>е</w:t>
-      </w:r>
-      <w:r>
-        <w:rPr>
-          <w:sz w:val="24"/>
-          <w:szCs w:val="24"/>
-        </w:rPr>
-        <w:t xml:space="preserve">сли цена до 5000 включительно, переменная </w:t>
-      </w:r>
-      <w:r>
-        <w:rPr>
+          <w:rFonts w:ascii="Times New Roman" w:hAnsi="Times New Roman" w:cs="Times New Roman"/>
+          <w:sz w:val="24"/>
+          <w:szCs w:val="24"/>
+        </w:rPr>
+      </w:pPr>
+      <w:r>
+        <w:rPr>
+          <w:rFonts w:ascii="Times New Roman" w:hAnsi="Times New Roman" w:cs="Times New Roman"/>
+          <w:sz w:val="24"/>
+          <w:szCs w:val="24"/>
+        </w:rPr>
+        <w:t xml:space="preserve">если цена до 5000 включительно, переменная </w:t>
+      </w:r>
+      <w:r>
+        <w:rPr>
+          <w:rFonts w:ascii="Times New Roman" w:hAnsi="Times New Roman" w:cs="Times New Roman"/>
           <w:sz w:val="24"/>
           <w:szCs w:val="24"/>
           <w:lang w:val="en-US"/>
@@ -6977,6 +7220,7 @@
       </w:r>
       <w:r>
         <w:rPr>
+          <w:rFonts w:ascii="Times New Roman" w:hAnsi="Times New Roman" w:cs="Times New Roman"/>
           <w:sz w:val="24"/>
           <w:szCs w:val="24"/>
         </w:rPr>
@@ -6985,6 +7229,7 @@
       <w:proofErr w:type="spellStart"/>
       <w:r>
         <w:rPr>
+          <w:rFonts w:ascii="Times New Roman" w:hAnsi="Times New Roman" w:cs="Times New Roman"/>
           <w:sz w:val="24"/>
           <w:szCs w:val="24"/>
         </w:rPr>
@@ -6993,6 +7238,7 @@
       <w:proofErr w:type="spellEnd"/>
       <w:r>
         <w:rPr>
+          <w:rFonts w:ascii="Times New Roman" w:hAnsi="Times New Roman" w:cs="Times New Roman"/>
           <w:sz w:val="24"/>
           <w:szCs w:val="24"/>
         </w:rPr>
@@ -7001,6 +7247,7 @@
       <w:proofErr w:type="spellStart"/>
       <w:r>
         <w:rPr>
+          <w:rFonts w:ascii="Times New Roman" w:hAnsi="Times New Roman" w:cs="Times New Roman"/>
           <w:sz w:val="24"/>
           <w:szCs w:val="24"/>
         </w:rPr>
@@ -7009,6 +7256,7 @@
       <w:proofErr w:type="spellEnd"/>
       <w:r>
         <w:rPr>
+          <w:rFonts w:ascii="Times New Roman" w:hAnsi="Times New Roman" w:cs="Times New Roman"/>
           <w:sz w:val="24"/>
           <w:szCs w:val="24"/>
         </w:rPr>
@@ -7016,6 +7264,7 @@
       </w:r>
       <w:r>
         <w:rPr>
+          <w:rFonts w:ascii="Times New Roman" w:hAnsi="Times New Roman" w:cs="Times New Roman"/>
           <w:spacing w:val="-2"/>
           <w:sz w:val="24"/>
           <w:szCs w:val="24"/>
@@ -7030,25 +7279,19 @@
         </w:tabs>
         <w:spacing w:after="0" w:line="360" w:lineRule="auto"/>
         <w:rPr>
-          <w:sz w:val="24"/>
-          <w:szCs w:val="24"/>
-        </w:rPr>
-      </w:pPr>
-      <w:r>
-        <w:rPr>
+          <w:rFonts w:ascii="Times New Roman" w:hAnsi="Times New Roman" w:cs="Times New Roman"/>
+          <w:sz w:val="24"/>
+          <w:szCs w:val="24"/>
+        </w:rPr>
+      </w:pPr>
+      <w:r>
+        <w:rPr>
+          <w:rFonts w:ascii="Times New Roman" w:hAnsi="Times New Roman" w:cs="Times New Roman"/>
           <w:spacing w:val="-2"/>
           <w:sz w:val="24"/>
           <w:szCs w:val="24"/>
         </w:rPr>
-        <w:t>е</w:t>
-      </w:r>
-      <w:r>
-        <w:rPr>
-          <w:spacing w:val="-2"/>
-          <w:sz w:val="24"/>
-          <w:szCs w:val="24"/>
-        </w:rPr>
-        <w:t>сли цена до 10000 включительно, скидка составляет 10% и конечная цена высчитывается по тому же принципу;</w:t>
+        <w:t>если цена до 10000 включительно, скидка составляет 10% и конечная цена высчитывается по тому же принципу;</w:t>
       </w:r>
     </w:p>
     <w:p>
@@ -7058,25 +7301,19 @@
         </w:tabs>
         <w:spacing w:after="0" w:line="360" w:lineRule="auto"/>
         <w:rPr>
-          <w:sz w:val="24"/>
-          <w:szCs w:val="24"/>
-        </w:rPr>
-      </w:pPr>
-      <w:r>
-        <w:rPr>
+          <w:rFonts w:ascii="Times New Roman" w:hAnsi="Times New Roman" w:cs="Times New Roman"/>
+          <w:sz w:val="24"/>
+          <w:szCs w:val="24"/>
+        </w:rPr>
+      </w:pPr>
+      <w:r>
+        <w:rPr>
+          <w:rFonts w:ascii="Times New Roman" w:hAnsi="Times New Roman" w:cs="Times New Roman"/>
           <w:spacing w:val="-2"/>
           <w:sz w:val="24"/>
           <w:szCs w:val="24"/>
         </w:rPr>
-        <w:t>е</w:t>
-      </w:r>
-      <w:r>
-        <w:rPr>
-          <w:spacing w:val="-2"/>
-          <w:sz w:val="24"/>
-          <w:szCs w:val="24"/>
-        </w:rPr>
-        <w:t>сли цена больше 10000, применяется скидка 15%;</w:t>
+        <w:t>если цена больше 10000, применяется скидка 15%;</w:t>
       </w:r>
     </w:p>
     <w:p>
@@ -7087,27 +7324,39 @@
         <w:spacing w:after="0" w:line="360" w:lineRule="auto"/>
         <w:ind w:right="140" w:firstLine="567"/>
         <w:rPr>
-          <w:sz w:val="24"/>
-          <w:szCs w:val="24"/>
-        </w:rPr>
-      </w:pPr>
-      <w:r>
-        <w:rPr>
-          <w:sz w:val="24"/>
-          <w:szCs w:val="24"/>
-        </w:rPr>
-        <w:t>3. п</w:t>
-      </w:r>
-      <w:r>
-        <w:rPr>
-          <w:sz w:val="24"/>
-          <w:szCs w:val="24"/>
-        </w:rPr>
-        <w:t xml:space="preserve">осле </w:t>
+          <w:rFonts w:ascii="Times New Roman" w:hAnsi="Times New Roman" w:cs="Times New Roman"/>
+          <w:sz w:val="24"/>
+          <w:szCs w:val="24"/>
+        </w:rPr>
+      </w:pPr>
+      <w:r>
+        <w:rPr>
+          <w:rFonts w:ascii="Times New Roman" w:hAnsi="Times New Roman" w:cs="Times New Roman"/>
+          <w:sz w:val="24"/>
+          <w:szCs w:val="24"/>
+        </w:rPr>
+        <w:t>3</w:t>
+      </w:r>
+      <w:r>
+        <w:rPr>
+          <w:rFonts w:ascii="Times New Roman" w:hAnsi="Times New Roman" w:cs="Times New Roman"/>
+          <w:sz w:val="24"/>
+          <w:szCs w:val="24"/>
+        </w:rPr>
+        <w:t>)</w:t>
+      </w:r>
+      <w:r>
+        <w:rPr>
+          <w:rFonts w:ascii="Times New Roman" w:hAnsi="Times New Roman" w:cs="Times New Roman"/>
+          <w:sz w:val="24"/>
+          <w:szCs w:val="24"/>
+        </w:rPr>
+        <w:t xml:space="preserve"> после </w:t>
       </w:r>
       <w:proofErr w:type="spellStart"/>
       <w:r>
         <w:rPr>
+          <w:rFonts w:ascii="Times New Roman" w:hAnsi="Times New Roman" w:cs="Times New Roman"/>
           <w:sz w:val="24"/>
           <w:szCs w:val="24"/>
         </w:rPr>
@@ -7116,6 +7365,7 @@
       <w:proofErr w:type="spellEnd"/>
       <w:r>
         <w:rPr>
+          <w:rFonts w:ascii="Times New Roman" w:hAnsi="Times New Roman" w:cs="Times New Roman"/>
           <w:sz w:val="24"/>
           <w:szCs w:val="24"/>
         </w:rPr>
@@ -7123,6 +7373,7 @@
       </w:r>
       <w:r>
         <w:rPr>
+          <w:rFonts w:ascii="Times New Roman" w:hAnsi="Times New Roman" w:cs="Times New Roman"/>
           <w:sz w:val="24"/>
           <w:szCs w:val="24"/>
           <w:lang w:val="en-US"/>
@@ -7131,6 +7382,7 @@
       </w:r>
       <w:r>
         <w:rPr>
+          <w:rFonts w:ascii="Times New Roman" w:hAnsi="Times New Roman" w:cs="Times New Roman"/>
           <w:sz w:val="24"/>
           <w:szCs w:val="24"/>
         </w:rPr>
@@ -7139,6 +7391,7 @@
       <w:proofErr w:type="gramStart"/>
       <w:r>
         <w:rPr>
+          <w:rFonts w:ascii="Times New Roman" w:hAnsi="Times New Roman" w:cs="Times New Roman"/>
           <w:sz w:val="24"/>
           <w:szCs w:val="24"/>
         </w:rPr>
@@ -7147,6 +7400,7 @@
       <w:proofErr w:type="gramEnd"/>
       <w:r>
         <w:rPr>
+          <w:rFonts w:ascii="Times New Roman" w:hAnsi="Times New Roman" w:cs="Times New Roman"/>
           <w:sz w:val="24"/>
           <w:szCs w:val="24"/>
         </w:rPr>
@@ -7161,34 +7415,48 @@
         <w:spacing w:after="0" w:line="360" w:lineRule="auto"/>
         <w:ind w:right="140" w:firstLine="567"/>
         <w:rPr>
-          <w:sz w:val="24"/>
-          <w:szCs w:val="24"/>
-        </w:rPr>
-      </w:pPr>
-      <w:r>
-        <w:rPr>
-          <w:sz w:val="24"/>
-          <w:szCs w:val="24"/>
-        </w:rPr>
-        <w:t>4. б</w:t>
-      </w:r>
-      <w:r>
-        <w:rPr>
-          <w:sz w:val="24"/>
-          <w:szCs w:val="24"/>
-        </w:rPr>
-        <w:t xml:space="preserve">лок </w:t>
-      </w:r>
-      <w:r>
-        <w:rPr>
+          <w:rFonts w:ascii="Times New Roman" w:hAnsi="Times New Roman" w:cs="Times New Roman"/>
+          <w:sz w:val="24"/>
+          <w:szCs w:val="24"/>
+        </w:rPr>
+      </w:pPr>
+      <w:r>
+        <w:rPr>
+          <w:rFonts w:ascii="Times New Roman" w:hAnsi="Times New Roman" w:cs="Times New Roman"/>
+          <w:sz w:val="24"/>
+          <w:szCs w:val="24"/>
+        </w:rPr>
+        <w:t>4</w:t>
+      </w:r>
+      <w:r>
+        <w:rPr>
+          <w:rFonts w:ascii="Times New Roman" w:hAnsi="Times New Roman" w:cs="Times New Roman"/>
           <w:sz w:val="24"/>
           <w:szCs w:val="24"/>
           <w:lang w:val="en-US"/>
         </w:rPr>
+        <w:t>)</w:t>
+      </w:r>
+      <w:r>
+        <w:rPr>
+          <w:rFonts w:ascii="Times New Roman" w:hAnsi="Times New Roman" w:cs="Times New Roman"/>
+          <w:sz w:val="24"/>
+          <w:szCs w:val="24"/>
+        </w:rPr>
+        <w:t xml:space="preserve"> блок </w:t>
+      </w:r>
+      <w:r>
+        <w:rPr>
+          <w:rFonts w:ascii="Times New Roman" w:hAnsi="Times New Roman" w:cs="Times New Roman"/>
+          <w:sz w:val="24"/>
+          <w:szCs w:val="24"/>
+          <w:lang w:val="en-US"/>
+        </w:rPr>
         <w:t>try</w:t>
       </w:r>
       <w:r>
         <w:rPr>
+          <w:rFonts w:ascii="Times New Roman" w:hAnsi="Times New Roman" w:cs="Times New Roman"/>
           <w:sz w:val="24"/>
           <w:szCs w:val="24"/>
         </w:rPr>
@@ -7196,6 +7464,7 @@
       </w:r>
       <w:r>
         <w:rPr>
+          <w:rFonts w:ascii="Times New Roman" w:hAnsi="Times New Roman" w:cs="Times New Roman"/>
           <w:sz w:val="24"/>
           <w:szCs w:val="24"/>
           <w:lang w:val="en-US"/>
@@ -7204,6 +7473,7 @@
       </w:r>
       <w:r>
         <w:rPr>
+          <w:rFonts w:ascii="Times New Roman" w:hAnsi="Times New Roman" w:cs="Times New Roman"/>
           <w:sz w:val="24"/>
           <w:szCs w:val="24"/>
         </w:rPr>
@@ -7266,7 +7536,10 @@
       </w:pPr>
       <w:r>
         <w:rPr>
+          <w:rFonts w:ascii="Times New Roman" w:hAnsi="Times New Roman" w:cs="Times New Roman"/>
           <w:noProof/>
+          <w:sz w:val="24"/>
+          <w:szCs w:val="24"/>
         </w:rPr>
         <w:drawing>
           <wp:inline distT="0" distB="0" distL="0" distR="0" wp14:anchorId="27C5387E" wp14:editId="6F866A6F">
@@ -7356,7 +7629,6 @@
           <w:rFonts w:ascii="Times New Roman" w:hAnsi="Times New Roman" w:cs="Times New Roman"/>
           <w:sz w:val="24"/>
           <w:szCs w:val="24"/>
-          <w:lang w:val="en-US"/>
         </w:rPr>
         <w:t xml:space="preserve">         </w:t>
       </w:r>
@@ -7376,36 +7648,31 @@
         <w:ind w:left="0" w:firstLine="567"/>
         <w:rPr>
           <w:spacing w:val="-2"/>
-          <w:szCs w:val="22"/>
         </w:rPr>
       </w:pPr>
       <w:r>
         <w:rPr>
           <w:spacing w:val="-2"/>
-          <w:szCs w:val="22"/>
-        </w:rPr>
-        <w:t>1.</w:t>
+        </w:rPr>
+        <w:t>1</w:t>
       </w:r>
       <w:r>
         <w:rPr>
           <w:spacing w:val="-2"/>
-          <w:szCs w:val="22"/>
-        </w:rPr>
-        <w:t xml:space="preserve"> с</w:t>
+        </w:rPr>
+        <w:t>)</w:t>
       </w:r>
       <w:r>
         <w:rPr>
           <w:spacing w:val="-2"/>
-          <w:szCs w:val="22"/>
-        </w:rPr>
-        <w:t xml:space="preserve"> помощью функции </w:t>
+        </w:rPr>
+        <w:t xml:space="preserve"> с помощью функции </w:t>
       </w:r>
       <w:proofErr w:type="spellStart"/>
       <w:proofErr w:type="gramStart"/>
       <w:r>
         <w:rPr>
           <w:spacing w:val="-2"/>
-          <w:szCs w:val="22"/>
         </w:rPr>
         <w:t>input</w:t>
       </w:r>
@@ -7413,7 +7680,6 @@
       <w:r>
         <w:rPr>
           <w:spacing w:val="-2"/>
-          <w:szCs w:val="22"/>
         </w:rPr>
         <w:t>(</w:t>
       </w:r>
@@ -7421,23 +7687,14 @@
       <w:r>
         <w:rPr>
           <w:spacing w:val="-2"/>
-          <w:szCs w:val="22"/>
-        </w:rPr>
-        <w:t>) программа запрашивает у пользователя число от 0 до 23, обозначающее текущий час. Затем значение преобразуется в целое число</w:t>
-      </w:r>
-      <w:r>
-        <w:rPr>
-          <w:spacing w:val="-2"/>
-          <w:szCs w:val="22"/>
-        </w:rPr>
-        <w:t xml:space="preserve"> </w:t>
+        </w:rPr>
+        <w:t xml:space="preserve">) программа запрашивает у пользователя число от 0 до 23, обозначающее текущий час. Затем значение преобразуется в целое число </w:t>
       </w:r>
       <w:proofErr w:type="spellStart"/>
       <w:proofErr w:type="gramStart"/>
       <w:r>
         <w:rPr>
           <w:spacing w:val="-2"/>
-          <w:szCs w:val="22"/>
         </w:rPr>
         <w:t>int</w:t>
       </w:r>
@@ -7445,7 +7702,6 @@
       <w:r>
         <w:rPr>
           <w:spacing w:val="-2"/>
-          <w:szCs w:val="22"/>
         </w:rPr>
         <w:t>(</w:t>
       </w:r>
@@ -7453,7 +7709,6 @@
       <w:r>
         <w:rPr>
           <w:spacing w:val="-2"/>
-          <w:szCs w:val="22"/>
         </w:rPr>
         <w:t>).</w:t>
       </w:r>
@@ -7465,28 +7720,30 @@
         <w:ind w:left="0" w:firstLine="567"/>
         <w:rPr>
           <w:spacing w:val="-2"/>
-          <w:szCs w:val="22"/>
         </w:rPr>
       </w:pPr>
       <w:r>
         <w:rPr>
           <w:spacing w:val="-2"/>
-          <w:szCs w:val="22"/>
-        </w:rPr>
-        <w:t>2. д</w:t>
+        </w:rPr>
+        <w:t>2</w:t>
       </w:r>
       <w:r>
         <w:rPr>
           <w:spacing w:val="-2"/>
-          <w:szCs w:val="22"/>
-        </w:rPr>
-        <w:t xml:space="preserve">алее происходит определение времени суток через серию условий </w:t>
+        </w:rPr>
+        <w:t>)</w:t>
+      </w:r>
+      <w:r>
+        <w:rPr>
+          <w:spacing w:val="-2"/>
+        </w:rPr>
+        <w:t xml:space="preserve"> далее происходит определение времени суток через серию условий </w:t>
       </w:r>
       <w:proofErr w:type="spellStart"/>
       <w:r>
         <w:rPr>
           <w:spacing w:val="-2"/>
-          <w:szCs w:val="22"/>
         </w:rPr>
         <w:t>if</w:t>
       </w:r>
@@ -7494,7 +7751,6 @@
       <w:r>
         <w:rPr>
           <w:spacing w:val="-2"/>
-          <w:szCs w:val="22"/>
         </w:rPr>
         <w:t>/</w:t>
       </w:r>
@@ -7502,7 +7758,6 @@
       <w:r>
         <w:rPr>
           <w:spacing w:val="-2"/>
-          <w:szCs w:val="22"/>
         </w:rPr>
         <w:t>elif</w:t>
       </w:r>
@@ -7510,7 +7765,6 @@
       <w:r>
         <w:rPr>
           <w:spacing w:val="-2"/>
-          <w:szCs w:val="22"/>
         </w:rPr>
         <w:t>:</w:t>
       </w:r>
@@ -7522,45 +7776,27 @@
         <w:ind w:left="0"/>
         <w:rPr>
           <w:spacing w:val="-2"/>
-          <w:szCs w:val="22"/>
         </w:rPr>
       </w:pPr>
       <w:r>
         <w:rPr>
           <w:spacing w:val="-2"/>
-          <w:szCs w:val="22"/>
-        </w:rPr>
-        <w:t>е</w:t>
-      </w:r>
+        </w:rPr>
+        <w:t xml:space="preserve">если значение от 0 до 5 включительно, то переменная </w:t>
+      </w:r>
+      <w:proofErr w:type="spellStart"/>
       <w:r>
         <w:rPr>
           <w:spacing w:val="-2"/>
-          <w:szCs w:val="22"/>
-        </w:rPr>
-        <w:t xml:space="preserve">сли значение от 0 до 5 включительно, то переменная </w:t>
-      </w:r>
-      <w:proofErr w:type="spellStart"/>
+        </w:rPr>
+        <w:t>time</w:t>
+      </w:r>
+      <w:proofErr w:type="spellEnd"/>
       <w:r>
         <w:rPr>
           <w:spacing w:val="-2"/>
-          <w:szCs w:val="22"/>
-        </w:rPr>
-        <w:t>time</w:t>
-      </w:r>
-      <w:proofErr w:type="spellEnd"/>
-      <w:r>
-        <w:rPr>
-          <w:spacing w:val="-2"/>
-          <w:szCs w:val="22"/>
-        </w:rPr>
-        <w:t xml:space="preserve"> получает значение "ночь"</w:t>
-      </w:r>
-      <w:r>
-        <w:rPr>
-          <w:spacing w:val="-2"/>
-          <w:szCs w:val="22"/>
-        </w:rPr>
-        <w:t>;</w:t>
+        </w:rPr>
+        <w:t xml:space="preserve"> получает значение "ночь";</w:t>
       </w:r>
     </w:p>
     <w:p>
@@ -7570,43 +7806,13 @@
         <w:ind w:left="0"/>
         <w:rPr>
           <w:spacing w:val="-2"/>
-          <w:szCs w:val="22"/>
         </w:rPr>
       </w:pPr>
       <w:r>
         <w:rPr>
           <w:spacing w:val="-2"/>
-          <w:szCs w:val="22"/>
-        </w:rPr>
-        <w:t>е</w:t>
-      </w:r>
-      <w:r>
-        <w:rPr>
-          <w:spacing w:val="-2"/>
-          <w:szCs w:val="22"/>
-        </w:rPr>
-        <w:t>сли час от 6 до 11, программа сч</w:t>
-      </w:r>
-      <w:r>
-        <w:rPr>
-          <w:spacing w:val="-2"/>
-          <w:szCs w:val="22"/>
-        </w:rPr>
-        <w:t>итает</w:t>
-      </w:r>
-      <w:r>
-        <w:rPr>
-          <w:spacing w:val="-2"/>
-          <w:szCs w:val="22"/>
-        </w:rPr>
-        <w:t>, что сейчас "утро"</w:t>
-      </w:r>
-      <w:r>
-        <w:rPr>
-          <w:spacing w:val="-2"/>
-          <w:szCs w:val="22"/>
-        </w:rPr>
-        <w:t>;</w:t>
+        </w:rPr>
+        <w:t>если час от 6 до 11, программа считает, что сейчас "утро";</w:t>
       </w:r>
     </w:p>
     <w:p>
@@ -7616,29 +7822,13 @@
         <w:ind w:left="0"/>
         <w:rPr>
           <w:spacing w:val="-2"/>
-          <w:szCs w:val="22"/>
         </w:rPr>
       </w:pPr>
       <w:r>
         <w:rPr>
           <w:spacing w:val="-2"/>
-          <w:szCs w:val="22"/>
-        </w:rPr>
-        <w:t>е</w:t>
-      </w:r>
-      <w:r>
-        <w:rPr>
-          <w:spacing w:val="-2"/>
-          <w:szCs w:val="22"/>
-        </w:rPr>
-        <w:t>сли час от 12 до 17, то это "день"</w:t>
-      </w:r>
-      <w:r>
-        <w:rPr>
-          <w:spacing w:val="-2"/>
-          <w:szCs w:val="22"/>
-        </w:rPr>
-        <w:t>;</w:t>
+        </w:rPr>
+        <w:t>если час от 12 до 17, то это "день";</w:t>
       </w:r>
     </w:p>
     <w:p>
@@ -7648,29 +7838,13 @@
         <w:ind w:left="0"/>
         <w:rPr>
           <w:spacing w:val="-2"/>
-          <w:szCs w:val="22"/>
         </w:rPr>
       </w:pPr>
       <w:r>
         <w:rPr>
           <w:spacing w:val="-2"/>
-          <w:szCs w:val="22"/>
-        </w:rPr>
-        <w:t>е</w:t>
-      </w:r>
-      <w:r>
-        <w:rPr>
-          <w:spacing w:val="-2"/>
-          <w:szCs w:val="22"/>
-        </w:rPr>
-        <w:t>сли час от 18 до 23, программа выводит "вечер"</w:t>
-      </w:r>
-      <w:r>
-        <w:rPr>
-          <w:spacing w:val="-2"/>
-          <w:szCs w:val="22"/>
-        </w:rPr>
-        <w:t>;</w:t>
+        </w:rPr>
+        <w:t>если час от 18 до 23, программа выводит "вечер";</w:t>
       </w:r>
     </w:p>
     <w:p>
@@ -7680,28 +7854,30 @@
         <w:ind w:left="0" w:firstLine="567"/>
         <w:rPr>
           <w:spacing w:val="-2"/>
-          <w:szCs w:val="22"/>
         </w:rPr>
       </w:pPr>
       <w:r>
         <w:rPr>
           <w:spacing w:val="-2"/>
-          <w:szCs w:val="22"/>
-        </w:rPr>
-        <w:t>3. если</w:t>
+        </w:rPr>
+        <w:t>3</w:t>
       </w:r>
       <w:r>
         <w:rPr>
           <w:spacing w:val="-2"/>
-          <w:szCs w:val="22"/>
-        </w:rPr>
-        <w:t xml:space="preserve"> введённое значение не попадает в диапазон 0–23, срабатывает </w:t>
+        </w:rPr>
+        <w:t>)</w:t>
+      </w:r>
+      <w:r>
+        <w:rPr>
+          <w:spacing w:val="-2"/>
+        </w:rPr>
+        <w:t xml:space="preserve"> если введённое значение не попадает в диапазон 0–23, срабатывает </w:t>
       </w:r>
       <w:proofErr w:type="spellStart"/>
       <w:r>
         <w:rPr>
           <w:spacing w:val="-2"/>
-          <w:szCs w:val="22"/>
         </w:rPr>
         <w:t>else</w:t>
       </w:r>
@@ -7709,7 +7885,6 @@
       <w:r>
         <w:rPr>
           <w:spacing w:val="-2"/>
-          <w:szCs w:val="22"/>
         </w:rPr>
         <w:t xml:space="preserve">, и переменной </w:t>
       </w:r>
@@ -7717,7 +7892,6 @@
       <w:r>
         <w:rPr>
           <w:spacing w:val="-2"/>
-          <w:szCs w:val="22"/>
         </w:rPr>
         <w:t>time</w:t>
       </w:r>
@@ -7725,16 +7899,8 @@
       <w:r>
         <w:rPr>
           <w:spacing w:val="-2"/>
-          <w:szCs w:val="22"/>
-        </w:rPr>
-        <w:t xml:space="preserve"> присваивается "Некорректный ввод"</w:t>
-      </w:r>
-      <w:r>
-        <w:rPr>
-          <w:spacing w:val="-2"/>
-          <w:szCs w:val="22"/>
-        </w:rPr>
-        <w:t>;</w:t>
+        </w:rPr>
+        <w:t xml:space="preserve"> присваивается "Некорректный ввод";</w:t>
       </w:r>
     </w:p>
     <w:p>
@@ -7744,28 +7910,30 @@
         <w:ind w:left="0" w:firstLine="567"/>
         <w:rPr>
           <w:spacing w:val="-2"/>
-          <w:szCs w:val="22"/>
         </w:rPr>
       </w:pPr>
       <w:r>
         <w:rPr>
           <w:spacing w:val="-2"/>
-          <w:szCs w:val="22"/>
-        </w:rPr>
-        <w:t xml:space="preserve">4. </w:t>
+        </w:rPr>
+        <w:t>4</w:t>
       </w:r>
       <w:r>
         <w:rPr>
           <w:spacing w:val="-2"/>
-          <w:szCs w:val="22"/>
-        </w:rPr>
-        <w:t xml:space="preserve">После всех проверок программа выводит результат </w:t>
+        </w:rPr>
+        <w:t>)</w:t>
+      </w:r>
+      <w:r>
+        <w:rPr>
+          <w:spacing w:val="-2"/>
+        </w:rPr>
+        <w:t xml:space="preserve"> После всех проверок программа выводит результат </w:t>
       </w:r>
       <w:proofErr w:type="gramStart"/>
       <w:r>
         <w:rPr>
           <w:spacing w:val="-2"/>
-          <w:szCs w:val="22"/>
           <w:lang w:val="en-US"/>
         </w:rPr>
         <w:t>print</w:t>
@@ -7773,7 +7941,6 @@
       <w:r>
         <w:rPr>
           <w:spacing w:val="-2"/>
-          <w:szCs w:val="22"/>
         </w:rPr>
         <w:t>(</w:t>
       </w:r>
@@ -7781,16 +7948,8 @@
       <w:r>
         <w:rPr>
           <w:spacing w:val="-2"/>
-          <w:szCs w:val="22"/>
-        </w:rPr>
-        <w:t>)</w:t>
-      </w:r>
-      <w:r>
-        <w:rPr>
-          <w:spacing w:val="-2"/>
-          <w:szCs w:val="22"/>
-        </w:rPr>
-        <w:t>;</w:t>
+        </w:rPr>
+        <w:t>);</w:t>
       </w:r>
     </w:p>
     <w:p>
@@ -7836,12 +7995,22 @@
       <w:pPr>
         <w:spacing w:after="0" w:line="360" w:lineRule="auto"/>
         <w:jc w:val="center"/>
+        <w:rPr>
+          <w:rFonts w:ascii="Times New Roman" w:hAnsi="Times New Roman" w:cs="Times New Roman"/>
+          <w:sz w:val="24"/>
+          <w:szCs w:val="24"/>
+        </w:rPr>
       </w:pPr>
     </w:p>
     <w:p>
       <w:pPr>
         <w:spacing w:after="0" w:line="360" w:lineRule="auto"/>
         <w:jc w:val="center"/>
+        <w:rPr>
+          <w:rFonts w:ascii="Times New Roman" w:hAnsi="Times New Roman" w:cs="Times New Roman"/>
+          <w:sz w:val="24"/>
+          <w:szCs w:val="24"/>
+        </w:rPr>
       </w:pPr>
     </w:p>
     <w:p>
@@ -7856,7 +8025,10 @@
       </w:pPr>
       <w:r>
         <w:rPr>
+          <w:rFonts w:ascii="Times New Roman" w:hAnsi="Times New Roman" w:cs="Times New Roman"/>
           <w:noProof/>
+          <w:sz w:val="24"/>
+          <w:szCs w:val="24"/>
         </w:rPr>
         <w:lastRenderedPageBreak/>
         <w:drawing>
@@ -7946,7 +8118,6 @@
           <w:rFonts w:ascii="Times New Roman" w:hAnsi="Times New Roman" w:cs="Times New Roman"/>
           <w:sz w:val="24"/>
           <w:szCs w:val="24"/>
-          <w:lang w:val="en-US"/>
         </w:rPr>
         <w:t xml:space="preserve">         </w:t>
       </w:r>
@@ -7967,7 +8138,9 @@
         <w:spacing w:after="0" w:line="360" w:lineRule="auto"/>
         <w:ind w:firstLine="567"/>
         <w:rPr>
-          <w:sz w:val="24"/>
+          <w:rFonts w:ascii="Times New Roman" w:hAnsi="Times New Roman" w:cs="Times New Roman"/>
+          <w:sz w:val="24"/>
+          <w:szCs w:val="24"/>
         </w:rPr>
       </w:pPr>
       <w:r>
@@ -7980,114 +8153,156 @@
       </w:r>
       <w:r>
         <w:rPr>
-          <w:sz w:val="24"/>
-        </w:rPr>
-        <w:t xml:space="preserve">. </w:t>
-      </w:r>
-      <w:r>
-        <w:rPr>
-          <w:sz w:val="24"/>
+          <w:rFonts w:ascii="Times New Roman" w:hAnsi="Times New Roman" w:cs="Times New Roman"/>
+          <w:sz w:val="24"/>
+          <w:szCs w:val="24"/>
+        </w:rPr>
+        <w:t>)</w:t>
+      </w:r>
+      <w:r>
+        <w:rPr>
+          <w:rFonts w:ascii="Times New Roman" w:hAnsi="Times New Roman" w:cs="Times New Roman"/>
+          <w:sz w:val="24"/>
+          <w:szCs w:val="24"/>
+        </w:rPr>
+        <w:t xml:space="preserve"> </w:t>
+      </w:r>
+      <w:r>
+        <w:rPr>
+          <w:rFonts w:ascii="Times New Roman" w:hAnsi="Times New Roman" w:cs="Times New Roman"/>
+          <w:sz w:val="24"/>
+          <w:szCs w:val="24"/>
         </w:rPr>
         <w:t>в</w:t>
       </w:r>
       <w:r>
         <w:rPr>
+          <w:rFonts w:ascii="Times New Roman" w:hAnsi="Times New Roman" w:cs="Times New Roman"/>
           <w:spacing w:val="47"/>
           <w:sz w:val="24"/>
+          <w:szCs w:val="24"/>
         </w:rPr>
         <w:t xml:space="preserve"> </w:t>
       </w:r>
       <w:r>
         <w:rPr>
-          <w:sz w:val="24"/>
+          <w:rFonts w:ascii="Times New Roman" w:hAnsi="Times New Roman" w:cs="Times New Roman"/>
+          <w:sz w:val="24"/>
+          <w:szCs w:val="24"/>
         </w:rPr>
         <w:t>переменной</w:t>
       </w:r>
       <w:r>
         <w:rPr>
+          <w:rFonts w:ascii="Times New Roman" w:hAnsi="Times New Roman" w:cs="Times New Roman"/>
           <w:spacing w:val="48"/>
           <w:sz w:val="24"/>
+          <w:szCs w:val="24"/>
         </w:rPr>
         <w:t xml:space="preserve"> </w:t>
       </w:r>
       <w:proofErr w:type="spellStart"/>
       <w:r>
         <w:rPr>
-          <w:sz w:val="24"/>
+          <w:rFonts w:ascii="Times New Roman" w:hAnsi="Times New Roman" w:cs="Times New Roman"/>
+          <w:sz w:val="24"/>
+          <w:szCs w:val="24"/>
         </w:rPr>
         <w:t>phrase</w:t>
       </w:r>
       <w:proofErr w:type="spellEnd"/>
       <w:r>
         <w:rPr>
+          <w:rFonts w:ascii="Times New Roman" w:hAnsi="Times New Roman" w:cs="Times New Roman"/>
           <w:spacing w:val="47"/>
           <w:sz w:val="24"/>
+          <w:szCs w:val="24"/>
         </w:rPr>
         <w:t xml:space="preserve"> </w:t>
       </w:r>
       <w:r>
         <w:rPr>
-          <w:sz w:val="24"/>
+          <w:rFonts w:ascii="Times New Roman" w:hAnsi="Times New Roman" w:cs="Times New Roman"/>
+          <w:sz w:val="24"/>
+          <w:szCs w:val="24"/>
         </w:rPr>
         <w:t>хранится</w:t>
       </w:r>
       <w:r>
         <w:rPr>
+          <w:rFonts w:ascii="Times New Roman" w:hAnsi="Times New Roman" w:cs="Times New Roman"/>
           <w:spacing w:val="48"/>
           <w:sz w:val="24"/>
+          <w:szCs w:val="24"/>
         </w:rPr>
         <w:t xml:space="preserve"> </w:t>
       </w:r>
       <w:r>
         <w:rPr>
-          <w:sz w:val="24"/>
+          <w:rFonts w:ascii="Times New Roman" w:hAnsi="Times New Roman" w:cs="Times New Roman"/>
+          <w:sz w:val="24"/>
+          <w:szCs w:val="24"/>
         </w:rPr>
         <w:t>исходная</w:t>
       </w:r>
       <w:r>
         <w:rPr>
+          <w:rFonts w:ascii="Times New Roman" w:hAnsi="Times New Roman" w:cs="Times New Roman"/>
           <w:spacing w:val="48"/>
           <w:sz w:val="24"/>
+          <w:szCs w:val="24"/>
         </w:rPr>
         <w:t xml:space="preserve"> </w:t>
       </w:r>
       <w:r>
         <w:rPr>
-          <w:sz w:val="24"/>
+          <w:rFonts w:ascii="Times New Roman" w:hAnsi="Times New Roman" w:cs="Times New Roman"/>
+          <w:sz w:val="24"/>
+          <w:szCs w:val="24"/>
         </w:rPr>
         <w:t>строка</w:t>
       </w:r>
       <w:r>
         <w:rPr>
+          <w:rFonts w:ascii="Times New Roman" w:hAnsi="Times New Roman" w:cs="Times New Roman"/>
           <w:spacing w:val="47"/>
           <w:sz w:val="24"/>
+          <w:szCs w:val="24"/>
         </w:rPr>
         <w:t xml:space="preserve"> </w:t>
       </w:r>
       <w:r>
         <w:rPr>
-          <w:sz w:val="24"/>
+          <w:rFonts w:ascii="Times New Roman" w:hAnsi="Times New Roman" w:cs="Times New Roman"/>
+          <w:sz w:val="24"/>
+          <w:szCs w:val="24"/>
         </w:rPr>
         <w:t>«Нет!</w:t>
       </w:r>
       <w:r>
         <w:rPr>
+          <w:rFonts w:ascii="Times New Roman" w:hAnsi="Times New Roman" w:cs="Times New Roman"/>
           <w:spacing w:val="48"/>
           <w:sz w:val="24"/>
+          <w:szCs w:val="24"/>
         </w:rPr>
         <w:t xml:space="preserve"> </w:t>
       </w:r>
       <w:r>
         <w:rPr>
+          <w:rFonts w:ascii="Times New Roman" w:hAnsi="Times New Roman" w:cs="Times New Roman"/>
           <w:spacing w:val="-2"/>
           <w:sz w:val="24"/>
+          <w:szCs w:val="24"/>
         </w:rPr>
         <w:t>Да!»</w:t>
       </w:r>
       <w:r>
         <w:rPr>
+          <w:rFonts w:ascii="Times New Roman" w:hAnsi="Times New Roman" w:cs="Times New Roman"/>
           <w:spacing w:val="-2"/>
           <w:sz w:val="24"/>
+          <w:szCs w:val="24"/>
         </w:rPr>
         <w:t>;</w:t>
       </w:r>
@@ -8100,163 +8315,222 @@
         <w:spacing w:after="0" w:line="360" w:lineRule="auto"/>
         <w:ind w:right="139" w:firstLine="567"/>
         <w:rPr>
-          <w:sz w:val="24"/>
-        </w:rPr>
-      </w:pPr>
-      <w:r>
-        <w:rPr>
-          <w:sz w:val="24"/>
-        </w:rPr>
-        <w:t xml:space="preserve">2. </w:t>
-      </w:r>
-      <w:r>
-        <w:rPr>
-          <w:sz w:val="24"/>
+          <w:rFonts w:ascii="Times New Roman" w:hAnsi="Times New Roman" w:cs="Times New Roman"/>
+          <w:sz w:val="24"/>
+          <w:szCs w:val="24"/>
+        </w:rPr>
+      </w:pPr>
+      <w:r>
+        <w:rPr>
+          <w:rFonts w:ascii="Times New Roman" w:hAnsi="Times New Roman" w:cs="Times New Roman"/>
+          <w:sz w:val="24"/>
+          <w:szCs w:val="24"/>
+        </w:rPr>
+        <w:t>2</w:t>
+      </w:r>
+      <w:r>
+        <w:rPr>
+          <w:rFonts w:ascii="Times New Roman" w:hAnsi="Times New Roman" w:cs="Times New Roman"/>
+          <w:sz w:val="24"/>
+          <w:szCs w:val="24"/>
+        </w:rPr>
+        <w:t>)</w:t>
+      </w:r>
+      <w:r>
+        <w:rPr>
+          <w:rFonts w:ascii="Times New Roman" w:hAnsi="Times New Roman" w:cs="Times New Roman"/>
+          <w:sz w:val="24"/>
+          <w:szCs w:val="24"/>
+        </w:rPr>
+        <w:t xml:space="preserve"> </w:t>
+      </w:r>
+      <w:r>
+        <w:rPr>
+          <w:rFonts w:ascii="Times New Roman" w:hAnsi="Times New Roman" w:cs="Times New Roman"/>
+          <w:sz w:val="24"/>
+          <w:szCs w:val="24"/>
         </w:rPr>
         <w:t>с</w:t>
       </w:r>
       <w:r>
         <w:rPr>
+          <w:rFonts w:ascii="Times New Roman" w:hAnsi="Times New Roman" w:cs="Times New Roman"/>
           <w:spacing w:val="80"/>
           <w:sz w:val="24"/>
+          <w:szCs w:val="24"/>
         </w:rPr>
         <w:t xml:space="preserve"> </w:t>
       </w:r>
       <w:r>
         <w:rPr>
-          <w:sz w:val="24"/>
+          <w:rFonts w:ascii="Times New Roman" w:hAnsi="Times New Roman" w:cs="Times New Roman"/>
+          <w:sz w:val="24"/>
+          <w:szCs w:val="24"/>
         </w:rPr>
         <w:t>помощью</w:t>
       </w:r>
       <w:r>
         <w:rPr>
+          <w:rFonts w:ascii="Times New Roman" w:hAnsi="Times New Roman" w:cs="Times New Roman"/>
           <w:spacing w:val="80"/>
           <w:sz w:val="24"/>
+          <w:szCs w:val="24"/>
         </w:rPr>
         <w:t xml:space="preserve"> </w:t>
       </w:r>
       <w:r>
         <w:rPr>
-          <w:sz w:val="24"/>
+          <w:rFonts w:ascii="Times New Roman" w:hAnsi="Times New Roman" w:cs="Times New Roman"/>
+          <w:sz w:val="24"/>
+          <w:szCs w:val="24"/>
         </w:rPr>
         <w:t>операции</w:t>
       </w:r>
       <w:r>
         <w:rPr>
+          <w:rFonts w:ascii="Times New Roman" w:hAnsi="Times New Roman" w:cs="Times New Roman"/>
           <w:spacing w:val="80"/>
           <w:sz w:val="24"/>
+          <w:szCs w:val="24"/>
         </w:rPr>
         <w:t xml:space="preserve"> </w:t>
       </w:r>
       <w:r>
         <w:rPr>
-          <w:sz w:val="24"/>
+          <w:rFonts w:ascii="Times New Roman" w:hAnsi="Times New Roman" w:cs="Times New Roman"/>
+          <w:sz w:val="24"/>
+          <w:szCs w:val="24"/>
         </w:rPr>
         <w:t>умножения</w:t>
       </w:r>
       <w:r>
         <w:rPr>
+          <w:rFonts w:ascii="Times New Roman" w:hAnsi="Times New Roman" w:cs="Times New Roman"/>
           <w:spacing w:val="80"/>
           <w:sz w:val="24"/>
+          <w:szCs w:val="24"/>
         </w:rPr>
         <w:t xml:space="preserve"> </w:t>
       </w:r>
       <w:proofErr w:type="spellStart"/>
       <w:r>
         <w:rPr>
-          <w:rFonts w:ascii="Calibri" w:hAnsi="Calibri"/>
+          <w:rFonts w:ascii="Times New Roman" w:hAnsi="Times New Roman" w:cs="Times New Roman"/>
           <w:i/>
           <w:sz w:val="24"/>
+          <w:szCs w:val="24"/>
         </w:rPr>
         <w:t>phrase</w:t>
       </w:r>
       <w:proofErr w:type="spellEnd"/>
       <w:r>
         <w:rPr>
-          <w:rFonts w:ascii="Calibri" w:hAnsi="Calibri"/>
+          <w:rFonts w:ascii="Times New Roman" w:hAnsi="Times New Roman" w:cs="Times New Roman"/>
           <w:i/>
           <w:sz w:val="24"/>
+          <w:szCs w:val="24"/>
         </w:rPr>
         <w:t xml:space="preserve"> </w:t>
       </w:r>
       <w:r>
         <w:rPr>
-          <w:rFonts w:ascii="Cambria" w:hAnsi="Cambria"/>
-          <w:sz w:val="24"/>
-        </w:rPr>
-        <w:t xml:space="preserve">∗ </w:t>
-      </w:r>
-      <w:r>
-        <w:rPr>
-          <w:rFonts w:ascii="Calibri" w:hAnsi="Calibri"/>
-          <w:sz w:val="24"/>
-        </w:rPr>
-        <w:t>4</w:t>
-      </w:r>
-      <w:r>
-        <w:rPr>
-          <w:rFonts w:ascii="Calibri" w:hAnsi="Calibri"/>
+          <w:rFonts w:ascii="Cambria Math" w:hAnsi="Cambria Math" w:cs="Cambria Math"/>
+          <w:sz w:val="24"/>
+          <w:szCs w:val="24"/>
+        </w:rPr>
+        <w:t>∗</w:t>
+      </w:r>
+      <w:r>
+        <w:rPr>
+          <w:rFonts w:ascii="Times New Roman" w:hAnsi="Times New Roman" w:cs="Times New Roman"/>
+          <w:sz w:val="24"/>
+          <w:szCs w:val="24"/>
+        </w:rPr>
+        <w:t xml:space="preserve"> 4</w:t>
+      </w:r>
+      <w:r>
+        <w:rPr>
+          <w:rFonts w:ascii="Times New Roman" w:hAnsi="Times New Roman" w:cs="Times New Roman"/>
           <w:spacing w:val="80"/>
           <w:sz w:val="24"/>
+          <w:szCs w:val="24"/>
         </w:rPr>
         <w:t xml:space="preserve"> </w:t>
       </w:r>
       <w:r>
         <w:rPr>
-          <w:sz w:val="24"/>
+          <w:rFonts w:ascii="Times New Roman" w:hAnsi="Times New Roman" w:cs="Times New Roman"/>
+          <w:sz w:val="24"/>
+          <w:szCs w:val="24"/>
         </w:rPr>
         <w:t>строка</w:t>
       </w:r>
       <w:r>
         <w:rPr>
+          <w:rFonts w:ascii="Times New Roman" w:hAnsi="Times New Roman" w:cs="Times New Roman"/>
           <w:spacing w:val="80"/>
           <w:sz w:val="24"/>
+          <w:szCs w:val="24"/>
         </w:rPr>
         <w:t xml:space="preserve"> </w:t>
       </w:r>
       <w:r>
         <w:rPr>
-          <w:sz w:val="24"/>
+          <w:rFonts w:ascii="Times New Roman" w:hAnsi="Times New Roman" w:cs="Times New Roman"/>
+          <w:sz w:val="24"/>
+          <w:szCs w:val="24"/>
         </w:rPr>
         <w:t>повторяется</w:t>
       </w:r>
       <w:r>
         <w:rPr>
+          <w:rFonts w:ascii="Times New Roman" w:hAnsi="Times New Roman" w:cs="Times New Roman"/>
           <w:spacing w:val="80"/>
           <w:sz w:val="24"/>
+          <w:szCs w:val="24"/>
         </w:rPr>
         <w:t xml:space="preserve"> </w:t>
       </w:r>
       <w:r>
         <w:rPr>
-          <w:sz w:val="24"/>
+          <w:rFonts w:ascii="Times New Roman" w:hAnsi="Times New Roman" w:cs="Times New Roman"/>
+          <w:sz w:val="24"/>
+          <w:szCs w:val="24"/>
         </w:rPr>
         <w:t>четыре</w:t>
       </w:r>
       <w:r>
         <w:rPr>
+          <w:rFonts w:ascii="Times New Roman" w:hAnsi="Times New Roman" w:cs="Times New Roman"/>
           <w:spacing w:val="80"/>
           <w:sz w:val="24"/>
+          <w:szCs w:val="24"/>
         </w:rPr>
         <w:t xml:space="preserve"> </w:t>
       </w:r>
       <w:r>
         <w:rPr>
-          <w:sz w:val="24"/>
+          <w:rFonts w:ascii="Times New Roman" w:hAnsi="Times New Roman" w:cs="Times New Roman"/>
+          <w:sz w:val="24"/>
+          <w:szCs w:val="24"/>
         </w:rPr>
         <w:t xml:space="preserve">раза </w:t>
       </w:r>
       <w:r>
         <w:rPr>
+          <w:rFonts w:ascii="Times New Roman" w:hAnsi="Times New Roman" w:cs="Times New Roman"/>
           <w:spacing w:val="-2"/>
           <w:sz w:val="24"/>
+          <w:szCs w:val="24"/>
         </w:rPr>
         <w:t>подряд</w:t>
       </w:r>
       <w:r>
         <w:rPr>
+          <w:rFonts w:ascii="Times New Roman" w:hAnsi="Times New Roman" w:cs="Times New Roman"/>
           <w:spacing w:val="-2"/>
           <w:sz w:val="24"/>
+          <w:szCs w:val="24"/>
         </w:rPr>
         <w:t>;</w:t>
       </w:r>
@@ -8269,131 +8543,187 @@
         <w:spacing w:after="0" w:line="360" w:lineRule="auto"/>
         <w:ind w:firstLine="567"/>
         <w:rPr>
-          <w:sz w:val="24"/>
-        </w:rPr>
-      </w:pPr>
-      <w:r>
-        <w:rPr>
-          <w:sz w:val="24"/>
-        </w:rPr>
-        <w:t xml:space="preserve">3. </w:t>
-      </w:r>
-      <w:r>
-        <w:rPr>
-          <w:sz w:val="24"/>
+          <w:rFonts w:ascii="Times New Roman" w:hAnsi="Times New Roman" w:cs="Times New Roman"/>
+          <w:sz w:val="24"/>
+          <w:szCs w:val="24"/>
+        </w:rPr>
+      </w:pPr>
+      <w:r>
+        <w:rPr>
+          <w:rFonts w:ascii="Times New Roman" w:hAnsi="Times New Roman" w:cs="Times New Roman"/>
+          <w:sz w:val="24"/>
+          <w:szCs w:val="24"/>
+        </w:rPr>
+        <w:t>3</w:t>
+      </w:r>
+      <w:r>
+        <w:rPr>
+          <w:rFonts w:ascii="Times New Roman" w:hAnsi="Times New Roman" w:cs="Times New Roman"/>
+          <w:sz w:val="24"/>
+          <w:szCs w:val="24"/>
+        </w:rPr>
+        <w:t>)</w:t>
+      </w:r>
+      <w:r>
+        <w:rPr>
+          <w:rFonts w:ascii="Times New Roman" w:hAnsi="Times New Roman" w:cs="Times New Roman"/>
+          <w:sz w:val="24"/>
+          <w:szCs w:val="24"/>
+        </w:rPr>
+        <w:t xml:space="preserve"> </w:t>
+      </w:r>
+      <w:r>
+        <w:rPr>
+          <w:rFonts w:ascii="Times New Roman" w:hAnsi="Times New Roman" w:cs="Times New Roman"/>
+          <w:sz w:val="24"/>
+          <w:szCs w:val="24"/>
         </w:rPr>
         <w:t>р</w:t>
       </w:r>
       <w:r>
         <w:rPr>
-          <w:sz w:val="24"/>
+          <w:rFonts w:ascii="Times New Roman" w:hAnsi="Times New Roman" w:cs="Times New Roman"/>
+          <w:sz w:val="24"/>
+          <w:szCs w:val="24"/>
         </w:rPr>
         <w:t>езультат</w:t>
       </w:r>
       <w:r>
         <w:rPr>
+          <w:rFonts w:ascii="Times New Roman" w:hAnsi="Times New Roman" w:cs="Times New Roman"/>
           <w:spacing w:val="45"/>
           <w:sz w:val="24"/>
+          <w:szCs w:val="24"/>
         </w:rPr>
         <w:t xml:space="preserve"> </w:t>
       </w:r>
       <w:r>
         <w:rPr>
-          <w:sz w:val="24"/>
+          <w:rFonts w:ascii="Times New Roman" w:hAnsi="Times New Roman" w:cs="Times New Roman"/>
+          <w:sz w:val="24"/>
+          <w:szCs w:val="24"/>
         </w:rPr>
         <w:t>сохраняется</w:t>
       </w:r>
       <w:r>
         <w:rPr>
+          <w:rFonts w:ascii="Times New Roman" w:hAnsi="Times New Roman" w:cs="Times New Roman"/>
           <w:spacing w:val="45"/>
           <w:sz w:val="24"/>
+          <w:szCs w:val="24"/>
         </w:rPr>
         <w:t xml:space="preserve"> </w:t>
       </w:r>
       <w:r>
         <w:rPr>
-          <w:sz w:val="24"/>
+          <w:rFonts w:ascii="Times New Roman" w:hAnsi="Times New Roman" w:cs="Times New Roman"/>
+          <w:sz w:val="24"/>
+          <w:szCs w:val="24"/>
         </w:rPr>
         <w:t>в</w:t>
       </w:r>
       <w:r>
         <w:rPr>
+          <w:rFonts w:ascii="Times New Roman" w:hAnsi="Times New Roman" w:cs="Times New Roman"/>
           <w:spacing w:val="46"/>
           <w:sz w:val="24"/>
+          <w:szCs w:val="24"/>
         </w:rPr>
         <w:t xml:space="preserve"> </w:t>
       </w:r>
       <w:r>
         <w:rPr>
-          <w:sz w:val="24"/>
+          <w:rFonts w:ascii="Times New Roman" w:hAnsi="Times New Roman" w:cs="Times New Roman"/>
+          <w:sz w:val="24"/>
+          <w:szCs w:val="24"/>
         </w:rPr>
         <w:t>переменной</w:t>
       </w:r>
       <w:r>
         <w:rPr>
+          <w:rFonts w:ascii="Times New Roman" w:hAnsi="Times New Roman" w:cs="Times New Roman"/>
           <w:spacing w:val="45"/>
           <w:sz w:val="24"/>
+          <w:szCs w:val="24"/>
         </w:rPr>
         <w:t xml:space="preserve"> </w:t>
       </w:r>
       <w:proofErr w:type="spellStart"/>
       <w:r>
         <w:rPr>
-          <w:sz w:val="24"/>
+          <w:rFonts w:ascii="Times New Roman" w:hAnsi="Times New Roman" w:cs="Times New Roman"/>
+          <w:sz w:val="24"/>
+          <w:szCs w:val="24"/>
         </w:rPr>
         <w:t>result</w:t>
       </w:r>
       <w:proofErr w:type="spellEnd"/>
       <w:r>
         <w:rPr>
+          <w:rFonts w:ascii="Times New Roman" w:hAnsi="Times New Roman" w:cs="Times New Roman"/>
           <w:spacing w:val="45"/>
           <w:sz w:val="24"/>
+          <w:szCs w:val="24"/>
         </w:rPr>
         <w:t xml:space="preserve"> </w:t>
       </w:r>
       <w:r>
         <w:rPr>
-          <w:sz w:val="24"/>
+          <w:rFonts w:ascii="Times New Roman" w:hAnsi="Times New Roman" w:cs="Times New Roman"/>
+          <w:sz w:val="24"/>
+          <w:szCs w:val="24"/>
         </w:rPr>
         <w:t>и</w:t>
       </w:r>
       <w:r>
         <w:rPr>
+          <w:rFonts w:ascii="Times New Roman" w:hAnsi="Times New Roman" w:cs="Times New Roman"/>
           <w:spacing w:val="46"/>
           <w:sz w:val="24"/>
+          <w:szCs w:val="24"/>
         </w:rPr>
         <w:t xml:space="preserve"> </w:t>
       </w:r>
       <w:r>
         <w:rPr>
-          <w:sz w:val="24"/>
+          <w:rFonts w:ascii="Times New Roman" w:hAnsi="Times New Roman" w:cs="Times New Roman"/>
+          <w:sz w:val="24"/>
+          <w:szCs w:val="24"/>
         </w:rPr>
         <w:t>выводится</w:t>
       </w:r>
       <w:r>
         <w:rPr>
+          <w:rFonts w:ascii="Times New Roman" w:hAnsi="Times New Roman" w:cs="Times New Roman"/>
           <w:spacing w:val="45"/>
           <w:sz w:val="24"/>
+          <w:szCs w:val="24"/>
         </w:rPr>
         <w:t xml:space="preserve"> </w:t>
       </w:r>
       <w:r>
         <w:rPr>
-          <w:sz w:val="24"/>
+          <w:rFonts w:ascii="Times New Roman" w:hAnsi="Times New Roman" w:cs="Times New Roman"/>
+          <w:sz w:val="24"/>
+          <w:szCs w:val="24"/>
         </w:rPr>
         <w:t>в</w:t>
       </w:r>
       <w:r>
         <w:rPr>
+          <w:rFonts w:ascii="Times New Roman" w:hAnsi="Times New Roman" w:cs="Times New Roman"/>
           <w:spacing w:val="45"/>
           <w:sz w:val="24"/>
+          <w:szCs w:val="24"/>
         </w:rPr>
         <w:t xml:space="preserve"> </w:t>
       </w:r>
       <w:r>
         <w:rPr>
+          <w:rFonts w:ascii="Times New Roman" w:hAnsi="Times New Roman" w:cs="Times New Roman"/>
           <w:spacing w:val="-2"/>
           <w:sz w:val="24"/>
+          <w:szCs w:val="24"/>
         </w:rPr>
         <w:t>консоль.</w:t>
       </w:r>

--- a/labs/lab4/report (2).docx
+++ b/labs/lab4/report (2).docx
@@ -1,6 +1,6 @@
 
 <file path=word/document.xml><?xml version="1.0" encoding="utf-8"?>
-<w:document xmlns:wpc="http://schemas.microsoft.com/office/word/2010/wordprocessingCanvas" xmlns:cx="http://schemas.microsoft.com/office/drawing/2014/chartex" xmlns:cx1="http://schemas.microsoft.com/office/drawing/2015/9/8/chartex" xmlns:cx2="http://schemas.microsoft.com/office/drawing/2015/10/21/chartex" xmlns:cx3="http://schemas.microsoft.com/office/drawing/2016/5/9/chartex" xmlns:cx4="http://schemas.microsoft.com/office/drawing/2016/5/10/chartex" xmlns:cx5="http://schemas.microsoft.com/office/drawing/2016/5/11/chartex" xmlns:cx6="http://schemas.microsoft.com/office/drawing/2016/5/12/chartex" xmlns:cx7="http://schemas.microsoft.com/office/drawing/2016/5/13/chartex" xmlns:cx8="http://schemas.microsoft.com/office/drawing/2016/5/14/chartex" xmlns:mc="http://schemas.openxmlformats.org/markup-compatibility/2006" xmlns:aink="http://schemas.microsoft.com/office/drawing/2016/ink" xmlns:am3d="http://schemas.microsoft.com/office/drawing/2017/model3d" xmlns:o="urn:schemas-microsoft-com:office:office" xmlns:r="http://schemas.openxmlformats.org/officeDocument/2006/relationships" xmlns:m="http://schemas.openxmlformats.org/officeDocument/2006/math" xmlns:v="urn:schemas-microsoft-com:vml" xmlns:wp14="http://schemas.microsoft.com/office/word/2010/wordprocessingDrawing" xmlns:wp="http://schemas.openxmlformats.org/drawingml/2006/wordprocessingDrawing" xmlns:w10="urn:schemas-microsoft-com:office:word" xmlns:w="http://schemas.openxmlformats.org/wordprocessingml/2006/main" xmlns:w14="http://schemas.microsoft.com/office/word/2010/wordml" xmlns:w15="http://schemas.microsoft.com/office/word/2012/wordml" xmlns:w16cex="http://schemas.microsoft.com/office/word/2018/wordml/cex" xmlns:w16cid="http://schemas.microsoft.com/office/word/2016/wordml/cid" xmlns:w16="http://schemas.microsoft.com/office/word/2018/wordml" xmlns:w16sdtdh="http://schemas.microsoft.com/office/word/2020/wordml/sdtdatahash" xmlns:w16se="http://schemas.microsoft.com/office/word/2015/wordml/symex" xmlns:wpg="http://schemas.microsoft.com/office/word/2010/wordprocessingGroup" xmlns:wpi="http://schemas.microsoft.com/office/word/2010/wordprocessingInk" xmlns:wne="http://schemas.microsoft.com/office/word/2006/wordml" xmlns:wps="http://schemas.microsoft.com/office/word/2010/wordprocessingShape" mc:Ignorable="w14 w15 w16se w16cid w16 w16cex w16sdtdh wp14">
+<w:document xmlns:wpc="http://schemas.microsoft.com/office/word/2010/wordprocessingCanvas" xmlns:cx="http://schemas.microsoft.com/office/drawing/2014/chartex" xmlns:cx1="http://schemas.microsoft.com/office/drawing/2015/9/8/chartex" xmlns:cx2="http://schemas.microsoft.com/office/drawing/2015/10/21/chartex" xmlns:cx3="http://schemas.microsoft.com/office/drawing/2016/5/9/chartex" xmlns:cx4="http://schemas.microsoft.com/office/drawing/2016/5/10/chartex" xmlns:cx5="http://schemas.microsoft.com/office/drawing/2016/5/11/chartex" xmlns:cx6="http://schemas.microsoft.com/office/drawing/2016/5/12/chartex" xmlns:cx7="http://schemas.microsoft.com/office/drawing/2016/5/13/chartex" xmlns:cx8="http://schemas.microsoft.com/office/drawing/2016/5/14/chartex" xmlns:mc="http://schemas.openxmlformats.org/markup-compatibility/2006" xmlns:aink="http://schemas.microsoft.com/office/drawing/2016/ink" xmlns:am3d="http://schemas.microsoft.com/office/drawing/2017/model3d" xmlns:o="urn:schemas-microsoft-com:office:office" xmlns:oel="http://schemas.microsoft.com/office/2019/extlst" xmlns:r="http://schemas.openxmlformats.org/officeDocument/2006/relationships" xmlns:m="http://schemas.openxmlformats.org/officeDocument/2006/math" xmlns:v="urn:schemas-microsoft-com:vml" xmlns:wp14="http://schemas.microsoft.com/office/word/2010/wordprocessingDrawing" xmlns:wp="http://schemas.openxmlformats.org/drawingml/2006/wordprocessingDrawing" xmlns:w10="urn:schemas-microsoft-com:office:word" xmlns:w="http://schemas.openxmlformats.org/wordprocessingml/2006/main" xmlns:w14="http://schemas.microsoft.com/office/word/2010/wordml" xmlns:w15="http://schemas.microsoft.com/office/word/2012/wordml" xmlns:w16cex="http://schemas.microsoft.com/office/word/2018/wordml/cex" xmlns:w16cid="http://schemas.microsoft.com/office/word/2016/wordml/cid" xmlns:w16="http://schemas.microsoft.com/office/word/2018/wordml" xmlns:w16sdtdh="http://schemas.microsoft.com/office/word/2020/wordml/sdtdatahash" xmlns:w16se="http://schemas.microsoft.com/office/word/2015/wordml/symex" xmlns:wpg="http://schemas.microsoft.com/office/word/2010/wordprocessingGroup" xmlns:wpi="http://schemas.microsoft.com/office/word/2010/wordprocessingInk" xmlns:wne="http://schemas.microsoft.com/office/word/2006/wordml" xmlns:wps="http://schemas.microsoft.com/office/word/2010/wordprocessingShape" mc:Ignorable="w14 w15 w16se w16cid w16 w16cex w16sdtdh wp14">
   <w:body>
     <w:p>
       <w:pPr>
@@ -5742,7 +5742,6 @@
       <w:r>
         <w:rPr>
           <w:rStyle w:val="translatable-message"/>
-          <w:lang w:val="en-US"/>
         </w:rPr>
         <w:t>)</w:t>
       </w:r>
@@ -6066,21 +6065,7 @@
         <w:rPr>
           <w:rStyle w:val="translatable-message"/>
         </w:rPr>
-        <w:t xml:space="preserve"> возвращает </w:t>
-      </w:r>
-      <w:proofErr w:type="spellStart"/>
-      <w:r>
-        <w:rPr>
-          <w:rStyle w:val="translatable-message"/>
-        </w:rPr>
-        <w:t>True</w:t>
-      </w:r>
-      <w:proofErr w:type="spellEnd"/>
-      <w:r>
-        <w:rPr>
-          <w:rStyle w:val="translatable-message"/>
-        </w:rPr>
-        <w:t xml:space="preserve">), значит спецсимволов нет, и добавляется ошибка </w:t>
+        <w:t xml:space="preserve"> возвращает True), значит спецсимволов нет, и добавляется ошибка </w:t>
       </w:r>
       <w:r>
         <w:rPr>
@@ -6408,9 +6393,6 @@
         <w:t xml:space="preserve">         2</w:t>
       </w:r>
       <w:r>
-        <w:rPr>
-          <w:lang w:val="en-US"/>
-        </w:rPr>
         <w:t>)</w:t>
       </w:r>
       <w:r>
@@ -6745,9 +6727,6 @@
         <w:t>3</w:t>
       </w:r>
       <w:r>
-        <w:rPr>
-          <w:lang w:val="en-US"/>
-        </w:rPr>
         <w:t>)</w:t>
       </w:r>
       <w:r>
@@ -7433,7 +7412,6 @@
           <w:rFonts w:ascii="Times New Roman" w:hAnsi="Times New Roman" w:cs="Times New Roman"/>
           <w:sz w:val="24"/>
           <w:szCs w:val="24"/>
-          <w:lang w:val="en-US"/>
         </w:rPr>
         <w:t>)</w:t>
       </w:r>
@@ -7874,33 +7852,48 @@
         </w:rPr>
         <w:t xml:space="preserve"> если введённое значение не попадает в диапазон 0–23, срабатывает </w:t>
       </w:r>
-      <w:proofErr w:type="spellStart"/>
       <w:r>
         <w:rPr>
           <w:spacing w:val="-2"/>
-        </w:rPr>
-        <w:t>else</w:t>
-      </w:r>
-      <w:proofErr w:type="spellEnd"/>
+          <w:lang w:val="en-US"/>
+        </w:rPr>
+        <w:t>print</w:t>
+      </w:r>
       <w:r>
         <w:rPr>
           <w:spacing w:val="-2"/>
         </w:rPr>
-        <w:t xml:space="preserve">, и переменной </w:t>
-      </w:r>
-      <w:proofErr w:type="spellStart"/>
+        <w:t>,</w:t>
+      </w:r>
       <w:r>
         <w:rPr>
           <w:spacing w:val="-2"/>
         </w:rPr>
-        <w:t>time</w:t>
-      </w:r>
-      <w:proofErr w:type="spellEnd"/>
+        <w:t xml:space="preserve"> и выводит </w:t>
+      </w:r>
       <w:r>
         <w:rPr>
           <w:spacing w:val="-2"/>
         </w:rPr>
-        <w:t xml:space="preserve"> присваивается "Некорректный ввод";</w:t>
+        <w:t>“</w:t>
+      </w:r>
+      <w:r>
+        <w:rPr>
+          <w:spacing w:val="-2"/>
+        </w:rPr>
+        <w:t>Введённое вами число не входит в промежуток 0-23</w:t>
+      </w:r>
+      <w:r>
+        <w:rPr>
+          <w:spacing w:val="-2"/>
+        </w:rPr>
+        <w:t>”</w:t>
+      </w:r>
+      <w:r>
+        <w:rPr>
+          <w:spacing w:val="-2"/>
+        </w:rPr>
+        <w:t xml:space="preserve"> </w:t>
       </w:r>
     </w:p>
     <w:p>
@@ -8173,12 +8166,20 @@
           <w:sz w:val="24"/>
           <w:szCs w:val="24"/>
         </w:rPr>
-        <w:t>в</w:t>
-      </w:r>
-      <w:r>
-        <w:rPr>
-          <w:rFonts w:ascii="Times New Roman" w:hAnsi="Times New Roman" w:cs="Times New Roman"/>
-          <w:spacing w:val="47"/>
+        <w:t xml:space="preserve">в переменную </w:t>
+      </w:r>
+      <w:r>
+        <w:rPr>
+          <w:rFonts w:ascii="Times New Roman" w:hAnsi="Times New Roman" w:cs="Times New Roman"/>
+          <w:sz w:val="24"/>
+          <w:szCs w:val="24"/>
+          <w:lang w:val="en-US"/>
+        </w:rPr>
+        <w:t>n</w:t>
+      </w:r>
+      <w:r>
+        <w:rPr>
+          <w:rFonts w:ascii="Times New Roman" w:hAnsi="Times New Roman" w:cs="Times New Roman"/>
           <w:sz w:val="24"/>
           <w:szCs w:val="24"/>
         </w:rPr>
@@ -8190,121 +8191,7 @@
           <w:sz w:val="24"/>
           <w:szCs w:val="24"/>
         </w:rPr>
-        <w:t>переменной</w:t>
-      </w:r>
-      <w:r>
-        <w:rPr>
-          <w:rFonts w:ascii="Times New Roman" w:hAnsi="Times New Roman" w:cs="Times New Roman"/>
-          <w:spacing w:val="48"/>
-          <w:sz w:val="24"/>
-          <w:szCs w:val="24"/>
-        </w:rPr>
-        <w:t xml:space="preserve"> </w:t>
-      </w:r>
-      <w:proofErr w:type="spellStart"/>
-      <w:r>
-        <w:rPr>
-          <w:rFonts w:ascii="Times New Roman" w:hAnsi="Times New Roman" w:cs="Times New Roman"/>
-          <w:sz w:val="24"/>
-          <w:szCs w:val="24"/>
-        </w:rPr>
-        <w:t>phrase</w:t>
-      </w:r>
-      <w:proofErr w:type="spellEnd"/>
-      <w:r>
-        <w:rPr>
-          <w:rFonts w:ascii="Times New Roman" w:hAnsi="Times New Roman" w:cs="Times New Roman"/>
-          <w:spacing w:val="47"/>
-          <w:sz w:val="24"/>
-          <w:szCs w:val="24"/>
-        </w:rPr>
-        <w:t xml:space="preserve"> </w:t>
-      </w:r>
-      <w:r>
-        <w:rPr>
-          <w:rFonts w:ascii="Times New Roman" w:hAnsi="Times New Roman" w:cs="Times New Roman"/>
-          <w:sz w:val="24"/>
-          <w:szCs w:val="24"/>
-        </w:rPr>
-        <w:t>хранится</w:t>
-      </w:r>
-      <w:r>
-        <w:rPr>
-          <w:rFonts w:ascii="Times New Roman" w:hAnsi="Times New Roman" w:cs="Times New Roman"/>
-          <w:spacing w:val="48"/>
-          <w:sz w:val="24"/>
-          <w:szCs w:val="24"/>
-        </w:rPr>
-        <w:t xml:space="preserve"> </w:t>
-      </w:r>
-      <w:r>
-        <w:rPr>
-          <w:rFonts w:ascii="Times New Roman" w:hAnsi="Times New Roman" w:cs="Times New Roman"/>
-          <w:sz w:val="24"/>
-          <w:szCs w:val="24"/>
-        </w:rPr>
-        <w:t>исходная</w:t>
-      </w:r>
-      <w:r>
-        <w:rPr>
-          <w:rFonts w:ascii="Times New Roman" w:hAnsi="Times New Roman" w:cs="Times New Roman"/>
-          <w:spacing w:val="48"/>
-          <w:sz w:val="24"/>
-          <w:szCs w:val="24"/>
-        </w:rPr>
-        <w:t xml:space="preserve"> </w:t>
-      </w:r>
-      <w:r>
-        <w:rPr>
-          <w:rFonts w:ascii="Times New Roman" w:hAnsi="Times New Roman" w:cs="Times New Roman"/>
-          <w:sz w:val="24"/>
-          <w:szCs w:val="24"/>
-        </w:rPr>
-        <w:t>строка</w:t>
-      </w:r>
-      <w:r>
-        <w:rPr>
-          <w:rFonts w:ascii="Times New Roman" w:hAnsi="Times New Roman" w:cs="Times New Roman"/>
-          <w:spacing w:val="47"/>
-          <w:sz w:val="24"/>
-          <w:szCs w:val="24"/>
-        </w:rPr>
-        <w:t xml:space="preserve"> </w:t>
-      </w:r>
-      <w:r>
-        <w:rPr>
-          <w:rFonts w:ascii="Times New Roman" w:hAnsi="Times New Roman" w:cs="Times New Roman"/>
-          <w:sz w:val="24"/>
-          <w:szCs w:val="24"/>
-        </w:rPr>
-        <w:t>«Нет!</w:t>
-      </w:r>
-      <w:r>
-        <w:rPr>
-          <w:rFonts w:ascii="Times New Roman" w:hAnsi="Times New Roman" w:cs="Times New Roman"/>
-          <w:spacing w:val="48"/>
-          <w:sz w:val="24"/>
-          <w:szCs w:val="24"/>
-        </w:rPr>
-        <w:t xml:space="preserve"> </w:t>
-      </w:r>
-      <w:r>
-        <w:rPr>
-          <w:rFonts w:ascii="Times New Roman" w:hAnsi="Times New Roman" w:cs="Times New Roman"/>
-          <w:spacing w:val="-2"/>
-          <w:sz w:val="24"/>
-          <w:szCs w:val="24"/>
-        </w:rPr>
-        <w:t>Да!»</w:t>
-      </w:r>
-      <w:r>
-        <w:rPr>
-          <w:rFonts w:ascii="Times New Roman" w:hAnsi="Times New Roman" w:cs="Times New Roman"/>
-          <w:spacing w:val="-2"/>
-          <w:sz w:val="24"/>
-          <w:szCs w:val="24"/>
-        </w:rPr>
-        <w:t>;</w:t>
+        <w:t>вводится натуральное число;</w:t>
       </w:r>
     </w:p>
     <w:p>
@@ -8350,180 +8237,26 @@
           <w:sz w:val="24"/>
           <w:szCs w:val="24"/>
         </w:rPr>
-        <w:t>с</w:t>
-      </w:r>
-      <w:r>
-        <w:rPr>
-          <w:rFonts w:ascii="Times New Roman" w:hAnsi="Times New Roman" w:cs="Times New Roman"/>
-          <w:spacing w:val="80"/>
-          <w:sz w:val="24"/>
-          <w:szCs w:val="24"/>
-        </w:rPr>
-        <w:t xml:space="preserve"> </w:t>
-      </w:r>
-      <w:r>
-        <w:rPr>
-          <w:rFonts w:ascii="Times New Roman" w:hAnsi="Times New Roman" w:cs="Times New Roman"/>
-          <w:sz w:val="24"/>
-          <w:szCs w:val="24"/>
-        </w:rPr>
-        <w:t>помощью</w:t>
-      </w:r>
-      <w:r>
-        <w:rPr>
-          <w:rFonts w:ascii="Times New Roman" w:hAnsi="Times New Roman" w:cs="Times New Roman"/>
-          <w:spacing w:val="80"/>
-          <w:sz w:val="24"/>
-          <w:szCs w:val="24"/>
-        </w:rPr>
-        <w:t xml:space="preserve"> </w:t>
-      </w:r>
-      <w:r>
-        <w:rPr>
-          <w:rFonts w:ascii="Times New Roman" w:hAnsi="Times New Roman" w:cs="Times New Roman"/>
-          <w:sz w:val="24"/>
-          <w:szCs w:val="24"/>
-        </w:rPr>
-        <w:t>операции</w:t>
-      </w:r>
-      <w:r>
-        <w:rPr>
-          <w:rFonts w:ascii="Times New Roman" w:hAnsi="Times New Roman" w:cs="Times New Roman"/>
-          <w:spacing w:val="80"/>
-          <w:sz w:val="24"/>
-          <w:szCs w:val="24"/>
-        </w:rPr>
-        <w:t xml:space="preserve"> </w:t>
-      </w:r>
-      <w:r>
-        <w:rPr>
-          <w:rFonts w:ascii="Times New Roman" w:hAnsi="Times New Roman" w:cs="Times New Roman"/>
-          <w:sz w:val="24"/>
-          <w:szCs w:val="24"/>
-        </w:rPr>
-        <w:t>умножения</w:t>
-      </w:r>
-      <w:r>
-        <w:rPr>
-          <w:rFonts w:ascii="Times New Roman" w:hAnsi="Times New Roman" w:cs="Times New Roman"/>
-          <w:spacing w:val="80"/>
-          <w:sz w:val="24"/>
-          <w:szCs w:val="24"/>
-        </w:rPr>
-        <w:t xml:space="preserve"> </w:t>
+        <w:t xml:space="preserve">создаётся цикл </w:t>
       </w:r>
       <w:proofErr w:type="spellStart"/>
       <w:r>
         <w:rPr>
           <w:rFonts w:ascii="Times New Roman" w:hAnsi="Times New Roman" w:cs="Times New Roman"/>
-          <w:i/>
-          <w:sz w:val="24"/>
-          <w:szCs w:val="24"/>
-        </w:rPr>
-        <w:t>phrase</w:t>
+          <w:sz w:val="24"/>
+          <w:szCs w:val="24"/>
+          <w:lang w:val="en-US"/>
+        </w:rPr>
+        <w:t>i</w:t>
       </w:r>
       <w:proofErr w:type="spellEnd"/>
       <w:r>
         <w:rPr>
           <w:rFonts w:ascii="Times New Roman" w:hAnsi="Times New Roman" w:cs="Times New Roman"/>
-          <w:i/>
-          <w:sz w:val="24"/>
-          <w:szCs w:val="24"/>
-        </w:rPr>
-        <w:t xml:space="preserve"> </w:t>
-      </w:r>
-      <w:r>
-        <w:rPr>
-          <w:rFonts w:ascii="Cambria Math" w:hAnsi="Cambria Math" w:cs="Cambria Math"/>
-          <w:sz w:val="24"/>
-          <w:szCs w:val="24"/>
-        </w:rPr>
-        <w:t>∗</w:t>
-      </w:r>
-      <w:r>
-        <w:rPr>
-          <w:rFonts w:ascii="Times New Roman" w:hAnsi="Times New Roman" w:cs="Times New Roman"/>
-          <w:sz w:val="24"/>
-          <w:szCs w:val="24"/>
-        </w:rPr>
-        <w:t xml:space="preserve"> 4</w:t>
-      </w:r>
-      <w:r>
-        <w:rPr>
-          <w:rFonts w:ascii="Times New Roman" w:hAnsi="Times New Roman" w:cs="Times New Roman"/>
-          <w:spacing w:val="80"/>
-          <w:sz w:val="24"/>
-          <w:szCs w:val="24"/>
-        </w:rPr>
-        <w:t xml:space="preserve"> </w:t>
-      </w:r>
-      <w:r>
-        <w:rPr>
-          <w:rFonts w:ascii="Times New Roman" w:hAnsi="Times New Roman" w:cs="Times New Roman"/>
-          <w:sz w:val="24"/>
-          <w:szCs w:val="24"/>
-        </w:rPr>
-        <w:t>строка</w:t>
-      </w:r>
-      <w:r>
-        <w:rPr>
-          <w:rFonts w:ascii="Times New Roman" w:hAnsi="Times New Roman" w:cs="Times New Roman"/>
-          <w:spacing w:val="80"/>
-          <w:sz w:val="24"/>
-          <w:szCs w:val="24"/>
-        </w:rPr>
-        <w:t xml:space="preserve"> </w:t>
-      </w:r>
-      <w:r>
-        <w:rPr>
-          <w:rFonts w:ascii="Times New Roman" w:hAnsi="Times New Roman" w:cs="Times New Roman"/>
-          <w:sz w:val="24"/>
-          <w:szCs w:val="24"/>
-        </w:rPr>
-        <w:t>повторяется</w:t>
-      </w:r>
-      <w:r>
-        <w:rPr>
-          <w:rFonts w:ascii="Times New Roman" w:hAnsi="Times New Roman" w:cs="Times New Roman"/>
-          <w:spacing w:val="80"/>
-          <w:sz w:val="24"/>
-          <w:szCs w:val="24"/>
-        </w:rPr>
-        <w:t xml:space="preserve"> </w:t>
-      </w:r>
-      <w:r>
-        <w:rPr>
-          <w:rFonts w:ascii="Times New Roman" w:hAnsi="Times New Roman" w:cs="Times New Roman"/>
-          <w:sz w:val="24"/>
-          <w:szCs w:val="24"/>
-        </w:rPr>
-        <w:t>четыре</w:t>
-      </w:r>
-      <w:r>
-        <w:rPr>
-          <w:rFonts w:ascii="Times New Roman" w:hAnsi="Times New Roman" w:cs="Times New Roman"/>
-          <w:spacing w:val="80"/>
-          <w:sz w:val="24"/>
-          <w:szCs w:val="24"/>
-        </w:rPr>
-        <w:t xml:space="preserve"> </w:t>
-      </w:r>
-      <w:r>
-        <w:rPr>
-          <w:rFonts w:ascii="Times New Roman" w:hAnsi="Times New Roman" w:cs="Times New Roman"/>
-          <w:sz w:val="24"/>
-          <w:szCs w:val="24"/>
-        </w:rPr>
-        <w:t xml:space="preserve">раза </w:t>
-      </w:r>
-      <w:r>
-        <w:rPr>
-          <w:rFonts w:ascii="Times New Roman" w:hAnsi="Times New Roman" w:cs="Times New Roman"/>
-          <w:spacing w:val="-2"/>
-          <w:sz w:val="24"/>
-          <w:szCs w:val="24"/>
-        </w:rPr>
-        <w:t>подряд</w:t>
+          <w:sz w:val="24"/>
+          <w:szCs w:val="24"/>
+        </w:rPr>
+        <w:t xml:space="preserve"> в котором проверяется составное ли число</w:t>
       </w:r>
       <w:r>
         <w:rPr>
@@ -8578,294 +8311,73 @@
           <w:sz w:val="24"/>
           <w:szCs w:val="24"/>
         </w:rPr>
-        <w:t>р</w:t>
-      </w:r>
-      <w:r>
-        <w:rPr>
-          <w:rFonts w:ascii="Times New Roman" w:hAnsi="Times New Roman" w:cs="Times New Roman"/>
-          <w:sz w:val="24"/>
-          <w:szCs w:val="24"/>
-        </w:rPr>
-        <w:t>езультат</w:t>
-      </w:r>
-      <w:r>
-        <w:rPr>
-          <w:rFonts w:ascii="Times New Roman" w:hAnsi="Times New Roman" w:cs="Times New Roman"/>
-          <w:spacing w:val="45"/>
+        <w:t xml:space="preserve">если введено не число то срабатывает функция </w:t>
+      </w:r>
+      <w:r>
+        <w:rPr>
+          <w:rFonts w:ascii="Times New Roman" w:hAnsi="Times New Roman" w:cs="Times New Roman"/>
+          <w:sz w:val="24"/>
+          <w:szCs w:val="24"/>
+          <w:lang w:val="en-US"/>
+        </w:rPr>
+        <w:t>except</w:t>
+      </w:r>
+      <w:r>
+        <w:rPr>
+          <w:rFonts w:ascii="Times New Roman" w:hAnsi="Times New Roman" w:cs="Times New Roman"/>
           <w:sz w:val="24"/>
           <w:szCs w:val="24"/>
         </w:rPr>
         <w:t xml:space="preserve"> </w:t>
       </w:r>
-      <w:r>
-        <w:rPr>
-          <w:rFonts w:ascii="Times New Roman" w:hAnsi="Times New Roman" w:cs="Times New Roman"/>
-          <w:sz w:val="24"/>
-          <w:szCs w:val="24"/>
-        </w:rPr>
-        <w:t>сохраняется</w:t>
-      </w:r>
-      <w:r>
-        <w:rPr>
-          <w:rFonts w:ascii="Times New Roman" w:hAnsi="Times New Roman" w:cs="Times New Roman"/>
-          <w:spacing w:val="45"/>
-          <w:sz w:val="24"/>
-          <w:szCs w:val="24"/>
-        </w:rPr>
-        <w:t xml:space="preserve"> </w:t>
-      </w:r>
-      <w:r>
-        <w:rPr>
-          <w:rFonts w:ascii="Times New Roman" w:hAnsi="Times New Roman" w:cs="Times New Roman"/>
-          <w:sz w:val="24"/>
-          <w:szCs w:val="24"/>
-        </w:rPr>
-        <w:t>в</w:t>
-      </w:r>
-      <w:r>
-        <w:rPr>
-          <w:rFonts w:ascii="Times New Roman" w:hAnsi="Times New Roman" w:cs="Times New Roman"/>
-          <w:spacing w:val="46"/>
-          <w:sz w:val="24"/>
-          <w:szCs w:val="24"/>
-        </w:rPr>
-        <w:t xml:space="preserve"> </w:t>
-      </w:r>
-      <w:r>
-        <w:rPr>
-          <w:rFonts w:ascii="Times New Roman" w:hAnsi="Times New Roman" w:cs="Times New Roman"/>
-          <w:sz w:val="24"/>
-          <w:szCs w:val="24"/>
-        </w:rPr>
-        <w:t>переменной</w:t>
-      </w:r>
-      <w:r>
-        <w:rPr>
-          <w:rFonts w:ascii="Times New Roman" w:hAnsi="Times New Roman" w:cs="Times New Roman"/>
-          <w:spacing w:val="45"/>
-          <w:sz w:val="24"/>
-          <w:szCs w:val="24"/>
-        </w:rPr>
-        <w:t xml:space="preserve"> </w:t>
-      </w:r>
       <w:proofErr w:type="spellStart"/>
       <w:r>
         <w:rPr>
           <w:rFonts w:ascii="Times New Roman" w:hAnsi="Times New Roman" w:cs="Times New Roman"/>
           <w:sz w:val="24"/>
           <w:szCs w:val="24"/>
-        </w:rPr>
-        <w:t>result</w:t>
+          <w:lang w:val="en-US"/>
+        </w:rPr>
+        <w:t>ValueError</w:t>
       </w:r>
       <w:proofErr w:type="spellEnd"/>
       <w:r>
         <w:rPr>
           <w:rFonts w:ascii="Times New Roman" w:hAnsi="Times New Roman" w:cs="Times New Roman"/>
-          <w:spacing w:val="45"/>
-          <w:sz w:val="24"/>
-          <w:szCs w:val="24"/>
-        </w:rPr>
-        <w:t xml:space="preserve"> </w:t>
-      </w:r>
-      <w:r>
-        <w:rPr>
-          <w:rFonts w:ascii="Times New Roman" w:hAnsi="Times New Roman" w:cs="Times New Roman"/>
-          <w:sz w:val="24"/>
-          <w:szCs w:val="24"/>
-        </w:rPr>
-        <w:t>и</w:t>
-      </w:r>
-      <w:r>
-        <w:rPr>
-          <w:rFonts w:ascii="Times New Roman" w:hAnsi="Times New Roman" w:cs="Times New Roman"/>
-          <w:spacing w:val="46"/>
-          <w:sz w:val="24"/>
-          <w:szCs w:val="24"/>
-        </w:rPr>
-        <w:t xml:space="preserve"> </w:t>
-      </w:r>
-      <w:r>
-        <w:rPr>
-          <w:rFonts w:ascii="Times New Roman" w:hAnsi="Times New Roman" w:cs="Times New Roman"/>
-          <w:sz w:val="24"/>
-          <w:szCs w:val="24"/>
-        </w:rPr>
-        <w:t>выводится</w:t>
-      </w:r>
-      <w:r>
-        <w:rPr>
-          <w:rFonts w:ascii="Times New Roman" w:hAnsi="Times New Roman" w:cs="Times New Roman"/>
-          <w:spacing w:val="45"/>
-          <w:sz w:val="24"/>
-          <w:szCs w:val="24"/>
-        </w:rPr>
-        <w:t xml:space="preserve"> </w:t>
-      </w:r>
-      <w:r>
-        <w:rPr>
-          <w:rFonts w:ascii="Times New Roman" w:hAnsi="Times New Roman" w:cs="Times New Roman"/>
-          <w:sz w:val="24"/>
-          <w:szCs w:val="24"/>
-        </w:rPr>
-        <w:t>в</w:t>
-      </w:r>
-      <w:r>
-        <w:rPr>
-          <w:rFonts w:ascii="Times New Roman" w:hAnsi="Times New Roman" w:cs="Times New Roman"/>
-          <w:spacing w:val="45"/>
-          <w:sz w:val="24"/>
-          <w:szCs w:val="24"/>
-        </w:rPr>
-        <w:t xml:space="preserve"> </w:t>
-      </w:r>
-      <w:r>
-        <w:rPr>
-          <w:rFonts w:ascii="Times New Roman" w:hAnsi="Times New Roman" w:cs="Times New Roman"/>
+          <w:sz w:val="24"/>
+          <w:szCs w:val="24"/>
+        </w:rPr>
+        <w:t xml:space="preserve">, выводится </w:t>
+      </w:r>
+      <w:r>
+        <w:rPr>
+          <w:rFonts w:ascii="Times New Roman" w:hAnsi="Times New Roman" w:cs="Times New Roman"/>
+          <w:sz w:val="24"/>
+          <w:szCs w:val="24"/>
+        </w:rPr>
+        <w:t>“</w:t>
+      </w:r>
+      <w:r>
+        <w:rPr>
+          <w:rFonts w:ascii="Times New Roman" w:hAnsi="Times New Roman" w:cs="Times New Roman"/>
+          <w:sz w:val="24"/>
+          <w:szCs w:val="24"/>
+        </w:rPr>
+        <w:t>Нужно ввести число, роблан!</w:t>
+      </w:r>
+      <w:r>
+        <w:rPr>
+          <w:rFonts w:ascii="Times New Roman" w:hAnsi="Times New Roman" w:cs="Times New Roman"/>
+          <w:sz w:val="24"/>
+          <w:szCs w:val="24"/>
+        </w:rPr>
+        <w:t>”</w:t>
+      </w:r>
+      <w:r>
+        <w:rPr>
           <w:spacing w:val="-2"/>
-          <w:sz w:val="24"/>
-          <w:szCs w:val="24"/>
-        </w:rPr>
-        <w:t>консоль.</w:t>
-      </w:r>
-    </w:p>
-    <w:p>
-      <w:pPr>
-        <w:pStyle w:val="a8"/>
-        <w:spacing w:line="360" w:lineRule="auto"/>
-        <w:ind w:left="0"/>
-      </w:pPr>
-      <w:r>
-        <w:t>После</w:t>
-      </w:r>
-      <w:r>
-        <w:rPr>
-          <w:spacing w:val="71"/>
-        </w:rPr>
-        <w:t xml:space="preserve"> </w:t>
-      </w:r>
-      <w:r>
-        <w:t>выполнения</w:t>
-      </w:r>
-      <w:r>
-        <w:rPr>
-          <w:spacing w:val="70"/>
-        </w:rPr>
-        <w:t xml:space="preserve"> </w:t>
-      </w:r>
-      <w:r>
-        <w:t>программы</w:t>
-      </w:r>
-      <w:r>
-        <w:rPr>
-          <w:spacing w:val="71"/>
-        </w:rPr>
-        <w:t xml:space="preserve"> </w:t>
-      </w:r>
-      <w:r>
-        <w:t>в</w:t>
-      </w:r>
-      <w:r>
-        <w:rPr>
-          <w:spacing w:val="71"/>
-        </w:rPr>
-        <w:t xml:space="preserve"> </w:t>
-      </w:r>
-      <w:r>
-        <w:t>консоли</w:t>
-      </w:r>
-      <w:r>
-        <w:rPr>
-          <w:spacing w:val="71"/>
-        </w:rPr>
-        <w:t xml:space="preserve"> </w:t>
-      </w:r>
-      <w:r>
-        <w:t>отображается</w:t>
-      </w:r>
-      <w:r>
-        <w:rPr>
-          <w:spacing w:val="71"/>
-        </w:rPr>
-        <w:t xml:space="preserve"> </w:t>
-      </w:r>
-      <w:r>
-        <w:t>результат:</w:t>
-      </w:r>
-      <w:r>
-        <w:rPr>
-          <w:spacing w:val="71"/>
-        </w:rPr>
-        <w:t xml:space="preserve"> </w:t>
-      </w:r>
-      <w:r>
-        <w:t>«Нет!</w:t>
-      </w:r>
-      <w:r>
-        <w:rPr>
-          <w:spacing w:val="71"/>
-        </w:rPr>
-        <w:t xml:space="preserve"> </w:t>
-      </w:r>
-      <w:proofErr w:type="spellStart"/>
-      <w:proofErr w:type="gramStart"/>
-      <w:r>
-        <w:rPr>
-          <w:spacing w:val="-2"/>
-        </w:rPr>
-        <w:t>Да!Нет</w:t>
-      </w:r>
-      <w:proofErr w:type="spellEnd"/>
-      <w:proofErr w:type="gramEnd"/>
-      <w:r>
-        <w:rPr>
-          <w:spacing w:val="-2"/>
-        </w:rPr>
-        <w:t>!</w:t>
-      </w:r>
-    </w:p>
-    <w:p>
-      <w:pPr>
-        <w:pStyle w:val="a8"/>
-        <w:spacing w:line="360" w:lineRule="auto"/>
-        <w:ind w:left="0"/>
-      </w:pPr>
-      <w:proofErr w:type="spellStart"/>
-      <w:proofErr w:type="gramStart"/>
-      <w:r>
-        <w:t>Да!Нет</w:t>
-      </w:r>
-      <w:proofErr w:type="spellEnd"/>
-      <w:proofErr w:type="gramEnd"/>
-      <w:r>
-        <w:t>!</w:t>
-      </w:r>
-      <w:r>
-        <w:rPr>
-          <w:spacing w:val="50"/>
-        </w:rPr>
-        <w:t xml:space="preserve"> </w:t>
-      </w:r>
-      <w:proofErr w:type="spellStart"/>
-      <w:proofErr w:type="gramStart"/>
-      <w:r>
-        <w:t>Да!Нет</w:t>
-      </w:r>
-      <w:proofErr w:type="spellEnd"/>
-      <w:proofErr w:type="gramEnd"/>
-      <w:r>
-        <w:t>!</w:t>
-      </w:r>
-      <w:r>
-        <w:rPr>
-          <w:spacing w:val="51"/>
-        </w:rPr>
-        <w:t xml:space="preserve"> </w:t>
-      </w:r>
-      <w:r>
-        <w:rPr>
-          <w:spacing w:val="-2"/>
-        </w:rPr>
-        <w:t>Да!».</w:t>
+        </w:rPr>
+        <w:t>.</w:t>
       </w:r>
     </w:p>
     <w:p>
@@ -8954,7 +8466,7 @@
 </file>
 
 <file path=word/endnotes.xml><?xml version="1.0" encoding="utf-8"?>
-<w:endnotes xmlns:wpc="http://schemas.microsoft.com/office/word/2010/wordprocessingCanvas" xmlns:cx="http://schemas.microsoft.com/office/drawing/2014/chartex" xmlns:cx1="http://schemas.microsoft.com/office/drawing/2015/9/8/chartex" xmlns:cx2="http://schemas.microsoft.com/office/drawing/2015/10/21/chartex" xmlns:cx3="http://schemas.microsoft.com/office/drawing/2016/5/9/chartex" xmlns:cx4="http://schemas.microsoft.com/office/drawing/2016/5/10/chartex" xmlns:cx5="http://schemas.microsoft.com/office/drawing/2016/5/11/chartex" xmlns:cx6="http://schemas.microsoft.com/office/drawing/2016/5/12/chartex" xmlns:cx7="http://schemas.microsoft.com/office/drawing/2016/5/13/chartex" xmlns:cx8="http://schemas.microsoft.com/office/drawing/2016/5/14/chartex" xmlns:mc="http://schemas.openxmlformats.org/markup-compatibility/2006" xmlns:aink="http://schemas.microsoft.com/office/drawing/2016/ink" xmlns:am3d="http://schemas.microsoft.com/office/drawing/2017/model3d" xmlns:o="urn:schemas-microsoft-com:office:office" xmlns:r="http://schemas.openxmlformats.org/officeDocument/2006/relationships" xmlns:m="http://schemas.openxmlformats.org/officeDocument/2006/math" xmlns:v="urn:schemas-microsoft-com:vml" xmlns:wp14="http://schemas.microsoft.com/office/word/2010/wordprocessingDrawing" xmlns:wp="http://schemas.openxmlformats.org/drawingml/2006/wordprocessingDrawing" xmlns:w10="urn:schemas-microsoft-com:office:word" xmlns:w="http://schemas.openxmlformats.org/wordprocessingml/2006/main" xmlns:w14="http://schemas.microsoft.com/office/word/2010/wordml" xmlns:w15="http://schemas.microsoft.com/office/word/2012/wordml" xmlns:w16cex="http://schemas.microsoft.com/office/word/2018/wordml/cex" xmlns:w16cid="http://schemas.microsoft.com/office/word/2016/wordml/cid" xmlns:w16="http://schemas.microsoft.com/office/word/2018/wordml" xmlns:w16sdtdh="http://schemas.microsoft.com/office/word/2020/wordml/sdtdatahash" xmlns:w16se="http://schemas.microsoft.com/office/word/2015/wordml/symex" xmlns:wpg="http://schemas.microsoft.com/office/word/2010/wordprocessingGroup" xmlns:wpi="http://schemas.microsoft.com/office/word/2010/wordprocessingInk" xmlns:wne="http://schemas.microsoft.com/office/word/2006/wordml" xmlns:wps="http://schemas.microsoft.com/office/word/2010/wordprocessingShape" mc:Ignorable="w14 w15 w16se w16cid w16 w16cex w16sdtdh wp14">
+<w:endnotes xmlns:wpc="http://schemas.microsoft.com/office/word/2010/wordprocessingCanvas" xmlns:cx="http://schemas.microsoft.com/office/drawing/2014/chartex" xmlns:cx1="http://schemas.microsoft.com/office/drawing/2015/9/8/chartex" xmlns:cx2="http://schemas.microsoft.com/office/drawing/2015/10/21/chartex" xmlns:cx3="http://schemas.microsoft.com/office/drawing/2016/5/9/chartex" xmlns:cx4="http://schemas.microsoft.com/office/drawing/2016/5/10/chartex" xmlns:cx5="http://schemas.microsoft.com/office/drawing/2016/5/11/chartex" xmlns:cx6="http://schemas.microsoft.com/office/drawing/2016/5/12/chartex" xmlns:cx7="http://schemas.microsoft.com/office/drawing/2016/5/13/chartex" xmlns:cx8="http://schemas.microsoft.com/office/drawing/2016/5/14/chartex" xmlns:mc="http://schemas.openxmlformats.org/markup-compatibility/2006" xmlns:aink="http://schemas.microsoft.com/office/drawing/2016/ink" xmlns:am3d="http://schemas.microsoft.com/office/drawing/2017/model3d" xmlns:o="urn:schemas-microsoft-com:office:office" xmlns:oel="http://schemas.microsoft.com/office/2019/extlst" xmlns:r="http://schemas.openxmlformats.org/officeDocument/2006/relationships" xmlns:m="http://schemas.openxmlformats.org/officeDocument/2006/math" xmlns:v="urn:schemas-microsoft-com:vml" xmlns:wp14="http://schemas.microsoft.com/office/word/2010/wordprocessingDrawing" xmlns:wp="http://schemas.openxmlformats.org/drawingml/2006/wordprocessingDrawing" xmlns:w10="urn:schemas-microsoft-com:office:word" xmlns:w="http://schemas.openxmlformats.org/wordprocessingml/2006/main" xmlns:w14="http://schemas.microsoft.com/office/word/2010/wordml" xmlns:w15="http://schemas.microsoft.com/office/word/2012/wordml" xmlns:w16cex="http://schemas.microsoft.com/office/word/2018/wordml/cex" xmlns:w16cid="http://schemas.microsoft.com/office/word/2016/wordml/cid" xmlns:w16="http://schemas.microsoft.com/office/word/2018/wordml" xmlns:w16sdtdh="http://schemas.microsoft.com/office/word/2020/wordml/sdtdatahash" xmlns:w16se="http://schemas.microsoft.com/office/word/2015/wordml/symex" xmlns:wpg="http://schemas.microsoft.com/office/word/2010/wordprocessingGroup" xmlns:wpi="http://schemas.microsoft.com/office/word/2010/wordprocessingInk" xmlns:wne="http://schemas.microsoft.com/office/word/2006/wordml" xmlns:wps="http://schemas.microsoft.com/office/word/2010/wordprocessingShape" mc:Ignorable="w14 w15 w16se w16cid w16 w16cex w16sdtdh wp14">
   <w:endnote w:type="separator" w:id="-1">
     <w:p>
       <w:pPr>
@@ -8979,7 +8491,7 @@
 </file>
 
 <file path=word/footnotes.xml><?xml version="1.0" encoding="utf-8"?>
-<w:footnotes xmlns:wpc="http://schemas.microsoft.com/office/word/2010/wordprocessingCanvas" xmlns:cx="http://schemas.microsoft.com/office/drawing/2014/chartex" xmlns:cx1="http://schemas.microsoft.com/office/drawing/2015/9/8/chartex" xmlns:cx2="http://schemas.microsoft.com/office/drawing/2015/10/21/chartex" xmlns:cx3="http://schemas.microsoft.com/office/drawing/2016/5/9/chartex" xmlns:cx4="http://schemas.microsoft.com/office/drawing/2016/5/10/chartex" xmlns:cx5="http://schemas.microsoft.com/office/drawing/2016/5/11/chartex" xmlns:cx6="http://schemas.microsoft.com/office/drawing/2016/5/12/chartex" xmlns:cx7="http://schemas.microsoft.com/office/drawing/2016/5/13/chartex" xmlns:cx8="http://schemas.microsoft.com/office/drawing/2016/5/14/chartex" xmlns:mc="http://schemas.openxmlformats.org/markup-compatibility/2006" xmlns:aink="http://schemas.microsoft.com/office/drawing/2016/ink" xmlns:am3d="http://schemas.microsoft.com/office/drawing/2017/model3d" xmlns:o="urn:schemas-microsoft-com:office:office" xmlns:r="http://schemas.openxmlformats.org/officeDocument/2006/relationships" xmlns:m="http://schemas.openxmlformats.org/officeDocument/2006/math" xmlns:v="urn:schemas-microsoft-com:vml" xmlns:wp14="http://schemas.microsoft.com/office/word/2010/wordprocessingDrawing" xmlns:wp="http://schemas.openxmlformats.org/drawingml/2006/wordprocessingDrawing" xmlns:w10="urn:schemas-microsoft-com:office:word" xmlns:w="http://schemas.openxmlformats.org/wordprocessingml/2006/main" xmlns:w14="http://schemas.microsoft.com/office/word/2010/wordml" xmlns:w15="http://schemas.microsoft.com/office/word/2012/wordml" xmlns:w16cex="http://schemas.microsoft.com/office/word/2018/wordml/cex" xmlns:w16cid="http://schemas.microsoft.com/office/word/2016/wordml/cid" xmlns:w16="http://schemas.microsoft.com/office/word/2018/wordml" xmlns:w16sdtdh="http://schemas.microsoft.com/office/word/2020/wordml/sdtdatahash" xmlns:w16se="http://schemas.microsoft.com/office/word/2015/wordml/symex" xmlns:wpg="http://schemas.microsoft.com/office/word/2010/wordprocessingGroup" xmlns:wpi="http://schemas.microsoft.com/office/word/2010/wordprocessingInk" xmlns:wne="http://schemas.microsoft.com/office/word/2006/wordml" xmlns:wps="http://schemas.microsoft.com/office/word/2010/wordprocessingShape" mc:Ignorable="w14 w15 w16se w16cid w16 w16cex w16sdtdh wp14">
+<w:footnotes xmlns:wpc="http://schemas.microsoft.com/office/word/2010/wordprocessingCanvas" xmlns:cx="http://schemas.microsoft.com/office/drawing/2014/chartex" xmlns:cx1="http://schemas.microsoft.com/office/drawing/2015/9/8/chartex" xmlns:cx2="http://schemas.microsoft.com/office/drawing/2015/10/21/chartex" xmlns:cx3="http://schemas.microsoft.com/office/drawing/2016/5/9/chartex" xmlns:cx4="http://schemas.microsoft.com/office/drawing/2016/5/10/chartex" xmlns:cx5="http://schemas.microsoft.com/office/drawing/2016/5/11/chartex" xmlns:cx6="http://schemas.microsoft.com/office/drawing/2016/5/12/chartex" xmlns:cx7="http://schemas.microsoft.com/office/drawing/2016/5/13/chartex" xmlns:cx8="http://schemas.microsoft.com/office/drawing/2016/5/14/chartex" xmlns:mc="http://schemas.openxmlformats.org/markup-compatibility/2006" xmlns:aink="http://schemas.microsoft.com/office/drawing/2016/ink" xmlns:am3d="http://schemas.microsoft.com/office/drawing/2017/model3d" xmlns:o="urn:schemas-microsoft-com:office:office" xmlns:oel="http://schemas.microsoft.com/office/2019/extlst" xmlns:r="http://schemas.openxmlformats.org/officeDocument/2006/relationships" xmlns:m="http://schemas.openxmlformats.org/officeDocument/2006/math" xmlns:v="urn:schemas-microsoft-com:vml" xmlns:wp14="http://schemas.microsoft.com/office/word/2010/wordprocessingDrawing" xmlns:wp="http://schemas.openxmlformats.org/drawingml/2006/wordprocessingDrawing" xmlns:w10="urn:schemas-microsoft-com:office:word" xmlns:w="http://schemas.openxmlformats.org/wordprocessingml/2006/main" xmlns:w14="http://schemas.microsoft.com/office/word/2010/wordml" xmlns:w15="http://schemas.microsoft.com/office/word/2012/wordml" xmlns:w16cex="http://schemas.microsoft.com/office/word/2018/wordml/cex" xmlns:w16cid="http://schemas.microsoft.com/office/word/2016/wordml/cid" xmlns:w16="http://schemas.microsoft.com/office/word/2018/wordml" xmlns:w16sdtdh="http://schemas.microsoft.com/office/word/2020/wordml/sdtdatahash" xmlns:w16se="http://schemas.microsoft.com/office/word/2015/wordml/symex" xmlns:wpg="http://schemas.microsoft.com/office/word/2010/wordprocessingGroup" xmlns:wpi="http://schemas.microsoft.com/office/word/2010/wordprocessingInk" xmlns:wne="http://schemas.microsoft.com/office/word/2006/wordml" xmlns:wps="http://schemas.microsoft.com/office/word/2010/wordprocessingShape" mc:Ignorable="w14 w15 w16se w16cid w16 w16cex w16sdtdh wp14">
   <w:footnote w:type="separator" w:id="-1">
     <w:p>
       <w:pPr>
@@ -9004,7 +8516,7 @@
 </file>
 
 <file path=word/header1.xml><?xml version="1.0" encoding="utf-8"?>
-<w:hdr xmlns:wpc="http://schemas.microsoft.com/office/word/2010/wordprocessingCanvas" xmlns:cx="http://schemas.microsoft.com/office/drawing/2014/chartex" xmlns:cx1="http://schemas.microsoft.com/office/drawing/2015/9/8/chartex" xmlns:cx2="http://schemas.microsoft.com/office/drawing/2015/10/21/chartex" xmlns:cx3="http://schemas.microsoft.com/office/drawing/2016/5/9/chartex" xmlns:cx4="http://schemas.microsoft.com/office/drawing/2016/5/10/chartex" xmlns:cx5="http://schemas.microsoft.com/office/drawing/2016/5/11/chartex" xmlns:cx6="http://schemas.microsoft.com/office/drawing/2016/5/12/chartex" xmlns:cx7="http://schemas.microsoft.com/office/drawing/2016/5/13/chartex" xmlns:cx8="http://schemas.microsoft.com/office/drawing/2016/5/14/chartex" xmlns:mc="http://schemas.openxmlformats.org/markup-compatibility/2006" xmlns:aink="http://schemas.microsoft.com/office/drawing/2016/ink" xmlns:am3d="http://schemas.microsoft.com/office/drawing/2017/model3d" xmlns:o="urn:schemas-microsoft-com:office:office" xmlns:r="http://schemas.openxmlformats.org/officeDocument/2006/relationships" xmlns:m="http://schemas.openxmlformats.org/officeDocument/2006/math" xmlns:v="urn:schemas-microsoft-com:vml" xmlns:wp14="http://schemas.microsoft.com/office/word/2010/wordprocessingDrawing" xmlns:wp="http://schemas.openxmlformats.org/drawingml/2006/wordprocessingDrawing" xmlns:w10="urn:schemas-microsoft-com:office:word" xmlns:w="http://schemas.openxmlformats.org/wordprocessingml/2006/main" xmlns:w14="http://schemas.microsoft.com/office/word/2010/wordml" xmlns:w15="http://schemas.microsoft.com/office/word/2012/wordml" xmlns:w16cex="http://schemas.microsoft.com/office/word/2018/wordml/cex" xmlns:w16cid="http://schemas.microsoft.com/office/word/2016/wordml/cid" xmlns:w16="http://schemas.microsoft.com/office/word/2018/wordml" xmlns:w16sdtdh="http://schemas.microsoft.com/office/word/2020/wordml/sdtdatahash" xmlns:w16se="http://schemas.microsoft.com/office/word/2015/wordml/symex" xmlns:wpg="http://schemas.microsoft.com/office/word/2010/wordprocessingGroup" xmlns:wpi="http://schemas.microsoft.com/office/word/2010/wordprocessingInk" xmlns:wne="http://schemas.microsoft.com/office/word/2006/wordml" xmlns:wps="http://schemas.microsoft.com/office/word/2010/wordprocessingShape" mc:Ignorable="w14 w15 w16se w16cid w16 w16cex w16sdtdh wp14">
+<w:hdr xmlns:wpc="http://schemas.microsoft.com/office/word/2010/wordprocessingCanvas" xmlns:cx="http://schemas.microsoft.com/office/drawing/2014/chartex" xmlns:cx1="http://schemas.microsoft.com/office/drawing/2015/9/8/chartex" xmlns:cx2="http://schemas.microsoft.com/office/drawing/2015/10/21/chartex" xmlns:cx3="http://schemas.microsoft.com/office/drawing/2016/5/9/chartex" xmlns:cx4="http://schemas.microsoft.com/office/drawing/2016/5/10/chartex" xmlns:cx5="http://schemas.microsoft.com/office/drawing/2016/5/11/chartex" xmlns:cx6="http://schemas.microsoft.com/office/drawing/2016/5/12/chartex" xmlns:cx7="http://schemas.microsoft.com/office/drawing/2016/5/13/chartex" xmlns:cx8="http://schemas.microsoft.com/office/drawing/2016/5/14/chartex" xmlns:mc="http://schemas.openxmlformats.org/markup-compatibility/2006" xmlns:aink="http://schemas.microsoft.com/office/drawing/2016/ink" xmlns:am3d="http://schemas.microsoft.com/office/drawing/2017/model3d" xmlns:o="urn:schemas-microsoft-com:office:office" xmlns:oel="http://schemas.microsoft.com/office/2019/extlst" xmlns:r="http://schemas.openxmlformats.org/officeDocument/2006/relationships" xmlns:m="http://schemas.openxmlformats.org/officeDocument/2006/math" xmlns:v="urn:schemas-microsoft-com:vml" xmlns:wp14="http://schemas.microsoft.com/office/word/2010/wordprocessingDrawing" xmlns:wp="http://schemas.openxmlformats.org/drawingml/2006/wordprocessingDrawing" xmlns:w10="urn:schemas-microsoft-com:office:word" xmlns:w="http://schemas.openxmlformats.org/wordprocessingml/2006/main" xmlns:w14="http://schemas.microsoft.com/office/word/2010/wordml" xmlns:w15="http://schemas.microsoft.com/office/word/2012/wordml" xmlns:w16cex="http://schemas.microsoft.com/office/word/2018/wordml/cex" xmlns:w16cid="http://schemas.microsoft.com/office/word/2016/wordml/cid" xmlns:w16="http://schemas.microsoft.com/office/word/2018/wordml" xmlns:w16sdtdh="http://schemas.microsoft.com/office/word/2020/wordml/sdtdatahash" xmlns:w16se="http://schemas.microsoft.com/office/word/2015/wordml/symex" xmlns:wpg="http://schemas.microsoft.com/office/word/2010/wordprocessingGroup" xmlns:wpi="http://schemas.microsoft.com/office/word/2010/wordprocessingInk" xmlns:wne="http://schemas.microsoft.com/office/word/2006/wordml" xmlns:wps="http://schemas.microsoft.com/office/word/2010/wordprocessingShape" mc:Ignorable="w14 w15 w16se w16cid w16 w16cex w16sdtdh wp14">
   <w:p>
     <w:pPr>
       <w:pStyle w:val="a4"/>
@@ -9020,7 +8532,7 @@
 </file>
 
 <file path=word/header2.xml><?xml version="1.0" encoding="utf-8"?>
-<w:hdr xmlns:wpc="http://schemas.microsoft.com/office/word/2010/wordprocessingCanvas" xmlns:cx="http://schemas.microsoft.com/office/drawing/2014/chartex" xmlns:cx1="http://schemas.microsoft.com/office/drawing/2015/9/8/chartex" xmlns:cx2="http://schemas.microsoft.com/office/drawing/2015/10/21/chartex" xmlns:cx3="http://schemas.microsoft.com/office/drawing/2016/5/9/chartex" xmlns:cx4="http://schemas.microsoft.com/office/drawing/2016/5/10/chartex" xmlns:cx5="http://schemas.microsoft.com/office/drawing/2016/5/11/chartex" xmlns:cx6="http://schemas.microsoft.com/office/drawing/2016/5/12/chartex" xmlns:cx7="http://schemas.microsoft.com/office/drawing/2016/5/13/chartex" xmlns:cx8="http://schemas.microsoft.com/office/drawing/2016/5/14/chartex" xmlns:mc="http://schemas.openxmlformats.org/markup-compatibility/2006" xmlns:aink="http://schemas.microsoft.com/office/drawing/2016/ink" xmlns:am3d="http://schemas.microsoft.com/office/drawing/2017/model3d" xmlns:o="urn:schemas-microsoft-com:office:office" xmlns:r="http://schemas.openxmlformats.org/officeDocument/2006/relationships" xmlns:m="http://schemas.openxmlformats.org/officeDocument/2006/math" xmlns:v="urn:schemas-microsoft-com:vml" xmlns:wp14="http://schemas.microsoft.com/office/word/2010/wordprocessingDrawing" xmlns:wp="http://schemas.openxmlformats.org/drawingml/2006/wordprocessingDrawing" xmlns:w10="urn:schemas-microsoft-com:office:word" xmlns:w="http://schemas.openxmlformats.org/wordprocessingml/2006/main" xmlns:w14="http://schemas.microsoft.com/office/word/2010/wordml" xmlns:w15="http://schemas.microsoft.com/office/word/2012/wordml" xmlns:w16cex="http://schemas.microsoft.com/office/word/2018/wordml/cex" xmlns:w16cid="http://schemas.microsoft.com/office/word/2016/wordml/cid" xmlns:w16="http://schemas.microsoft.com/office/word/2018/wordml" xmlns:w16sdtdh="http://schemas.microsoft.com/office/word/2020/wordml/sdtdatahash" xmlns:w16se="http://schemas.microsoft.com/office/word/2015/wordml/symex" xmlns:wpg="http://schemas.microsoft.com/office/word/2010/wordprocessingGroup" xmlns:wpi="http://schemas.microsoft.com/office/word/2010/wordprocessingInk" xmlns:wne="http://schemas.microsoft.com/office/word/2006/wordml" xmlns:wps="http://schemas.microsoft.com/office/word/2010/wordprocessingShape" mc:Ignorable="w14 w15 w16se w16cid w16 w16cex w16sdtdh wp14">
+<w:hdr xmlns:wpc="http://schemas.microsoft.com/office/word/2010/wordprocessingCanvas" xmlns:cx="http://schemas.microsoft.com/office/drawing/2014/chartex" xmlns:cx1="http://schemas.microsoft.com/office/drawing/2015/9/8/chartex" xmlns:cx2="http://schemas.microsoft.com/office/drawing/2015/10/21/chartex" xmlns:cx3="http://schemas.microsoft.com/office/drawing/2016/5/9/chartex" xmlns:cx4="http://schemas.microsoft.com/office/drawing/2016/5/10/chartex" xmlns:cx5="http://schemas.microsoft.com/office/drawing/2016/5/11/chartex" xmlns:cx6="http://schemas.microsoft.com/office/drawing/2016/5/12/chartex" xmlns:cx7="http://schemas.microsoft.com/office/drawing/2016/5/13/chartex" xmlns:cx8="http://schemas.microsoft.com/office/drawing/2016/5/14/chartex" xmlns:mc="http://schemas.openxmlformats.org/markup-compatibility/2006" xmlns:aink="http://schemas.microsoft.com/office/drawing/2016/ink" xmlns:am3d="http://schemas.microsoft.com/office/drawing/2017/model3d" xmlns:o="urn:schemas-microsoft-com:office:office" xmlns:oel="http://schemas.microsoft.com/office/2019/extlst" xmlns:r="http://schemas.openxmlformats.org/officeDocument/2006/relationships" xmlns:m="http://schemas.openxmlformats.org/officeDocument/2006/math" xmlns:v="urn:schemas-microsoft-com:vml" xmlns:wp14="http://schemas.microsoft.com/office/word/2010/wordprocessingDrawing" xmlns:wp="http://schemas.openxmlformats.org/drawingml/2006/wordprocessingDrawing" xmlns:w10="urn:schemas-microsoft-com:office:word" xmlns:w="http://schemas.openxmlformats.org/wordprocessingml/2006/main" xmlns:w14="http://schemas.microsoft.com/office/word/2010/wordml" xmlns:w15="http://schemas.microsoft.com/office/word/2012/wordml" xmlns:w16cex="http://schemas.microsoft.com/office/word/2018/wordml/cex" xmlns:w16cid="http://schemas.microsoft.com/office/word/2016/wordml/cid" xmlns:w16="http://schemas.microsoft.com/office/word/2018/wordml" xmlns:w16sdtdh="http://schemas.microsoft.com/office/word/2020/wordml/sdtdatahash" xmlns:w16se="http://schemas.microsoft.com/office/word/2015/wordml/symex" xmlns:wpg="http://schemas.microsoft.com/office/word/2010/wordprocessingGroup" xmlns:wpi="http://schemas.microsoft.com/office/word/2010/wordprocessingInk" xmlns:wne="http://schemas.microsoft.com/office/word/2006/wordml" xmlns:wps="http://schemas.microsoft.com/office/word/2010/wordprocessingShape" mc:Ignorable="w14 w15 w16se w16cid w16 w16cex w16sdtdh wp14">
   <w:tbl>
     <w:tblPr>
       <w:tblW w:w="5198" w:type="pct"/>
@@ -9164,7 +8676,7 @@
 </file>
 
 <file path=word/header3.xml><?xml version="1.0" encoding="utf-8"?>
-<w:hdr xmlns:wpc="http://schemas.microsoft.com/office/word/2010/wordprocessingCanvas" xmlns:cx="http://schemas.microsoft.com/office/drawing/2014/chartex" xmlns:cx1="http://schemas.microsoft.com/office/drawing/2015/9/8/chartex" xmlns:cx2="http://schemas.microsoft.com/office/drawing/2015/10/21/chartex" xmlns:cx3="http://schemas.microsoft.com/office/drawing/2016/5/9/chartex" xmlns:cx4="http://schemas.microsoft.com/office/drawing/2016/5/10/chartex" xmlns:cx5="http://schemas.microsoft.com/office/drawing/2016/5/11/chartex" xmlns:cx6="http://schemas.microsoft.com/office/drawing/2016/5/12/chartex" xmlns:cx7="http://schemas.microsoft.com/office/drawing/2016/5/13/chartex" xmlns:cx8="http://schemas.microsoft.com/office/drawing/2016/5/14/chartex" xmlns:mc="http://schemas.openxmlformats.org/markup-compatibility/2006" xmlns:aink="http://schemas.microsoft.com/office/drawing/2016/ink" xmlns:am3d="http://schemas.microsoft.com/office/drawing/2017/model3d" xmlns:o="urn:schemas-microsoft-com:office:office" xmlns:r="http://schemas.openxmlformats.org/officeDocument/2006/relationships" xmlns:m="http://schemas.openxmlformats.org/officeDocument/2006/math" xmlns:v="urn:schemas-microsoft-com:vml" xmlns:wp14="http://schemas.microsoft.com/office/word/2010/wordprocessingDrawing" xmlns:wp="http://schemas.openxmlformats.org/drawingml/2006/wordprocessingDrawing" xmlns:w10="urn:schemas-microsoft-com:office:word" xmlns:w="http://schemas.openxmlformats.org/wordprocessingml/2006/main" xmlns:w14="http://schemas.microsoft.com/office/word/2010/wordml" xmlns:w15="http://schemas.microsoft.com/office/word/2012/wordml" xmlns:w16cex="http://schemas.microsoft.com/office/word/2018/wordml/cex" xmlns:w16cid="http://schemas.microsoft.com/office/word/2016/wordml/cid" xmlns:w16="http://schemas.microsoft.com/office/word/2018/wordml" xmlns:w16sdtdh="http://schemas.microsoft.com/office/word/2020/wordml/sdtdatahash" xmlns:w16se="http://schemas.microsoft.com/office/word/2015/wordml/symex" xmlns:wpg="http://schemas.microsoft.com/office/word/2010/wordprocessingGroup" xmlns:wpi="http://schemas.microsoft.com/office/word/2010/wordprocessingInk" xmlns:wne="http://schemas.microsoft.com/office/word/2006/wordml" xmlns:wps="http://schemas.microsoft.com/office/word/2010/wordprocessingShape" mc:Ignorable="w14 w15 w16se w16cid w16 w16cex w16sdtdh wp14">
+<w:hdr xmlns:wpc="http://schemas.microsoft.com/office/word/2010/wordprocessingCanvas" xmlns:cx="http://schemas.microsoft.com/office/drawing/2014/chartex" xmlns:cx1="http://schemas.microsoft.com/office/drawing/2015/9/8/chartex" xmlns:cx2="http://schemas.microsoft.com/office/drawing/2015/10/21/chartex" xmlns:cx3="http://schemas.microsoft.com/office/drawing/2016/5/9/chartex" xmlns:cx4="http://schemas.microsoft.com/office/drawing/2016/5/10/chartex" xmlns:cx5="http://schemas.microsoft.com/office/drawing/2016/5/11/chartex" xmlns:cx6="http://schemas.microsoft.com/office/drawing/2016/5/12/chartex" xmlns:cx7="http://schemas.microsoft.com/office/drawing/2016/5/13/chartex" xmlns:cx8="http://schemas.microsoft.com/office/drawing/2016/5/14/chartex" xmlns:mc="http://schemas.openxmlformats.org/markup-compatibility/2006" xmlns:aink="http://schemas.microsoft.com/office/drawing/2016/ink" xmlns:am3d="http://schemas.microsoft.com/office/drawing/2017/model3d" xmlns:o="urn:schemas-microsoft-com:office:office" xmlns:oel="http://schemas.microsoft.com/office/2019/extlst" xmlns:r="http://schemas.openxmlformats.org/officeDocument/2006/relationships" xmlns:m="http://schemas.openxmlformats.org/officeDocument/2006/math" xmlns:v="urn:schemas-microsoft-com:vml" xmlns:wp14="http://schemas.microsoft.com/office/word/2010/wordprocessingDrawing" xmlns:wp="http://schemas.openxmlformats.org/drawingml/2006/wordprocessingDrawing" xmlns:w10="urn:schemas-microsoft-com:office:word" xmlns:w="http://schemas.openxmlformats.org/wordprocessingml/2006/main" xmlns:w14="http://schemas.microsoft.com/office/word/2010/wordml" xmlns:w15="http://schemas.microsoft.com/office/word/2012/wordml" xmlns:w16cex="http://schemas.microsoft.com/office/word/2018/wordml/cex" xmlns:w16cid="http://schemas.microsoft.com/office/word/2016/wordml/cid" xmlns:w16="http://schemas.microsoft.com/office/word/2018/wordml" xmlns:w16sdtdh="http://schemas.microsoft.com/office/word/2020/wordml/sdtdatahash" xmlns:w16se="http://schemas.microsoft.com/office/word/2015/wordml/symex" xmlns:wpg="http://schemas.microsoft.com/office/word/2010/wordprocessingGroup" xmlns:wpi="http://schemas.microsoft.com/office/word/2010/wordprocessingInk" xmlns:wne="http://schemas.microsoft.com/office/word/2006/wordml" xmlns:wps="http://schemas.microsoft.com/office/word/2010/wordprocessingShape" mc:Ignorable="w14 w15 w16se w16cid w16 w16cex w16sdtdh wp14">
   <w:p>
     <w:pPr>
       <w:pStyle w:val="a4"/>
@@ -9180,7 +8692,7 @@
 </file>
 
 <file path=word/header4.xml><?xml version="1.0" encoding="utf-8"?>
-<w:hdr xmlns:wpc="http://schemas.microsoft.com/office/word/2010/wordprocessingCanvas" xmlns:cx="http://schemas.microsoft.com/office/drawing/2014/chartex" xmlns:cx1="http://schemas.microsoft.com/office/drawing/2015/9/8/chartex" xmlns:cx2="http://schemas.microsoft.com/office/drawing/2015/10/21/chartex" xmlns:cx3="http://schemas.microsoft.com/office/drawing/2016/5/9/chartex" xmlns:cx4="http://schemas.microsoft.com/office/drawing/2016/5/10/chartex" xmlns:cx5="http://schemas.microsoft.com/office/drawing/2016/5/11/chartex" xmlns:cx6="http://schemas.microsoft.com/office/drawing/2016/5/12/chartex" xmlns:cx7="http://schemas.microsoft.com/office/drawing/2016/5/13/chartex" xmlns:cx8="http://schemas.microsoft.com/office/drawing/2016/5/14/chartex" xmlns:mc="http://schemas.openxmlformats.org/markup-compatibility/2006" xmlns:aink="http://schemas.microsoft.com/office/drawing/2016/ink" xmlns:am3d="http://schemas.microsoft.com/office/drawing/2017/model3d" xmlns:o="urn:schemas-microsoft-com:office:office" xmlns:r="http://schemas.openxmlformats.org/officeDocument/2006/relationships" xmlns:m="http://schemas.openxmlformats.org/officeDocument/2006/math" xmlns:v="urn:schemas-microsoft-com:vml" xmlns:wp14="http://schemas.microsoft.com/office/word/2010/wordprocessingDrawing" xmlns:wp="http://schemas.openxmlformats.org/drawingml/2006/wordprocessingDrawing" xmlns:w10="urn:schemas-microsoft-com:office:word" xmlns:w="http://schemas.openxmlformats.org/wordprocessingml/2006/main" xmlns:w14="http://schemas.microsoft.com/office/word/2010/wordml" xmlns:w15="http://schemas.microsoft.com/office/word/2012/wordml" xmlns:w16cex="http://schemas.microsoft.com/office/word/2018/wordml/cex" xmlns:w16cid="http://schemas.microsoft.com/office/word/2016/wordml/cid" xmlns:w16="http://schemas.microsoft.com/office/word/2018/wordml" xmlns:w16sdtdh="http://schemas.microsoft.com/office/word/2020/wordml/sdtdatahash" xmlns:w16se="http://schemas.microsoft.com/office/word/2015/wordml/symex" xmlns:wpg="http://schemas.microsoft.com/office/word/2010/wordprocessingGroup" xmlns:wpi="http://schemas.microsoft.com/office/word/2010/wordprocessingInk" xmlns:wne="http://schemas.microsoft.com/office/word/2006/wordml" xmlns:wps="http://schemas.microsoft.com/office/word/2010/wordprocessingShape" mc:Ignorable="w14 w15 w16se w16cid w16 w16cex w16sdtdh wp14">
+<w:hdr xmlns:wpc="http://schemas.microsoft.com/office/word/2010/wordprocessingCanvas" xmlns:cx="http://schemas.microsoft.com/office/drawing/2014/chartex" xmlns:cx1="http://schemas.microsoft.com/office/drawing/2015/9/8/chartex" xmlns:cx2="http://schemas.microsoft.com/office/drawing/2015/10/21/chartex" xmlns:cx3="http://schemas.microsoft.com/office/drawing/2016/5/9/chartex" xmlns:cx4="http://schemas.microsoft.com/office/drawing/2016/5/10/chartex" xmlns:cx5="http://schemas.microsoft.com/office/drawing/2016/5/11/chartex" xmlns:cx6="http://schemas.microsoft.com/office/drawing/2016/5/12/chartex" xmlns:cx7="http://schemas.microsoft.com/office/drawing/2016/5/13/chartex" xmlns:cx8="http://schemas.microsoft.com/office/drawing/2016/5/14/chartex" xmlns:mc="http://schemas.openxmlformats.org/markup-compatibility/2006" xmlns:aink="http://schemas.microsoft.com/office/drawing/2016/ink" xmlns:am3d="http://schemas.microsoft.com/office/drawing/2017/model3d" xmlns:o="urn:schemas-microsoft-com:office:office" xmlns:oel="http://schemas.microsoft.com/office/2019/extlst" xmlns:r="http://schemas.openxmlformats.org/officeDocument/2006/relationships" xmlns:m="http://schemas.openxmlformats.org/officeDocument/2006/math" xmlns:v="urn:schemas-microsoft-com:vml" xmlns:wp14="http://schemas.microsoft.com/office/word/2010/wordprocessingDrawing" xmlns:wp="http://schemas.openxmlformats.org/drawingml/2006/wordprocessingDrawing" xmlns:w10="urn:schemas-microsoft-com:office:word" xmlns:w="http://schemas.openxmlformats.org/wordprocessingml/2006/main" xmlns:w14="http://schemas.microsoft.com/office/word/2010/wordml" xmlns:w15="http://schemas.microsoft.com/office/word/2012/wordml" xmlns:w16cex="http://schemas.microsoft.com/office/word/2018/wordml/cex" xmlns:w16cid="http://schemas.microsoft.com/office/word/2016/wordml/cid" xmlns:w16="http://schemas.microsoft.com/office/word/2018/wordml" xmlns:w16sdtdh="http://schemas.microsoft.com/office/word/2020/wordml/sdtdatahash" xmlns:w16se="http://schemas.microsoft.com/office/word/2015/wordml/symex" xmlns:wpg="http://schemas.microsoft.com/office/word/2010/wordprocessingGroup" xmlns:wpi="http://schemas.microsoft.com/office/word/2010/wordprocessingInk" xmlns:wne="http://schemas.microsoft.com/office/word/2006/wordml" xmlns:wps="http://schemas.microsoft.com/office/word/2010/wordprocessingShape" mc:Ignorable="w14 w15 w16se w16cid w16 w16cex w16sdtdh wp14">
   <w:tbl>
     <w:tblPr>
       <w:tblW w:w="5198" w:type="pct"/>
@@ -9325,7 +8837,7 @@
 </file>
 
 <file path=word/header5.xml><?xml version="1.0" encoding="utf-8"?>
-<w:hdr xmlns:wpc="http://schemas.microsoft.com/office/word/2010/wordprocessingCanvas" xmlns:cx="http://schemas.microsoft.com/office/drawing/2014/chartex" xmlns:cx1="http://schemas.microsoft.com/office/drawing/2015/9/8/chartex" xmlns:cx2="http://schemas.microsoft.com/office/drawing/2015/10/21/chartex" xmlns:cx3="http://schemas.microsoft.com/office/drawing/2016/5/9/chartex" xmlns:cx4="http://schemas.microsoft.com/office/drawing/2016/5/10/chartex" xmlns:cx5="http://schemas.microsoft.com/office/drawing/2016/5/11/chartex" xmlns:cx6="http://schemas.microsoft.com/office/drawing/2016/5/12/chartex" xmlns:cx7="http://schemas.microsoft.com/office/drawing/2016/5/13/chartex" xmlns:cx8="http://schemas.microsoft.com/office/drawing/2016/5/14/chartex" xmlns:mc="http://schemas.openxmlformats.org/markup-compatibility/2006" xmlns:aink="http://schemas.microsoft.com/office/drawing/2016/ink" xmlns:am3d="http://schemas.microsoft.com/office/drawing/2017/model3d" xmlns:o="urn:schemas-microsoft-com:office:office" xmlns:r="http://schemas.openxmlformats.org/officeDocument/2006/relationships" xmlns:m="http://schemas.openxmlformats.org/officeDocument/2006/math" xmlns:v="urn:schemas-microsoft-com:vml" xmlns:wp14="http://schemas.microsoft.com/office/word/2010/wordprocessingDrawing" xmlns:wp="http://schemas.openxmlformats.org/drawingml/2006/wordprocessingDrawing" xmlns:w10="urn:schemas-microsoft-com:office:word" xmlns:w="http://schemas.openxmlformats.org/wordprocessingml/2006/main" xmlns:w14="http://schemas.microsoft.com/office/word/2010/wordml" xmlns:w15="http://schemas.microsoft.com/office/word/2012/wordml" xmlns:w16cex="http://schemas.microsoft.com/office/word/2018/wordml/cex" xmlns:w16cid="http://schemas.microsoft.com/office/word/2016/wordml/cid" xmlns:w16="http://schemas.microsoft.com/office/word/2018/wordml" xmlns:w16sdtdh="http://schemas.microsoft.com/office/word/2020/wordml/sdtdatahash" xmlns:w16se="http://schemas.microsoft.com/office/word/2015/wordml/symex" xmlns:wpg="http://schemas.microsoft.com/office/word/2010/wordprocessingGroup" xmlns:wpi="http://schemas.microsoft.com/office/word/2010/wordprocessingInk" xmlns:wne="http://schemas.microsoft.com/office/word/2006/wordml" xmlns:wps="http://schemas.microsoft.com/office/word/2010/wordprocessingShape" mc:Ignorable="w14 w15 w16se w16cid w16 w16cex w16sdtdh wp14">
+<w:hdr xmlns:wpc="http://schemas.microsoft.com/office/word/2010/wordprocessingCanvas" xmlns:cx="http://schemas.microsoft.com/office/drawing/2014/chartex" xmlns:cx1="http://schemas.microsoft.com/office/drawing/2015/9/8/chartex" xmlns:cx2="http://schemas.microsoft.com/office/drawing/2015/10/21/chartex" xmlns:cx3="http://schemas.microsoft.com/office/drawing/2016/5/9/chartex" xmlns:cx4="http://schemas.microsoft.com/office/drawing/2016/5/10/chartex" xmlns:cx5="http://schemas.microsoft.com/office/drawing/2016/5/11/chartex" xmlns:cx6="http://schemas.microsoft.com/office/drawing/2016/5/12/chartex" xmlns:cx7="http://schemas.microsoft.com/office/drawing/2016/5/13/chartex" xmlns:cx8="http://schemas.microsoft.com/office/drawing/2016/5/14/chartex" xmlns:mc="http://schemas.openxmlformats.org/markup-compatibility/2006" xmlns:aink="http://schemas.microsoft.com/office/drawing/2016/ink" xmlns:am3d="http://schemas.microsoft.com/office/drawing/2017/model3d" xmlns:o="urn:schemas-microsoft-com:office:office" xmlns:oel="http://schemas.microsoft.com/office/2019/extlst" xmlns:r="http://schemas.openxmlformats.org/officeDocument/2006/relationships" xmlns:m="http://schemas.openxmlformats.org/officeDocument/2006/math" xmlns:v="urn:schemas-microsoft-com:vml" xmlns:wp14="http://schemas.microsoft.com/office/word/2010/wordprocessingDrawing" xmlns:wp="http://schemas.openxmlformats.org/drawingml/2006/wordprocessingDrawing" xmlns:w10="urn:schemas-microsoft-com:office:word" xmlns:w="http://schemas.openxmlformats.org/wordprocessingml/2006/main" xmlns:w14="http://schemas.microsoft.com/office/word/2010/wordml" xmlns:w15="http://schemas.microsoft.com/office/word/2012/wordml" xmlns:w16cex="http://schemas.microsoft.com/office/word/2018/wordml/cex" xmlns:w16cid="http://schemas.microsoft.com/office/word/2016/wordml/cid" xmlns:w16="http://schemas.microsoft.com/office/word/2018/wordml" xmlns:w16sdtdh="http://schemas.microsoft.com/office/word/2020/wordml/sdtdatahash" xmlns:w16se="http://schemas.microsoft.com/office/word/2015/wordml/symex" xmlns:wpg="http://schemas.microsoft.com/office/word/2010/wordprocessingGroup" xmlns:wpi="http://schemas.microsoft.com/office/word/2010/wordprocessingInk" xmlns:wne="http://schemas.microsoft.com/office/word/2006/wordml" xmlns:wps="http://schemas.microsoft.com/office/word/2010/wordprocessingShape" mc:Ignorable="w14 w15 w16se w16cid w16 w16cex w16sdtdh wp14">
   <w:tbl>
     <w:tblPr>
       <w:tblW w:w="5000" w:type="pct"/>
@@ -9472,7 +8984,7 @@
 </file>
 
 <file path=word/numbering.xml><?xml version="1.0" encoding="utf-8"?>
-<w:numbering xmlns:wpc="http://schemas.microsoft.com/office/word/2010/wordprocessingCanvas" xmlns:cx="http://schemas.microsoft.com/office/drawing/2014/chartex" xmlns:cx1="http://schemas.microsoft.com/office/drawing/2015/9/8/chartex" xmlns:cx2="http://schemas.microsoft.com/office/drawing/2015/10/21/chartex" xmlns:cx3="http://schemas.microsoft.com/office/drawing/2016/5/9/chartex" xmlns:cx4="http://schemas.microsoft.com/office/drawing/2016/5/10/chartex" xmlns:cx5="http://schemas.microsoft.com/office/drawing/2016/5/11/chartex" xmlns:cx6="http://schemas.microsoft.com/office/drawing/2016/5/12/chartex" xmlns:cx7="http://schemas.microsoft.com/office/drawing/2016/5/13/chartex" xmlns:cx8="http://schemas.microsoft.com/office/drawing/2016/5/14/chartex" xmlns:mc="http://schemas.openxmlformats.org/markup-compatibility/2006" xmlns:aink="http://schemas.microsoft.com/office/drawing/2016/ink" xmlns:am3d="http://schemas.microsoft.com/office/drawing/2017/model3d" xmlns:o="urn:schemas-microsoft-com:office:office" xmlns:r="http://schemas.openxmlformats.org/officeDocument/2006/relationships" xmlns:m="http://schemas.openxmlformats.org/officeDocument/2006/math" xmlns:v="urn:schemas-microsoft-com:vml" xmlns:wp14="http://schemas.microsoft.com/office/word/2010/wordprocessingDrawing" xmlns:wp="http://schemas.openxmlformats.org/drawingml/2006/wordprocessingDrawing" xmlns:w10="urn:schemas-microsoft-com:office:word" xmlns:w="http://schemas.openxmlformats.org/wordprocessingml/2006/main" xmlns:w14="http://schemas.microsoft.com/office/word/2010/wordml" xmlns:w15="http://schemas.microsoft.com/office/word/2012/wordml" xmlns:w16cex="http://schemas.microsoft.com/office/word/2018/wordml/cex" xmlns:w16cid="http://schemas.microsoft.com/office/word/2016/wordml/cid" xmlns:w16="http://schemas.microsoft.com/office/word/2018/wordml" xmlns:w16sdtdh="http://schemas.microsoft.com/office/word/2020/wordml/sdtdatahash" xmlns:w16se="http://schemas.microsoft.com/office/word/2015/wordml/symex" xmlns:wpg="http://schemas.microsoft.com/office/word/2010/wordprocessingGroup" xmlns:wpi="http://schemas.microsoft.com/office/word/2010/wordprocessingInk" xmlns:wne="http://schemas.microsoft.com/office/word/2006/wordml" xmlns:wps="http://schemas.microsoft.com/office/word/2010/wordprocessingShape" mc:Ignorable="w14 w15 w16se w16cid w16 w16cex w16sdtdh wp14">
+<w:numbering xmlns:wpc="http://schemas.microsoft.com/office/word/2010/wordprocessingCanvas" xmlns:cx="http://schemas.microsoft.com/office/drawing/2014/chartex" xmlns:cx1="http://schemas.microsoft.com/office/drawing/2015/9/8/chartex" xmlns:cx2="http://schemas.microsoft.com/office/drawing/2015/10/21/chartex" xmlns:cx3="http://schemas.microsoft.com/office/drawing/2016/5/9/chartex" xmlns:cx4="http://schemas.microsoft.com/office/drawing/2016/5/10/chartex" xmlns:cx5="http://schemas.microsoft.com/office/drawing/2016/5/11/chartex" xmlns:cx6="http://schemas.microsoft.com/office/drawing/2016/5/12/chartex" xmlns:cx7="http://schemas.microsoft.com/office/drawing/2016/5/13/chartex" xmlns:cx8="http://schemas.microsoft.com/office/drawing/2016/5/14/chartex" xmlns:mc="http://schemas.openxmlformats.org/markup-compatibility/2006" xmlns:aink="http://schemas.microsoft.com/office/drawing/2016/ink" xmlns:am3d="http://schemas.microsoft.com/office/drawing/2017/model3d" xmlns:o="urn:schemas-microsoft-com:office:office" xmlns:oel="http://schemas.microsoft.com/office/2019/extlst" xmlns:r="http://schemas.openxmlformats.org/officeDocument/2006/relationships" xmlns:m="http://schemas.openxmlformats.org/officeDocument/2006/math" xmlns:v="urn:schemas-microsoft-com:vml" xmlns:wp14="http://schemas.microsoft.com/office/word/2010/wordprocessingDrawing" xmlns:wp="http://schemas.openxmlformats.org/drawingml/2006/wordprocessingDrawing" xmlns:w10="urn:schemas-microsoft-com:office:word" xmlns:w="http://schemas.openxmlformats.org/wordprocessingml/2006/main" xmlns:w14="http://schemas.microsoft.com/office/word/2010/wordml" xmlns:w15="http://schemas.microsoft.com/office/word/2012/wordml" xmlns:w16cex="http://schemas.microsoft.com/office/word/2018/wordml/cex" xmlns:w16cid="http://schemas.microsoft.com/office/word/2016/wordml/cid" xmlns:w16="http://schemas.microsoft.com/office/word/2018/wordml" xmlns:w16sdtdh="http://schemas.microsoft.com/office/word/2020/wordml/sdtdatahash" xmlns:w16se="http://schemas.microsoft.com/office/word/2015/wordml/symex" xmlns:wpg="http://schemas.microsoft.com/office/word/2010/wordprocessingGroup" xmlns:wpi="http://schemas.microsoft.com/office/word/2010/wordprocessingInk" xmlns:wne="http://schemas.microsoft.com/office/word/2006/wordml" xmlns:wps="http://schemas.microsoft.com/office/word/2010/wordprocessingShape" mc:Ignorable="w14 w15 w16se w16cid w16 w16cex w16sdtdh wp14">
   <w:abstractNum w:abstractNumId="0" w15:restartNumberingAfterBreak="0">
     <w:nsid w:val="0F2E025A"/>
     <w:multiLevelType w:val="hybridMultilevel"/>
@@ -9951,19 +9463,19 @@
       </w:pPr>
     </w:lvl>
   </w:abstractNum>
-  <w:num w:numId="1">
+  <w:num w:numId="1" w16cid:durableId="415980103">
     <w:abstractNumId w:val="0"/>
   </w:num>
-  <w:num w:numId="2">
+  <w:num w:numId="2" w16cid:durableId="92943990">
     <w:abstractNumId w:val="3"/>
   </w:num>
-  <w:num w:numId="3">
+  <w:num w:numId="3" w16cid:durableId="1258830762">
     <w:abstractNumId w:val="4"/>
   </w:num>
-  <w:num w:numId="4">
+  <w:num w:numId="4" w16cid:durableId="1176268361">
     <w:abstractNumId w:val="2"/>
   </w:num>
-  <w:num w:numId="5">
+  <w:num w:numId="5" w16cid:durableId="916012444">
     <w:abstractNumId w:val="1"/>
   </w:num>
 </w:numbering>
